--- a/manuscript/world_development_blinded_resubmission.docx
+++ b/manuscript/world_development_blinded_resubmission.docx
@@ -586,7 +586,7 @@
     </w:p>
     <w:p>
       <w:r>
-        <w:t>The decomposition is not one-sided, however. For the project-type share the recipient dimension contributes comparably (incremental recipient R² = 0.225 vs donor 0.131): which recipient a donor serves independently predicts the modality mix, consistent with recipients differing in implementation capacity, in the projects they can host, and in the terms they negotiate. Architecture is therefore jointly produced — supplied in systematically different forms by different donors, and filtered by recipient context — rather than dictated by either side.</w:t>
+        <w:t>The decomposition is not one-sided, however. For the project-type share the recipient dimension contributes comparably (incremental recipient R² = 0.225 vs donor 0.131): which recipient a donor serves independently predicts the modality mix, consistent with recipients differing in implementation capacity, in the projects they can host, and in the terms they negotiate. The full donor- and recipient-side decomposition for every margin is reported in the Supplement (Table S2). Architecture is therefore jointly produced — supplied in systematically different forms by different donors, and filtered by recipient context — rather than dictated by either side.</w:t>
       </w:r>
     </w:p>
     <w:p>
@@ -632,7 +632,7 @@
     </w:p>
     <w:p>
       <w:r>
-        <w:t>Across adjustment sets A–C the TC coefficient on GDP per capita moves from -0.134 to -0.369 — directionally stable and larger in magnitude under the aggressive macroeconomic controls — while the manufacturing coefficient stays in a narrow negative range (-5.379 to -3.861). We describe this as directional stability, not robustness: the intervals remain broad in every adjustment set, and stability of the point-estimate sign is consistent both with a weak underlying association and with a stable selection pattern.</w:t>
+        <w:t>Across adjustment sets A–C the TC coefficient on GDP per capita moves from -0.134 to -0.369 — directionally stable and larger in magnitude under the aggressive macroeconomic controls — while the manufacturing coefficient stays in a narrow negative range (-5.379 to -3.861). We describe this as directional stability, not robustness: the intervals remain broad in every adjustment set, and stability of the point-estimate sign is consistent both with a weak underlying association and with a stable selection pattern. The full adjustment-set sensitivity grid is in the Supplement (Table S3).</w:t>
       </w:r>
     </w:p>
     <w:p>
@@ -645,7 +645,7 @@
     </w:p>
     <w:p>
       <w:r>
-        <w:t>Table 4 summarizes the pre-registered suite. A lead placebo (architecture measured three years after the outcome window) yields β = -0.230 (p = 0.166), compatible with zero — future architecture does not "explain" past outcomes, so the primary specification is not simply detecting persistent country heterogeneity through reverse timing. A pseudo-outcome (urban-population share) likewise shows no significant aid-type term, consistent with the estimates reflecting development-related covariation rather than a mechanical feature of the share regressors. A within-year permutation of aid-type share vectors (200 draws, fixed seed) places the observed TC coefficient (-0.203) beyond |β| of all but 2% of randomized allocations (permutation mean -0.0026, sd 0.083). This last statistic is an extremeness share, not a conventional p-value: it shows the observed coefficient is unusually negative relative to what the same machinery produces on randomly reassigned — but real — architecture portfolios. Crucially it does not rule out confounding by indication, because the permutation preserves the mapping from architecture to whatever recipient characteristics originally attracted it.</w:t>
+        <w:t>Table 4 summarizes the pre-registered suite. A lead placebo (architecture measured three years after the outcome window) yields β = -0.230 (p = 0.166), compatible with zero — future architecture does not "explain" past outcomes, so the primary specification is not simply detecting persistent country heterogeneity through reverse timing. A pseudo-outcome (urban-population share) likewise shows no significant aid-type term, consistent with the estimates reflecting development-related covariation rather than a mechanical feature of the share regressors. A within-year permutation of aid-type share vectors (200 draws, fixed seed) places the observed TC coefficient (-0.203) beyond |β| of all but 2% of randomized allocations (permutation mean -0.0026, sd 0.083). This last statistic is an extremeness share, not a conventional p-value: it shows the observed coefficient is unusually negative relative to what the same machinery produces on randomly reassigned — but real — architecture portfolios. Crucially it does not rule out confounding by indication, because the permutation preserves the mapping from architecture to whatever recipient characteristics originally attracted it. The complete falsification results are in the Supplement (Table S4).</w:t>
       </w:r>
     </w:p>
     <w:p>

--- a/manuscript/world_development_blinded_resubmission.docx
+++ b/manuscript/world_development_blinded_resubmission.docx
@@ -563,7 +563,7 @@
     </w:p>
     <w:p>
       <w:r>
-        <w:t>Figure 1 shows the evolution of disbursement-weighted aid-type and channel shares across the panel. Project-type interventions dominate the aid-type composition throughout the period (disbursement-weighted mean 41%), with pooled and earmarked contributions a substantial second category (22%); budget support (7%) and standalone technical cooperation (2%) each remain single-digit shares of disbursements by value. On the channel margin, multilateral implementation carries the largest average share (28%), ahead of recipient-government systems (19%), but the split between government, NGO, multilateral, and other implementation differs widely across dyads and years — precisely the variation the decomposition and the outcome regressions exploit. The ODA/GDP histogram is relegated to the Supplement (Figure S1).</w:t>
+        <w:t>Figure 1 shows the evolution of disbursement-weighted aid-type and channel shares across the panel. Project-type interventions dominate the aid-type composition throughout the period (disbursement-weighted mean 41%), with pooled and earmarked contributions a substantial second category (22%); budget support (7%) and standalone technical cooperation (2%) each remain single-digit shares of disbursements by value. On the channel margin, multilateral implementation carries the largest average share (28%), ahead of recipient-government systems (19%), but the split between government, NGO, multilateral, and other implementation differs widely across dyads and years — precisely the variation the decomposition and the outcome regressions exploit. The ODA/GDP histogram is shown in Figure A1 (Appendix).</w:t>
       </w:r>
     </w:p>
     <w:p>
@@ -586,7 +586,7 @@
     </w:p>
     <w:p>
       <w:r>
-        <w:t>The decomposition is not one-sided, however. For the project-type share the recipient dimension contributes comparably (incremental recipient R² = 0.225 vs donor 0.131): which recipient a donor serves independently predicts the modality mix, consistent with recipients differing in implementation capacity, in the projects they can host, and in the terms they negotiate. The full donor- and recipient-side decomposition for every margin is reported in the Supplement (Table S2). Architecture is therefore jointly produced — supplied in systematically different forms by different donors, and filtered by recipient context — rather than dictated by either side.</w:t>
+        <w:t>The decomposition is not one-sided, however. For the project-type share the recipient dimension contributes comparably (incremental recipient R² = 0.225 vs donor 0.131): which recipient a donor serves independently predicts the modality mix, consistent with recipients differing in implementation capacity, in the projects they can host, and in the terms they negotiate. The full donor- and recipient-side decomposition for every margin is reported in full (Table A1, Appendix). Architecture is therefore jointly produced — supplied in systematically different forms by different donors, and filtered by recipient context — rather than dictated by either side.</w:t>
       </w:r>
     </w:p>
     <w:p>
@@ -604,7 +604,7 @@
     </w:p>
     <w:p>
       <w:r>
-        <w:t>Table 3 reports the technical-cooperation-share coefficients across lag windows for the primary outcomes; the full 320-coefficient grid over all architecture margins, outcomes, windows, and adjustment sets is in the Supplement (Table S1). We focus on the TC share because it is the sharpest architectural contrast the data offer: a modality whose stated purpose is capacity transfer, measured separately from the capacity-relevant question of who implements the underlying projects.</w:t>
+        <w:t>Table 3 reports the technical-cooperation-share coefficients across lag windows for the primary outcomes; the full 320-coefficient grid over all architecture margins, outcomes, windows, and adjustment sets is reported in Table A2 (Appendix). We focus on the TC share because it is the sharpest architectural contrast the data offer: a modality whose stated purpose is capacity transfer, measured separately from the capacity-relevant question of who implements the underlying projects.</w:t>
       </w:r>
     </w:p>
     <w:p>
@@ -627,12 +627,12 @@
     </w:p>
     <w:p>
       <w:r>
-        <w:t>Figure 3 shows TC-share coefficients by window in chronological order for the primary outcomes (secondary outcomes — tax/GDP and electricity access — are in Supplement Figure S2). Two descriptive features stand out. First, the negative point estimates for GDP per capita do not attenuate monotonically with horizon: the 6–10-year point estimate is the most negative, and we do not read a clean temporal mechanism into the pattern — imprecision is too large to distinguish attenuation from amplification. Second, the sample thins at longer windows — fewer exposure years have 11–15 years of observable outcomes — so intervals widen correspondingly and the far-horizon estimates are the least precise.</w:t>
+        <w:t>Figure 3 shows TC-share coefficients by window in chronological order for the primary outcomes (secondary outcomes — tax/GDP and electricity access — are shown in Figure A2 (Appendix). Two descriptive features stand out. First, the negative point estimates for GDP per capita do not attenuate monotonically with horizon: the 6–10-year point estimate is the most negative, and we do not read a clean temporal mechanism into the pattern — imprecision is too large to distinguish attenuation from amplification. Second, the sample thins at longer windows — fewer exposure years have 11–15 years of observable outcomes — so intervals widen correspondingly and the far-horizon estimates are the least precise.</w:t>
       </w:r>
     </w:p>
     <w:p>
       <w:r>
-        <w:t>Across adjustment sets A–C the TC coefficient on GDP per capita moves from -0.134 to -0.369 — directionally stable and larger in magnitude under the aggressive macroeconomic controls — while the manufacturing coefficient stays in a narrow negative range (-5.379 to -3.861). We describe this as directional stability, not robustness: the intervals remain broad in every adjustment set, and stability of the point-estimate sign is consistent both with a weak underlying association and with a stable selection pattern. The full adjustment-set sensitivity grid is in the Supplement (Table S3).</w:t>
+        <w:t>Across adjustment sets A–C the TC coefficient on GDP per capita moves from -0.134 to -0.369 — directionally stable and larger in magnitude under the aggressive macroeconomic controls — while the manufacturing coefficient stays in a narrow negative range (-5.379 to -3.861). We describe this as directional stability, not robustness: the intervals remain broad in every adjustment set, and stability of the point-estimate sign is consistent both with a weak underlying association and with a stable selection pattern. The full adjustment-set sensitivity grid is in the sensitivity grid is reported in Table A3 (Appendix).</w:t>
       </w:r>
     </w:p>
     <w:p>
@@ -645,7 +645,7 @@
     </w:p>
     <w:p>
       <w:r>
-        <w:t>Table 4 summarizes the pre-registered suite. A lead placebo (architecture measured three years after the outcome window) yields β = -0.230 (p = 0.166), compatible with zero — future architecture does not "explain" past outcomes, so the primary specification is not simply detecting persistent country heterogeneity through reverse timing. A pseudo-outcome (urban-population share) likewise shows no significant aid-type term, consistent with the estimates reflecting development-related covariation rather than a mechanical feature of the share regressors. A within-year permutation of aid-type share vectors (200 draws, fixed seed) places the observed TC coefficient (-0.203) beyond |β| of all but 2% of randomized allocations (permutation mean -0.0026, sd 0.083). This last statistic is an extremeness share, not a conventional p-value: it shows the observed coefficient is unusually negative relative to what the same machinery produces on randomly reassigned — but real — architecture portfolios. Crucially it does not rule out confounding by indication, because the permutation preserves the mapping from architecture to whatever recipient characteristics originally attracted it. The complete falsification results are in the Supplement (Table S4).</w:t>
+        <w:t>Table 4 summarizes the pre-registered suite. A lead placebo (architecture measured three years after the outcome window) yields β = -0.230 (p = 0.166), compatible with zero — future architecture does not "explain" past outcomes, so the primary specification is not simply detecting persistent country heterogeneity through reverse timing. A pseudo-outcome (urban-population share) likewise shows no significant aid-type term, consistent with the estimates reflecting development-related covariation rather than a mechanical feature of the share regressors. A within-year permutation of aid-type share vectors (200 draws, fixed seed) places the observed TC coefficient (-0.203) beyond |β| of all but 2% of randomized allocations (permutation mean -0.0026, sd 0.083). This last statistic is an extremeness share, not a conventional p-value: it shows the observed coefficient is unusually negative relative to what the same machinery produces on randomly reassigned — but real — architecture portfolios. Crucially it does not rule out confounding by indication, because the permutation preserves the mapping from architecture to whatever recipient characteristics originally attracted it. The complete falsification results are reported in Table A4 (Appendix).</w:t>
       </w:r>
     </w:p>
     <w:p>
@@ -2555,6 +2555,8083 @@
         <w:pStyle w:val="Heading1"/>
       </w:pPr>
       <w:r>
+        <w:t>Appendix</w:t>
+      </w:r>
+    </w:p>
+    <w:p>
+      <w:r>
+        <w:rPr>
+          <w:b/>
+        </w:rPr>
+        <w:t>Table A1. Donor/recipient decomposition (full).</w:t>
+      </w:r>
+    </w:p>
+    <w:tbl>
+      <w:tblPr>
+        <w:tblStyle w:val="TableGrid"/>
+        <w:tblW w:type="auto" w:w="0"/>
+        <w:tblLook w:firstColumn="1" w:firstRow="1" w:lastColumn="0" w:lastRow="0" w:noHBand="0" w:noVBand="1" w:val="04A0"/>
+      </w:tblPr>
+      <w:tblGrid>
+        <w:gridCol w:w="864"/>
+        <w:gridCol w:w="864"/>
+        <w:gridCol w:w="864"/>
+        <w:gridCol w:w="864"/>
+        <w:gridCol w:w="864"/>
+        <w:gridCol w:w="864"/>
+        <w:gridCol w:w="864"/>
+        <w:gridCol w:w="864"/>
+        <w:gridCol w:w="864"/>
+        <w:gridCol w:w="864"/>
+      </w:tblGrid>
+      <w:tr>
+        <w:tc>
+          <w:tcPr>
+            <w:tcW w:type="dxa" w:w="864"/>
+          </w:tcPr>
+          <w:p>
+            <w:r>
+              <w:t>var</w:t>
+            </w:r>
+          </w:p>
+        </w:tc>
+        <w:tc>
+          <w:tcPr>
+            <w:tcW w:type="dxa" w:w="864"/>
+          </w:tcPr>
+          <w:p>
+            <w:r>
+              <w:t>r2_full</w:t>
+            </w:r>
+          </w:p>
+        </w:tc>
+        <w:tc>
+          <w:tcPr>
+            <w:tcW w:type="dxa" w:w="864"/>
+          </w:tcPr>
+          <w:p>
+            <w:r>
+              <w:t>r2_donoronly</w:t>
+            </w:r>
+          </w:p>
+        </w:tc>
+        <w:tc>
+          <w:tcPr>
+            <w:tcW w:type="dxa" w:w="864"/>
+          </w:tcPr>
+          <w:p>
+            <w:r>
+              <w:t>r2_recipient_year</w:t>
+            </w:r>
+          </w:p>
+        </w:tc>
+        <w:tc>
+          <w:tcPr>
+            <w:tcW w:type="dxa" w:w="864"/>
+          </w:tcPr>
+          <w:p>
+            <w:r>
+              <w:t>r2_year_only</w:t>
+            </w:r>
+          </w:p>
+        </w:tc>
+        <w:tc>
+          <w:tcPr>
+            <w:tcW w:type="dxa" w:w="864"/>
+          </w:tcPr>
+          <w:p>
+            <w:r>
+              <w:t>incr_r2_donor</w:t>
+            </w:r>
+          </w:p>
+        </w:tc>
+        <w:tc>
+          <w:tcPr>
+            <w:tcW w:type="dxa" w:w="864"/>
+          </w:tcPr>
+          <w:p>
+            <w:r>
+              <w:t>incr_r2_recipient</w:t>
+            </w:r>
+          </w:p>
+        </w:tc>
+        <w:tc>
+          <w:tcPr>
+            <w:tcW w:type="dxa" w:w="864"/>
+          </w:tcPr>
+          <w:p>
+            <w:r>
+              <w:t>incr_r2_donor_vs_year</w:t>
+            </w:r>
+          </w:p>
+        </w:tc>
+        <w:tc>
+          <w:tcPr>
+            <w:tcW w:type="dxa" w:w="864"/>
+          </w:tcPr>
+          <w:p>
+            <w:r>
+              <w:t>r2_null</w:t>
+            </w:r>
+          </w:p>
+        </w:tc>
+        <w:tc>
+          <w:tcPr>
+            <w:tcW w:type="dxa" w:w="864"/>
+          </w:tcPr>
+          <w:p>
+            <w:r>
+              <w:t>n</w:t>
+            </w:r>
+          </w:p>
+        </w:tc>
+      </w:tr>
+      <w:tr>
+        <w:tc>
+          <w:tcPr>
+            <w:tcW w:type="dxa" w:w="864"/>
+          </w:tcPr>
+          <w:p>
+            <w:r>
+              <w:t>share_aidtype_technical_cooperation</w:t>
+            </w:r>
+          </w:p>
+        </w:tc>
+        <w:tc>
+          <w:tcPr>
+            <w:tcW w:type="dxa" w:w="864"/>
+          </w:tcPr>
+          <w:p>
+            <w:r>
+              <w:t>0.3496</w:t>
+            </w:r>
+          </w:p>
+        </w:tc>
+        <w:tc>
+          <w:tcPr>
+            <w:tcW w:type="dxa" w:w="864"/>
+          </w:tcPr>
+          <w:p>
+            <w:r>
+              <w:t>0.2983</w:t>
+            </w:r>
+          </w:p>
+        </w:tc>
+        <w:tc>
+          <w:tcPr>
+            <w:tcW w:type="dxa" w:w="864"/>
+          </w:tcPr>
+          <w:p>
+            <w:r>
+              <w:t>0.101</w:t>
+            </w:r>
+          </w:p>
+        </w:tc>
+        <w:tc>
+          <w:tcPr>
+            <w:tcW w:type="dxa" w:w="864"/>
+          </w:tcPr>
+          <w:p>
+            <w:r>
+              <w:t>0.041</w:t>
+            </w:r>
+          </w:p>
+        </w:tc>
+        <w:tc>
+          <w:tcPr>
+            <w:tcW w:type="dxa" w:w="864"/>
+          </w:tcPr>
+          <w:p>
+            <w:r>
+              <w:t>0.2486</w:t>
+            </w:r>
+          </w:p>
+        </w:tc>
+        <w:tc>
+          <w:tcPr>
+            <w:tcW w:type="dxa" w:w="864"/>
+          </w:tcPr>
+          <w:p>
+            <w:r>
+              <w:t>0.0513</w:t>
+            </w:r>
+          </w:p>
+        </w:tc>
+        <w:tc>
+          <w:tcPr>
+            <w:tcW w:type="dxa" w:w="864"/>
+          </w:tcPr>
+          <w:p>
+            <w:r>
+              <w:t>0.2573</w:t>
+            </w:r>
+          </w:p>
+        </w:tc>
+        <w:tc>
+          <w:tcPr>
+            <w:tcW w:type="dxa" w:w="864"/>
+          </w:tcPr>
+          <w:p>
+            <w:r>
+              <w:t>0.0</w:t>
+            </w:r>
+          </w:p>
+        </w:tc>
+        <w:tc>
+          <w:tcPr>
+            <w:tcW w:type="dxa" w:w="864"/>
+          </w:tcPr>
+          <w:p>
+            <w:r>
+              <w:t>145790</w:t>
+            </w:r>
+          </w:p>
+        </w:tc>
+      </w:tr>
+      <w:tr>
+        <w:tc>
+          <w:tcPr>
+            <w:tcW w:type="dxa" w:w="864"/>
+          </w:tcPr>
+          <w:p>
+            <w:r>
+              <w:t>share_aidtype_project</w:t>
+            </w:r>
+          </w:p>
+        </w:tc>
+        <w:tc>
+          <w:tcPr>
+            <w:tcW w:type="dxa" w:w="864"/>
+          </w:tcPr>
+          <w:p>
+            <w:r>
+              <w:t>0.6712</w:t>
+            </w:r>
+          </w:p>
+        </w:tc>
+        <w:tc>
+          <w:tcPr>
+            <w:tcW w:type="dxa" w:w="864"/>
+          </w:tcPr>
+          <w:p>
+            <w:r>
+              <w:t>0.4465</w:t>
+            </w:r>
+          </w:p>
+        </w:tc>
+        <w:tc>
+          <w:tcPr>
+            <w:tcW w:type="dxa" w:w="864"/>
+          </w:tcPr>
+          <w:p>
+            <w:r>
+              <w:t>0.5406</w:t>
+            </w:r>
+          </w:p>
+        </w:tc>
+        <w:tc>
+          <w:tcPr>
+            <w:tcW w:type="dxa" w:w="864"/>
+          </w:tcPr>
+          <w:p>
+            <w:r>
+              <w:t>0.1502</w:t>
+            </w:r>
+          </w:p>
+        </w:tc>
+        <w:tc>
+          <w:tcPr>
+            <w:tcW w:type="dxa" w:w="864"/>
+          </w:tcPr>
+          <w:p>
+            <w:r>
+              <w:t>0.1307</w:t>
+            </w:r>
+          </w:p>
+        </w:tc>
+        <w:tc>
+          <w:tcPr>
+            <w:tcW w:type="dxa" w:w="864"/>
+          </w:tcPr>
+          <w:p>
+            <w:r>
+              <w:t>0.2248</w:t>
+            </w:r>
+          </w:p>
+        </w:tc>
+        <w:tc>
+          <w:tcPr>
+            <w:tcW w:type="dxa" w:w="864"/>
+          </w:tcPr>
+          <w:p>
+            <w:r>
+              <w:t>0.2963</w:t>
+            </w:r>
+          </w:p>
+        </w:tc>
+        <w:tc>
+          <w:tcPr>
+            <w:tcW w:type="dxa" w:w="864"/>
+          </w:tcPr>
+          <w:p>
+            <w:r>
+              <w:t>0.0</w:t>
+            </w:r>
+          </w:p>
+        </w:tc>
+        <w:tc>
+          <w:tcPr>
+            <w:tcW w:type="dxa" w:w="864"/>
+          </w:tcPr>
+          <w:p>
+            <w:r>
+              <w:t>145790</w:t>
+            </w:r>
+          </w:p>
+        </w:tc>
+      </w:tr>
+      <w:tr>
+        <w:tc>
+          <w:tcPr>
+            <w:tcW w:type="dxa" w:w="864"/>
+          </w:tcPr>
+          <w:p>
+            <w:r>
+              <w:t>share_aidtype_budget_support</w:t>
+            </w:r>
+          </w:p>
+        </w:tc>
+        <w:tc>
+          <w:tcPr>
+            <w:tcW w:type="dxa" w:w="864"/>
+          </w:tcPr>
+          <w:p>
+            <w:r>
+              <w:t>0.4991</w:t>
+            </w:r>
+          </w:p>
+        </w:tc>
+        <w:tc>
+          <w:tcPr>
+            <w:tcW w:type="dxa" w:w="864"/>
+          </w:tcPr>
+          <w:p>
+            <w:r>
+              <w:t>0.385</w:t>
+            </w:r>
+          </w:p>
+        </w:tc>
+        <w:tc>
+          <w:tcPr>
+            <w:tcW w:type="dxa" w:w="864"/>
+          </w:tcPr>
+          <w:p>
+            <w:r>
+              <w:t>0.2312</w:t>
+            </w:r>
+          </w:p>
+        </w:tc>
+        <w:tc>
+          <w:tcPr>
+            <w:tcW w:type="dxa" w:w="864"/>
+          </w:tcPr>
+          <w:p>
+            <w:r>
+              <w:t>0.0263</w:t>
+            </w:r>
+          </w:p>
+        </w:tc>
+        <w:tc>
+          <w:tcPr>
+            <w:tcW w:type="dxa" w:w="864"/>
+          </w:tcPr>
+          <w:p>
+            <w:r>
+              <w:t>0.2679</w:t>
+            </w:r>
+          </w:p>
+        </w:tc>
+        <w:tc>
+          <w:tcPr>
+            <w:tcW w:type="dxa" w:w="864"/>
+          </w:tcPr>
+          <w:p>
+            <w:r>
+              <w:t>0.1141</w:t>
+            </w:r>
+          </w:p>
+        </w:tc>
+        <w:tc>
+          <w:tcPr>
+            <w:tcW w:type="dxa" w:w="864"/>
+          </w:tcPr>
+          <w:p>
+            <w:r>
+              <w:t>0.3587</w:t>
+            </w:r>
+          </w:p>
+        </w:tc>
+        <w:tc>
+          <w:tcPr>
+            <w:tcW w:type="dxa" w:w="864"/>
+          </w:tcPr>
+          <w:p>
+            <w:r>
+              <w:t>0.0</w:t>
+            </w:r>
+          </w:p>
+        </w:tc>
+        <w:tc>
+          <w:tcPr>
+            <w:tcW w:type="dxa" w:w="864"/>
+          </w:tcPr>
+          <w:p>
+            <w:r>
+              <w:t>145790</w:t>
+            </w:r>
+          </w:p>
+        </w:tc>
+      </w:tr>
+      <w:tr>
+        <w:tc>
+          <w:tcPr>
+            <w:tcW w:type="dxa" w:w="864"/>
+          </w:tcPr>
+          <w:p>
+            <w:r>
+              <w:t>share_channel_public_recipient</w:t>
+            </w:r>
+          </w:p>
+        </w:tc>
+        <w:tc>
+          <w:tcPr>
+            <w:tcW w:type="dxa" w:w="864"/>
+          </w:tcPr>
+          <w:p>
+            <w:r>
+              <w:t>0.6241</w:t>
+            </w:r>
+          </w:p>
+        </w:tc>
+        <w:tc>
+          <w:tcPr>
+            <w:tcW w:type="dxa" w:w="864"/>
+          </w:tcPr>
+          <w:p>
+            <w:r>
+              <w:t>0.5182</w:t>
+            </w:r>
+          </w:p>
+        </w:tc>
+        <w:tc>
+          <w:tcPr>
+            <w:tcW w:type="dxa" w:w="864"/>
+          </w:tcPr>
+          <w:p>
+            <w:r>
+              <w:t>0.4008</w:t>
+            </w:r>
+          </w:p>
+        </w:tc>
+        <w:tc>
+          <w:tcPr>
+            <w:tcW w:type="dxa" w:w="864"/>
+          </w:tcPr>
+          <w:p>
+            <w:r>
+              <w:t>0.0845</w:t>
+            </w:r>
+          </w:p>
+        </w:tc>
+        <w:tc>
+          <w:tcPr>
+            <w:tcW w:type="dxa" w:w="864"/>
+          </w:tcPr>
+          <w:p>
+            <w:r>
+              <w:t>0.2233</w:t>
+            </w:r>
+          </w:p>
+        </w:tc>
+        <w:tc>
+          <w:tcPr>
+            <w:tcW w:type="dxa" w:w="864"/>
+          </w:tcPr>
+          <w:p>
+            <w:r>
+              <w:t>0.1059</w:t>
+            </w:r>
+          </w:p>
+        </w:tc>
+        <w:tc>
+          <w:tcPr>
+            <w:tcW w:type="dxa" w:w="864"/>
+          </w:tcPr>
+          <w:p>
+            <w:r>
+              <w:t>0.4337</w:t>
+            </w:r>
+          </w:p>
+        </w:tc>
+        <w:tc>
+          <w:tcPr>
+            <w:tcW w:type="dxa" w:w="864"/>
+          </w:tcPr>
+          <w:p>
+            <w:r>
+              <w:t>0.0</w:t>
+            </w:r>
+          </w:p>
+        </w:tc>
+        <w:tc>
+          <w:tcPr>
+            <w:tcW w:type="dxa" w:w="864"/>
+          </w:tcPr>
+          <w:p>
+            <w:r>
+              <w:t>145790</w:t>
+            </w:r>
+          </w:p>
+        </w:tc>
+      </w:tr>
+      <w:tr>
+        <w:tc>
+          <w:tcPr>
+            <w:tcW w:type="dxa" w:w="864"/>
+          </w:tcPr>
+          <w:p>
+            <w:r>
+              <w:t>share_channel_ngo</w:t>
+            </w:r>
+          </w:p>
+        </w:tc>
+        <w:tc>
+          <w:tcPr>
+            <w:tcW w:type="dxa" w:w="864"/>
+          </w:tcPr>
+          <w:p>
+            <w:r>
+              <w:t>0.4523</w:t>
+            </w:r>
+          </w:p>
+        </w:tc>
+        <w:tc>
+          <w:tcPr>
+            <w:tcW w:type="dxa" w:w="864"/>
+          </w:tcPr>
+          <w:p>
+            <w:r>
+              <w:t>0.2615</w:t>
+            </w:r>
+          </w:p>
+        </w:tc>
+        <w:tc>
+          <w:tcPr>
+            <w:tcW w:type="dxa" w:w="864"/>
+          </w:tcPr>
+          <w:p>
+            <w:r>
+              <w:t>0.1766</w:t>
+            </w:r>
+          </w:p>
+        </w:tc>
+        <w:tc>
+          <w:tcPr>
+            <w:tcW w:type="dxa" w:w="864"/>
+          </w:tcPr>
+          <w:p>
+            <w:r>
+              <w:t>0.0426</w:t>
+            </w:r>
+          </w:p>
+        </w:tc>
+        <w:tc>
+          <w:tcPr>
+            <w:tcW w:type="dxa" w:w="864"/>
+          </w:tcPr>
+          <w:p>
+            <w:r>
+              <w:t>0.2757</w:t>
+            </w:r>
+          </w:p>
+        </w:tc>
+        <w:tc>
+          <w:tcPr>
+            <w:tcW w:type="dxa" w:w="864"/>
+          </w:tcPr>
+          <w:p>
+            <w:r>
+              <w:t>0.1908</w:t>
+            </w:r>
+          </w:p>
+        </w:tc>
+        <w:tc>
+          <w:tcPr>
+            <w:tcW w:type="dxa" w:w="864"/>
+          </w:tcPr>
+          <w:p>
+            <w:r>
+              <w:t>0.2188</w:t>
+            </w:r>
+          </w:p>
+        </w:tc>
+        <w:tc>
+          <w:tcPr>
+            <w:tcW w:type="dxa" w:w="864"/>
+          </w:tcPr>
+          <w:p>
+            <w:r>
+              <w:t>0.0</w:t>
+            </w:r>
+          </w:p>
+        </w:tc>
+        <w:tc>
+          <w:tcPr>
+            <w:tcW w:type="dxa" w:w="864"/>
+          </w:tcPr>
+          <w:p>
+            <w:r>
+              <w:t>145790</w:t>
+            </w:r>
+          </w:p>
+        </w:tc>
+      </w:tr>
+      <w:tr>
+        <w:tc>
+          <w:tcPr>
+            <w:tcW w:type="dxa" w:w="864"/>
+          </w:tcPr>
+          <w:p>
+            <w:r>
+              <w:t>share_tc_usd_irtc</w:t>
+            </w:r>
+          </w:p>
+        </w:tc>
+        <w:tc>
+          <w:tcPr>
+            <w:tcW w:type="dxa" w:w="864"/>
+          </w:tcPr>
+          <w:p>
+            <w:r>
+              <w:t>0.004</w:t>
+            </w:r>
+          </w:p>
+        </w:tc>
+        <w:tc>
+          <w:tcPr>
+            <w:tcW w:type="dxa" w:w="864"/>
+          </w:tcPr>
+          <w:p>
+            <w:r>
+              <w:t>0.0018</w:t>
+            </w:r>
+          </w:p>
+        </w:tc>
+        <w:tc>
+          <w:tcPr>
+            <w:tcW w:type="dxa" w:w="864"/>
+          </w:tcPr>
+          <w:p>
+            <w:r>
+              <w:t>0.0029</w:t>
+            </w:r>
+          </w:p>
+        </w:tc>
+        <w:tc>
+          <w:tcPr>
+            <w:tcW w:type="dxa" w:w="864"/>
+          </w:tcPr>
+          <w:p>
+            <w:r>
+              <w:t>0.0008</w:t>
+            </w:r>
+          </w:p>
+        </w:tc>
+        <w:tc>
+          <w:tcPr>
+            <w:tcW w:type="dxa" w:w="864"/>
+          </w:tcPr>
+          <w:p>
+            <w:r>
+              <w:t>0.0011</w:t>
+            </w:r>
+          </w:p>
+        </w:tc>
+        <w:tc>
+          <w:tcPr>
+            <w:tcW w:type="dxa" w:w="864"/>
+          </w:tcPr>
+          <w:p>
+            <w:r>
+              <w:t>0.0022</w:t>
+            </w:r>
+          </w:p>
+        </w:tc>
+        <w:tc>
+          <w:tcPr>
+            <w:tcW w:type="dxa" w:w="864"/>
+          </w:tcPr>
+          <w:p>
+            <w:r>
+              <w:t>0.001</w:t>
+            </w:r>
+          </w:p>
+        </w:tc>
+        <w:tc>
+          <w:tcPr>
+            <w:tcW w:type="dxa" w:w="864"/>
+          </w:tcPr>
+          <w:p>
+            <w:r>
+              <w:t>0.0</w:t>
+            </w:r>
+          </w:p>
+        </w:tc>
+        <w:tc>
+          <w:tcPr>
+            <w:tcW w:type="dxa" w:w="864"/>
+          </w:tcPr>
+          <w:p>
+            <w:r>
+              <w:t>145790</w:t>
+            </w:r>
+          </w:p>
+        </w:tc>
+      </w:tr>
+    </w:tbl>
+    <w:p>
+      <w:r>
+        <w:rPr>
+          <w:b/>
+        </w:rPr>
+        <w:t>Table A2. Full coefficient grid (all terms, outcomes, windows, adjustment sets; first 60 rows).</w:t>
+      </w:r>
+    </w:p>
+    <w:tbl>
+      <w:tblPr>
+        <w:tblStyle w:val="TableGrid"/>
+        <w:tblW w:type="auto" w:w="0"/>
+        <w:tblLook w:firstColumn="1" w:firstRow="1" w:lastColumn="0" w:lastRow="0" w:noHBand="0" w:noVBand="1" w:val="04A0"/>
+      </w:tblPr>
+      <w:tblGrid>
+        <w:gridCol w:w="960"/>
+        <w:gridCol w:w="960"/>
+        <w:gridCol w:w="960"/>
+        <w:gridCol w:w="960"/>
+        <w:gridCol w:w="960"/>
+        <w:gridCol w:w="960"/>
+        <w:gridCol w:w="960"/>
+        <w:gridCol w:w="960"/>
+        <w:gridCol w:w="960"/>
+      </w:tblGrid>
+      <w:tr>
+        <w:tc>
+          <w:tcPr>
+            <w:tcW w:type="dxa" w:w="960"/>
+          </w:tcPr>
+          <w:p>
+            <w:r>
+              <w:t>window</w:t>
+            </w:r>
+          </w:p>
+        </w:tc>
+        <w:tc>
+          <w:tcPr>
+            <w:tcW w:type="dxa" w:w="960"/>
+          </w:tcPr>
+          <w:p>
+            <w:r>
+              <w:t>outcome</w:t>
+            </w:r>
+          </w:p>
+        </w:tc>
+        <w:tc>
+          <w:tcPr>
+            <w:tcW w:type="dxa" w:w="960"/>
+          </w:tcPr>
+          <w:p>
+            <w:r>
+              <w:t>xset</w:t>
+            </w:r>
+          </w:p>
+        </w:tc>
+        <w:tc>
+          <w:tcPr>
+            <w:tcW w:type="dxa" w:w="960"/>
+          </w:tcPr>
+          <w:p>
+            <w:r>
+              <w:t>term</w:t>
+            </w:r>
+          </w:p>
+        </w:tc>
+        <w:tc>
+          <w:tcPr>
+            <w:tcW w:type="dxa" w:w="960"/>
+          </w:tcPr>
+          <w:p>
+            <w:r>
+              <w:t>beta</w:t>
+            </w:r>
+          </w:p>
+        </w:tc>
+        <w:tc>
+          <w:tcPr>
+            <w:tcW w:type="dxa" w:w="960"/>
+          </w:tcPr>
+          <w:p>
+            <w:r>
+              <w:t>se</w:t>
+            </w:r>
+          </w:p>
+        </w:tc>
+        <w:tc>
+          <w:tcPr>
+            <w:tcW w:type="dxa" w:w="960"/>
+          </w:tcPr>
+          <w:p>
+            <w:r>
+              <w:t>p</w:t>
+            </w:r>
+          </w:p>
+        </w:tc>
+        <w:tc>
+          <w:tcPr>
+            <w:tcW w:type="dxa" w:w="960"/>
+          </w:tcPr>
+          <w:p>
+            <w:r>
+              <w:t>n</w:t>
+            </w:r>
+          </w:p>
+        </w:tc>
+        <w:tc>
+          <w:tcPr>
+            <w:tcW w:type="dxa" w:w="960"/>
+          </w:tcPr>
+          <w:p>
+            <w:r>
+              <w:t>r2_within</w:t>
+            </w:r>
+          </w:p>
+        </w:tc>
+      </w:tr>
+      <w:tr>
+        <w:tc>
+          <w:tcPr>
+            <w:tcW w:type="dxa" w:w="960"/>
+          </w:tcPr>
+          <w:p>
+            <w:r>
+              <w:t>w1_2</w:t>
+            </w:r>
+          </w:p>
+        </w:tc>
+        <w:tc>
+          <w:tcPr>
+            <w:tcW w:type="dxa" w:w="960"/>
+          </w:tcPr>
+          <w:p>
+            <w:r>
+              <w:t>log_gdppc</w:t>
+            </w:r>
+          </w:p>
+        </w:tc>
+        <w:tc>
+          <w:tcPr>
+            <w:tcW w:type="dxa" w:w="960"/>
+          </w:tcPr>
+          <w:p>
+            <w:r>
+              <w:t>aidtype</w:t>
+            </w:r>
+          </w:p>
+        </w:tc>
+        <w:tc>
+          <w:tcPr>
+            <w:tcW w:type="dxa" w:w="960"/>
+          </w:tcPr>
+          <w:p>
+            <w:r>
+              <w:t>share_aidtype_technical_cooperation</w:t>
+            </w:r>
+          </w:p>
+        </w:tc>
+        <w:tc>
+          <w:tcPr>
+            <w:tcW w:type="dxa" w:w="960"/>
+          </w:tcPr>
+          <w:p>
+            <w:r>
+              <w:t>-0.2242</w:t>
+            </w:r>
+          </w:p>
+        </w:tc>
+        <w:tc>
+          <w:tcPr>
+            <w:tcW w:type="dxa" w:w="960"/>
+          </w:tcPr>
+          <w:p>
+            <w:r>
+              <w:t>0.1724</w:t>
+            </w:r>
+          </w:p>
+        </w:tc>
+        <w:tc>
+          <w:tcPr>
+            <w:tcW w:type="dxa" w:w="960"/>
+          </w:tcPr>
+          <w:p>
+            <w:r>
+              <w:t>0.1934</w:t>
+            </w:r>
+          </w:p>
+        </w:tc>
+        <w:tc>
+          <w:tcPr>
+            <w:tcW w:type="dxa" w:w="960"/>
+          </w:tcPr>
+          <w:p>
+            <w:r>
+              <w:t>3804</w:t>
+            </w:r>
+          </w:p>
+        </w:tc>
+        <w:tc>
+          <w:tcPr>
+            <w:tcW w:type="dxa" w:w="960"/>
+          </w:tcPr>
+          <w:p>
+            <w:r>
+              <w:t>0.1761</w:t>
+            </w:r>
+          </w:p>
+        </w:tc>
+      </w:tr>
+      <w:tr>
+        <w:tc>
+          <w:tcPr>
+            <w:tcW w:type="dxa" w:w="960"/>
+          </w:tcPr>
+          <w:p>
+            <w:r>
+              <w:t>w1_2</w:t>
+            </w:r>
+          </w:p>
+        </w:tc>
+        <w:tc>
+          <w:tcPr>
+            <w:tcW w:type="dxa" w:w="960"/>
+          </w:tcPr>
+          <w:p>
+            <w:r>
+              <w:t>log_gdppc</w:t>
+            </w:r>
+          </w:p>
+        </w:tc>
+        <w:tc>
+          <w:tcPr>
+            <w:tcW w:type="dxa" w:w="960"/>
+          </w:tcPr>
+          <w:p>
+            <w:r>
+              <w:t>aidtype</w:t>
+            </w:r>
+          </w:p>
+        </w:tc>
+        <w:tc>
+          <w:tcPr>
+            <w:tcW w:type="dxa" w:w="960"/>
+          </w:tcPr>
+          <w:p>
+            <w:r>
+              <w:t>share_aidtype_budget_support</w:t>
+            </w:r>
+          </w:p>
+        </w:tc>
+        <w:tc>
+          <w:tcPr>
+            <w:tcW w:type="dxa" w:w="960"/>
+          </w:tcPr>
+          <w:p>
+            <w:r>
+              <w:t>-0.0699</w:t>
+            </w:r>
+          </w:p>
+        </w:tc>
+        <w:tc>
+          <w:tcPr>
+            <w:tcW w:type="dxa" w:w="960"/>
+          </w:tcPr>
+          <w:p>
+            <w:r>
+              <w:t>0.0548</w:t>
+            </w:r>
+          </w:p>
+        </w:tc>
+        <w:tc>
+          <w:tcPr>
+            <w:tcW w:type="dxa" w:w="960"/>
+          </w:tcPr>
+          <w:p>
+            <w:r>
+              <w:t>0.202</w:t>
+            </w:r>
+          </w:p>
+        </w:tc>
+        <w:tc>
+          <w:tcPr>
+            <w:tcW w:type="dxa" w:w="960"/>
+          </w:tcPr>
+          <w:p>
+            <w:r>
+              <w:t>3804</w:t>
+            </w:r>
+          </w:p>
+        </w:tc>
+        <w:tc>
+          <w:tcPr>
+            <w:tcW w:type="dxa" w:w="960"/>
+          </w:tcPr>
+          <w:p>
+            <w:r>
+              <w:t>0.1761</w:t>
+            </w:r>
+          </w:p>
+        </w:tc>
+      </w:tr>
+      <w:tr>
+        <w:tc>
+          <w:tcPr>
+            <w:tcW w:type="dxa" w:w="960"/>
+          </w:tcPr>
+          <w:p>
+            <w:r>
+              <w:t>w1_2</w:t>
+            </w:r>
+          </w:p>
+        </w:tc>
+        <w:tc>
+          <w:tcPr>
+            <w:tcW w:type="dxa" w:w="960"/>
+          </w:tcPr>
+          <w:p>
+            <w:r>
+              <w:t>log_gdppc</w:t>
+            </w:r>
+          </w:p>
+        </w:tc>
+        <w:tc>
+          <w:tcPr>
+            <w:tcW w:type="dxa" w:w="960"/>
+          </w:tcPr>
+          <w:p>
+            <w:r>
+              <w:t>aidtype</w:t>
+            </w:r>
+          </w:p>
+        </w:tc>
+        <w:tc>
+          <w:tcPr>
+            <w:tcW w:type="dxa" w:w="960"/>
+          </w:tcPr>
+          <w:p>
+            <w:r>
+              <w:t>share_aidtype_project</w:t>
+            </w:r>
+          </w:p>
+        </w:tc>
+        <w:tc>
+          <w:tcPr>
+            <w:tcW w:type="dxa" w:w="960"/>
+          </w:tcPr>
+          <w:p>
+            <w:r>
+              <w:t>0.0212</w:t>
+            </w:r>
+          </w:p>
+        </w:tc>
+        <w:tc>
+          <w:tcPr>
+            <w:tcW w:type="dxa" w:w="960"/>
+          </w:tcPr>
+          <w:p>
+            <w:r>
+              <w:t>0.0474</w:t>
+            </w:r>
+          </w:p>
+        </w:tc>
+        <w:tc>
+          <w:tcPr>
+            <w:tcW w:type="dxa" w:w="960"/>
+          </w:tcPr>
+          <w:p>
+            <w:r>
+              <w:t>0.655</w:t>
+            </w:r>
+          </w:p>
+        </w:tc>
+        <w:tc>
+          <w:tcPr>
+            <w:tcW w:type="dxa" w:w="960"/>
+          </w:tcPr>
+          <w:p>
+            <w:r>
+              <w:t>3804</w:t>
+            </w:r>
+          </w:p>
+        </w:tc>
+        <w:tc>
+          <w:tcPr>
+            <w:tcW w:type="dxa" w:w="960"/>
+          </w:tcPr>
+          <w:p>
+            <w:r>
+              <w:t>0.1761</w:t>
+            </w:r>
+          </w:p>
+        </w:tc>
+      </w:tr>
+      <w:tr>
+        <w:tc>
+          <w:tcPr>
+            <w:tcW w:type="dxa" w:w="960"/>
+          </w:tcPr>
+          <w:p>
+            <w:r>
+              <w:t>w1_2</w:t>
+            </w:r>
+          </w:p>
+        </w:tc>
+        <w:tc>
+          <w:tcPr>
+            <w:tcW w:type="dxa" w:w="960"/>
+          </w:tcPr>
+          <w:p>
+            <w:r>
+              <w:t>log_gdppc</w:t>
+            </w:r>
+          </w:p>
+        </w:tc>
+        <w:tc>
+          <w:tcPr>
+            <w:tcW w:type="dxa" w:w="960"/>
+          </w:tcPr>
+          <w:p>
+            <w:r>
+              <w:t>aidtype</w:t>
+            </w:r>
+          </w:p>
+        </w:tc>
+        <w:tc>
+          <w:tcPr>
+            <w:tcW w:type="dxa" w:w="960"/>
+          </w:tcPr>
+          <w:p>
+            <w:r>
+              <w:t>share_aidtype_pooled_earmarked</w:t>
+            </w:r>
+          </w:p>
+        </w:tc>
+        <w:tc>
+          <w:tcPr>
+            <w:tcW w:type="dxa" w:w="960"/>
+          </w:tcPr>
+          <w:p>
+            <w:r>
+              <w:t>-0.3564</w:t>
+            </w:r>
+          </w:p>
+        </w:tc>
+        <w:tc>
+          <w:tcPr>
+            <w:tcW w:type="dxa" w:w="960"/>
+          </w:tcPr>
+          <w:p>
+            <w:r>
+              <w:t>0.2132</w:t>
+            </w:r>
+          </w:p>
+        </w:tc>
+        <w:tc>
+          <w:tcPr>
+            <w:tcW w:type="dxa" w:w="960"/>
+          </w:tcPr>
+          <w:p>
+            <w:r>
+              <w:t>0.0947</w:t>
+            </w:r>
+          </w:p>
+        </w:tc>
+        <w:tc>
+          <w:tcPr>
+            <w:tcW w:type="dxa" w:w="960"/>
+          </w:tcPr>
+          <w:p>
+            <w:r>
+              <w:t>3804</w:t>
+            </w:r>
+          </w:p>
+        </w:tc>
+        <w:tc>
+          <w:tcPr>
+            <w:tcW w:type="dxa" w:w="960"/>
+          </w:tcPr>
+          <w:p>
+            <w:r>
+              <w:t>0.1761</w:t>
+            </w:r>
+          </w:p>
+        </w:tc>
+      </w:tr>
+      <w:tr>
+        <w:tc>
+          <w:tcPr>
+            <w:tcW w:type="dxa" w:w="960"/>
+          </w:tcPr>
+          <w:p>
+            <w:r>
+              <w:t>w1_2</w:t>
+            </w:r>
+          </w:p>
+        </w:tc>
+        <w:tc>
+          <w:tcPr>
+            <w:tcW w:type="dxa" w:w="960"/>
+          </w:tcPr>
+          <w:p>
+            <w:r>
+              <w:t>log_gdppc</w:t>
+            </w:r>
+          </w:p>
+        </w:tc>
+        <w:tc>
+          <w:tcPr>
+            <w:tcW w:type="dxa" w:w="960"/>
+          </w:tcPr>
+          <w:p>
+            <w:r>
+              <w:t>aidtype</w:t>
+            </w:r>
+          </w:p>
+        </w:tc>
+        <w:tc>
+          <w:tcPr>
+            <w:tcW w:type="dxa" w:w="960"/>
+          </w:tcPr>
+          <w:p>
+            <w:r>
+              <w:t>share_aidtype_ngo_core</w:t>
+            </w:r>
+          </w:p>
+        </w:tc>
+        <w:tc>
+          <w:tcPr>
+            <w:tcW w:type="dxa" w:w="960"/>
+          </w:tcPr>
+          <w:p>
+            <w:r>
+              <w:t>-0.9944</w:t>
+            </w:r>
+          </w:p>
+        </w:tc>
+        <w:tc>
+          <w:tcPr>
+            <w:tcW w:type="dxa" w:w="960"/>
+          </w:tcPr>
+          <w:p>
+            <w:r>
+              <w:t>0.5828</w:t>
+            </w:r>
+          </w:p>
+        </w:tc>
+        <w:tc>
+          <w:tcPr>
+            <w:tcW w:type="dxa" w:w="960"/>
+          </w:tcPr>
+          <w:p>
+            <w:r>
+              <w:t>0.088</w:t>
+            </w:r>
+          </w:p>
+        </w:tc>
+        <w:tc>
+          <w:tcPr>
+            <w:tcW w:type="dxa" w:w="960"/>
+          </w:tcPr>
+          <w:p>
+            <w:r>
+              <w:t>3804</w:t>
+            </w:r>
+          </w:p>
+        </w:tc>
+        <w:tc>
+          <w:tcPr>
+            <w:tcW w:type="dxa" w:w="960"/>
+          </w:tcPr>
+          <w:p>
+            <w:r>
+              <w:t>0.1761</w:t>
+            </w:r>
+          </w:p>
+        </w:tc>
+      </w:tr>
+      <w:tr>
+        <w:tc>
+          <w:tcPr>
+            <w:tcW w:type="dxa" w:w="960"/>
+          </w:tcPr>
+          <w:p>
+            <w:r>
+              <w:t>w1_2</w:t>
+            </w:r>
+          </w:p>
+        </w:tc>
+        <w:tc>
+          <w:tcPr>
+            <w:tcW w:type="dxa" w:w="960"/>
+          </w:tcPr>
+          <w:p>
+            <w:r>
+              <w:t>log_gdppc</w:t>
+            </w:r>
+          </w:p>
+        </w:tc>
+        <w:tc>
+          <w:tcPr>
+            <w:tcW w:type="dxa" w:w="960"/>
+          </w:tcPr>
+          <w:p>
+            <w:r>
+              <w:t>aidtype</w:t>
+            </w:r>
+          </w:p>
+        </w:tc>
+        <w:tc>
+          <w:tcPr>
+            <w:tcW w:type="dxa" w:w="960"/>
+          </w:tcPr>
+          <w:p>
+            <w:r>
+              <w:t>share_aidtype_scholarships_students</w:t>
+            </w:r>
+          </w:p>
+        </w:tc>
+        <w:tc>
+          <w:tcPr>
+            <w:tcW w:type="dxa" w:w="960"/>
+          </w:tcPr>
+          <w:p>
+            <w:r>
+              <w:t>-0.0843</w:t>
+            </w:r>
+          </w:p>
+        </w:tc>
+        <w:tc>
+          <w:tcPr>
+            <w:tcW w:type="dxa" w:w="960"/>
+          </w:tcPr>
+          <w:p>
+            <w:r>
+              <w:t>0.2668</w:t>
+            </w:r>
+          </w:p>
+        </w:tc>
+        <w:tc>
+          <w:tcPr>
+            <w:tcW w:type="dxa" w:w="960"/>
+          </w:tcPr>
+          <w:p>
+            <w:r>
+              <w:t>0.7519</w:t>
+            </w:r>
+          </w:p>
+        </w:tc>
+        <w:tc>
+          <w:tcPr>
+            <w:tcW w:type="dxa" w:w="960"/>
+          </w:tcPr>
+          <w:p>
+            <w:r>
+              <w:t>3804</w:t>
+            </w:r>
+          </w:p>
+        </w:tc>
+        <w:tc>
+          <w:tcPr>
+            <w:tcW w:type="dxa" w:w="960"/>
+          </w:tcPr>
+          <w:p>
+            <w:r>
+              <w:t>0.1761</w:t>
+            </w:r>
+          </w:p>
+        </w:tc>
+      </w:tr>
+      <w:tr>
+        <w:tc>
+          <w:tcPr>
+            <w:tcW w:type="dxa" w:w="960"/>
+          </w:tcPr>
+          <w:p>
+            <w:r>
+              <w:t>w1_2</w:t>
+            </w:r>
+          </w:p>
+        </w:tc>
+        <w:tc>
+          <w:tcPr>
+            <w:tcW w:type="dxa" w:w="960"/>
+          </w:tcPr>
+          <w:p>
+            <w:r>
+              <w:t>log_gdppc</w:t>
+            </w:r>
+          </w:p>
+        </w:tc>
+        <w:tc>
+          <w:tcPr>
+            <w:tcW w:type="dxa" w:w="960"/>
+          </w:tcPr>
+          <w:p>
+            <w:r>
+              <w:t>aidtype</w:t>
+            </w:r>
+          </w:p>
+        </w:tc>
+        <w:tc>
+          <w:tcPr>
+            <w:tcW w:type="dxa" w:w="960"/>
+          </w:tcPr>
+          <w:p>
+            <w:r>
+              <w:t>share_aidtype_admin_refugee_awareness</w:t>
+            </w:r>
+          </w:p>
+        </w:tc>
+        <w:tc>
+          <w:tcPr>
+            <w:tcW w:type="dxa" w:w="960"/>
+          </w:tcPr>
+          <w:p>
+            <w:r>
+              <w:t>-1.7053</w:t>
+            </w:r>
+          </w:p>
+        </w:tc>
+        <w:tc>
+          <w:tcPr>
+            <w:tcW w:type="dxa" w:w="960"/>
+          </w:tcPr>
+          <w:p>
+            <w:r>
+              <w:t>0.5198</w:t>
+            </w:r>
+          </w:p>
+        </w:tc>
+        <w:tc>
+          <w:tcPr>
+            <w:tcW w:type="dxa" w:w="960"/>
+          </w:tcPr>
+          <w:p>
+            <w:r>
+              <w:t>0.001</w:t>
+            </w:r>
+          </w:p>
+        </w:tc>
+        <w:tc>
+          <w:tcPr>
+            <w:tcW w:type="dxa" w:w="960"/>
+          </w:tcPr>
+          <w:p>
+            <w:r>
+              <w:t>3804</w:t>
+            </w:r>
+          </w:p>
+        </w:tc>
+        <w:tc>
+          <w:tcPr>
+            <w:tcW w:type="dxa" w:w="960"/>
+          </w:tcPr>
+          <w:p>
+            <w:r>
+              <w:t>0.1761</w:t>
+            </w:r>
+          </w:p>
+        </w:tc>
+      </w:tr>
+      <w:tr>
+        <w:tc>
+          <w:tcPr>
+            <w:tcW w:type="dxa" w:w="960"/>
+          </w:tcPr>
+          <w:p>
+            <w:r>
+              <w:t>w1_2</w:t>
+            </w:r>
+          </w:p>
+        </w:tc>
+        <w:tc>
+          <w:tcPr>
+            <w:tcW w:type="dxa" w:w="960"/>
+          </w:tcPr>
+          <w:p>
+            <w:r>
+              <w:t>log_gdppc</w:t>
+            </w:r>
+          </w:p>
+        </w:tc>
+        <w:tc>
+          <w:tcPr>
+            <w:tcW w:type="dxa" w:w="960"/>
+          </w:tcPr>
+          <w:p>
+            <w:r>
+              <w:t>channel</w:t>
+            </w:r>
+          </w:p>
+        </w:tc>
+        <w:tc>
+          <w:tcPr>
+            <w:tcW w:type="dxa" w:w="960"/>
+          </w:tcPr>
+          <w:p>
+            <w:r>
+              <w:t>share_channel_public_recipient</w:t>
+            </w:r>
+          </w:p>
+        </w:tc>
+        <w:tc>
+          <w:tcPr>
+            <w:tcW w:type="dxa" w:w="960"/>
+          </w:tcPr>
+          <w:p>
+            <w:r>
+              <w:t>0.1974</w:t>
+            </w:r>
+          </w:p>
+        </w:tc>
+        <w:tc>
+          <w:tcPr>
+            <w:tcW w:type="dxa" w:w="960"/>
+          </w:tcPr>
+          <w:p>
+            <w:r>
+              <w:t>0.0673</w:t>
+            </w:r>
+          </w:p>
+        </w:tc>
+        <w:tc>
+          <w:tcPr>
+            <w:tcW w:type="dxa" w:w="960"/>
+          </w:tcPr>
+          <w:p>
+            <w:r>
+              <w:t>0.0034</w:t>
+            </w:r>
+          </w:p>
+        </w:tc>
+        <w:tc>
+          <w:tcPr>
+            <w:tcW w:type="dxa" w:w="960"/>
+          </w:tcPr>
+          <w:p>
+            <w:r>
+              <w:t>3804</w:t>
+            </w:r>
+          </w:p>
+        </w:tc>
+        <w:tc>
+          <w:tcPr>
+            <w:tcW w:type="dxa" w:w="960"/>
+          </w:tcPr>
+          <w:p>
+            <w:r>
+              <w:t>0.3042</w:t>
+            </w:r>
+          </w:p>
+        </w:tc>
+      </w:tr>
+      <w:tr>
+        <w:tc>
+          <w:tcPr>
+            <w:tcW w:type="dxa" w:w="960"/>
+          </w:tcPr>
+          <w:p>
+            <w:r>
+              <w:t>w1_2</w:t>
+            </w:r>
+          </w:p>
+        </w:tc>
+        <w:tc>
+          <w:tcPr>
+            <w:tcW w:type="dxa" w:w="960"/>
+          </w:tcPr>
+          <w:p>
+            <w:r>
+              <w:t>log_gdppc</w:t>
+            </w:r>
+          </w:p>
+        </w:tc>
+        <w:tc>
+          <w:tcPr>
+            <w:tcW w:type="dxa" w:w="960"/>
+          </w:tcPr>
+          <w:p>
+            <w:r>
+              <w:t>channel</w:t>
+            </w:r>
+          </w:p>
+        </w:tc>
+        <w:tc>
+          <w:tcPr>
+            <w:tcW w:type="dxa" w:w="960"/>
+          </w:tcPr>
+          <w:p>
+            <w:r>
+              <w:t>share_channel_public_donor</w:t>
+            </w:r>
+          </w:p>
+        </w:tc>
+        <w:tc>
+          <w:tcPr>
+            <w:tcW w:type="dxa" w:w="960"/>
+          </w:tcPr>
+          <w:p>
+            <w:r>
+              <w:t>-0.1713</w:t>
+            </w:r>
+          </w:p>
+        </w:tc>
+        <w:tc>
+          <w:tcPr>
+            <w:tcW w:type="dxa" w:w="960"/>
+          </w:tcPr>
+          <w:p>
+            <w:r>
+              <w:t>0.1325</w:t>
+            </w:r>
+          </w:p>
+        </w:tc>
+        <w:tc>
+          <w:tcPr>
+            <w:tcW w:type="dxa" w:w="960"/>
+          </w:tcPr>
+          <w:p>
+            <w:r>
+              <w:t>0.1964</w:t>
+            </w:r>
+          </w:p>
+        </w:tc>
+        <w:tc>
+          <w:tcPr>
+            <w:tcW w:type="dxa" w:w="960"/>
+          </w:tcPr>
+          <w:p>
+            <w:r>
+              <w:t>3804</w:t>
+            </w:r>
+          </w:p>
+        </w:tc>
+        <w:tc>
+          <w:tcPr>
+            <w:tcW w:type="dxa" w:w="960"/>
+          </w:tcPr>
+          <w:p>
+            <w:r>
+              <w:t>0.3042</w:t>
+            </w:r>
+          </w:p>
+        </w:tc>
+      </w:tr>
+      <w:tr>
+        <w:tc>
+          <w:tcPr>
+            <w:tcW w:type="dxa" w:w="960"/>
+          </w:tcPr>
+          <w:p>
+            <w:r>
+              <w:t>w1_2</w:t>
+            </w:r>
+          </w:p>
+        </w:tc>
+        <w:tc>
+          <w:tcPr>
+            <w:tcW w:type="dxa" w:w="960"/>
+          </w:tcPr>
+          <w:p>
+            <w:r>
+              <w:t>log_gdppc</w:t>
+            </w:r>
+          </w:p>
+        </w:tc>
+        <w:tc>
+          <w:tcPr>
+            <w:tcW w:type="dxa" w:w="960"/>
+          </w:tcPr>
+          <w:p>
+            <w:r>
+              <w:t>channel</w:t>
+            </w:r>
+          </w:p>
+        </w:tc>
+        <w:tc>
+          <w:tcPr>
+            <w:tcW w:type="dxa" w:w="960"/>
+          </w:tcPr>
+          <w:p>
+            <w:r>
+              <w:t>share_channel_ngo</w:t>
+            </w:r>
+          </w:p>
+        </w:tc>
+        <w:tc>
+          <w:tcPr>
+            <w:tcW w:type="dxa" w:w="960"/>
+          </w:tcPr>
+          <w:p>
+            <w:r>
+              <w:t>-0.1329</w:t>
+            </w:r>
+          </w:p>
+        </w:tc>
+        <w:tc>
+          <w:tcPr>
+            <w:tcW w:type="dxa" w:w="960"/>
+          </w:tcPr>
+          <w:p>
+            <w:r>
+              <w:t>0.2905</w:t>
+            </w:r>
+          </w:p>
+        </w:tc>
+        <w:tc>
+          <w:tcPr>
+            <w:tcW w:type="dxa" w:w="960"/>
+          </w:tcPr>
+          <w:p>
+            <w:r>
+              <w:t>0.6474</w:t>
+            </w:r>
+          </w:p>
+        </w:tc>
+        <w:tc>
+          <w:tcPr>
+            <w:tcW w:type="dxa" w:w="960"/>
+          </w:tcPr>
+          <w:p>
+            <w:r>
+              <w:t>3804</w:t>
+            </w:r>
+          </w:p>
+        </w:tc>
+        <w:tc>
+          <w:tcPr>
+            <w:tcW w:type="dxa" w:w="960"/>
+          </w:tcPr>
+          <w:p>
+            <w:r>
+              <w:t>0.3042</w:t>
+            </w:r>
+          </w:p>
+        </w:tc>
+      </w:tr>
+      <w:tr>
+        <w:tc>
+          <w:tcPr>
+            <w:tcW w:type="dxa" w:w="960"/>
+          </w:tcPr>
+          <w:p>
+            <w:r>
+              <w:t>w1_2</w:t>
+            </w:r>
+          </w:p>
+        </w:tc>
+        <w:tc>
+          <w:tcPr>
+            <w:tcW w:type="dxa" w:w="960"/>
+          </w:tcPr>
+          <w:p>
+            <w:r>
+              <w:t>log_gdppc</w:t>
+            </w:r>
+          </w:p>
+        </w:tc>
+        <w:tc>
+          <w:tcPr>
+            <w:tcW w:type="dxa" w:w="960"/>
+          </w:tcPr>
+          <w:p>
+            <w:r>
+              <w:t>channel</w:t>
+            </w:r>
+          </w:p>
+        </w:tc>
+        <w:tc>
+          <w:tcPr>
+            <w:tcW w:type="dxa" w:w="960"/>
+          </w:tcPr>
+          <w:p>
+            <w:r>
+              <w:t>share_channel_multilateral</w:t>
+            </w:r>
+          </w:p>
+        </w:tc>
+        <w:tc>
+          <w:tcPr>
+            <w:tcW w:type="dxa" w:w="960"/>
+          </w:tcPr>
+          <w:p>
+            <w:r>
+              <w:t>-0.1959</w:t>
+            </w:r>
+          </w:p>
+        </w:tc>
+        <w:tc>
+          <w:tcPr>
+            <w:tcW w:type="dxa" w:w="960"/>
+          </w:tcPr>
+          <w:p>
+            <w:r>
+              <w:t>0.088</w:t>
+            </w:r>
+          </w:p>
+        </w:tc>
+        <w:tc>
+          <w:tcPr>
+            <w:tcW w:type="dxa" w:w="960"/>
+          </w:tcPr>
+          <w:p>
+            <w:r>
+              <w:t>0.0261</w:t>
+            </w:r>
+          </w:p>
+        </w:tc>
+        <w:tc>
+          <w:tcPr>
+            <w:tcW w:type="dxa" w:w="960"/>
+          </w:tcPr>
+          <w:p>
+            <w:r>
+              <w:t>3804</w:t>
+            </w:r>
+          </w:p>
+        </w:tc>
+        <w:tc>
+          <w:tcPr>
+            <w:tcW w:type="dxa" w:w="960"/>
+          </w:tcPr>
+          <w:p>
+            <w:r>
+              <w:t>0.3042</w:t>
+            </w:r>
+          </w:p>
+        </w:tc>
+      </w:tr>
+      <w:tr>
+        <w:tc>
+          <w:tcPr>
+            <w:tcW w:type="dxa" w:w="960"/>
+          </w:tcPr>
+          <w:p>
+            <w:r>
+              <w:t>w1_2</w:t>
+            </w:r>
+          </w:p>
+        </w:tc>
+        <w:tc>
+          <w:tcPr>
+            <w:tcW w:type="dxa" w:w="960"/>
+          </w:tcPr>
+          <w:p>
+            <w:r>
+              <w:t>log_gdppc</w:t>
+            </w:r>
+          </w:p>
+        </w:tc>
+        <w:tc>
+          <w:tcPr>
+            <w:tcW w:type="dxa" w:w="960"/>
+          </w:tcPr>
+          <w:p>
+            <w:r>
+              <w:t>channel</w:t>
+            </w:r>
+          </w:p>
+        </w:tc>
+        <w:tc>
+          <w:tcPr>
+            <w:tcW w:type="dxa" w:w="960"/>
+          </w:tcPr>
+          <w:p>
+            <w:r>
+              <w:t>share_channel_private_recipient</w:t>
+            </w:r>
+          </w:p>
+        </w:tc>
+        <w:tc>
+          <w:tcPr>
+            <w:tcW w:type="dxa" w:w="960"/>
+          </w:tcPr>
+          <w:p>
+            <w:r>
+              <w:t>-0.3169</w:t>
+            </w:r>
+          </w:p>
+        </w:tc>
+        <w:tc>
+          <w:tcPr>
+            <w:tcW w:type="dxa" w:w="960"/>
+          </w:tcPr>
+          <w:p>
+            <w:r>
+              <w:t>0.2535</w:t>
+            </w:r>
+          </w:p>
+        </w:tc>
+        <w:tc>
+          <w:tcPr>
+            <w:tcW w:type="dxa" w:w="960"/>
+          </w:tcPr>
+          <w:p>
+            <w:r>
+              <w:t>0.2114</w:t>
+            </w:r>
+          </w:p>
+        </w:tc>
+        <w:tc>
+          <w:tcPr>
+            <w:tcW w:type="dxa" w:w="960"/>
+          </w:tcPr>
+          <w:p>
+            <w:r>
+              <w:t>3804</w:t>
+            </w:r>
+          </w:p>
+        </w:tc>
+        <w:tc>
+          <w:tcPr>
+            <w:tcW w:type="dxa" w:w="960"/>
+          </w:tcPr>
+          <w:p>
+            <w:r>
+              <w:t>0.3042</w:t>
+            </w:r>
+          </w:p>
+        </w:tc>
+      </w:tr>
+      <w:tr>
+        <w:tc>
+          <w:tcPr>
+            <w:tcW w:type="dxa" w:w="960"/>
+          </w:tcPr>
+          <w:p>
+            <w:r>
+              <w:t>w1_2</w:t>
+            </w:r>
+          </w:p>
+        </w:tc>
+        <w:tc>
+          <w:tcPr>
+            <w:tcW w:type="dxa" w:w="960"/>
+          </w:tcPr>
+          <w:p>
+            <w:r>
+              <w:t>log_gdppc</w:t>
+            </w:r>
+          </w:p>
+        </w:tc>
+        <w:tc>
+          <w:tcPr>
+            <w:tcW w:type="dxa" w:w="960"/>
+          </w:tcPr>
+          <w:p>
+            <w:r>
+              <w:t>finance</w:t>
+            </w:r>
+          </w:p>
+        </w:tc>
+        <w:tc>
+          <w:tcPr>
+            <w:tcW w:type="dxa" w:w="960"/>
+          </w:tcPr>
+          <w:p>
+            <w:r>
+              <w:t>share_finance_grant</w:t>
+            </w:r>
+          </w:p>
+        </w:tc>
+        <w:tc>
+          <w:tcPr>
+            <w:tcW w:type="dxa" w:w="960"/>
+          </w:tcPr>
+          <w:p>
+            <w:r>
+              <w:t>0.0272</w:t>
+            </w:r>
+          </w:p>
+        </w:tc>
+        <w:tc>
+          <w:tcPr>
+            <w:tcW w:type="dxa" w:w="960"/>
+          </w:tcPr>
+          <w:p>
+            <w:r>
+              <w:t>0.0404</w:t>
+            </w:r>
+          </w:p>
+        </w:tc>
+        <w:tc>
+          <w:tcPr>
+            <w:tcW w:type="dxa" w:w="960"/>
+          </w:tcPr>
+          <w:p>
+            <w:r>
+              <w:t>0.5003</w:t>
+            </w:r>
+          </w:p>
+        </w:tc>
+        <w:tc>
+          <w:tcPr>
+            <w:tcW w:type="dxa" w:w="960"/>
+          </w:tcPr>
+          <w:p>
+            <w:r>
+              <w:t>3804</w:t>
+            </w:r>
+          </w:p>
+        </w:tc>
+        <w:tc>
+          <w:tcPr>
+            <w:tcW w:type="dxa" w:w="960"/>
+          </w:tcPr>
+          <w:p>
+            <w:r>
+              <w:t>0.2639</w:t>
+            </w:r>
+          </w:p>
+        </w:tc>
+      </w:tr>
+      <w:tr>
+        <w:tc>
+          <w:tcPr>
+            <w:tcW w:type="dxa" w:w="960"/>
+          </w:tcPr>
+          <w:p>
+            <w:r>
+              <w:t>w1_2</w:t>
+            </w:r>
+          </w:p>
+        </w:tc>
+        <w:tc>
+          <w:tcPr>
+            <w:tcW w:type="dxa" w:w="960"/>
+          </w:tcPr>
+          <w:p>
+            <w:r>
+              <w:t>log_gdppc</w:t>
+            </w:r>
+          </w:p>
+        </w:tc>
+        <w:tc>
+          <w:tcPr>
+            <w:tcW w:type="dxa" w:w="960"/>
+          </w:tcPr>
+          <w:p>
+            <w:r>
+              <w:t>finance</w:t>
+            </w:r>
+          </w:p>
+        </w:tc>
+        <w:tc>
+          <w:tcPr>
+            <w:tcW w:type="dxa" w:w="960"/>
+          </w:tcPr>
+          <w:p>
+            <w:r>
+              <w:t>share_finance_loan</w:t>
+            </w:r>
+          </w:p>
+        </w:tc>
+        <w:tc>
+          <w:tcPr>
+            <w:tcW w:type="dxa" w:w="960"/>
+          </w:tcPr>
+          <w:p>
+            <w:r>
+              <w:t>0.1299</w:t>
+            </w:r>
+          </w:p>
+        </w:tc>
+        <w:tc>
+          <w:tcPr>
+            <w:tcW w:type="dxa" w:w="960"/>
+          </w:tcPr>
+          <w:p>
+            <w:r>
+              <w:t>0.0664</w:t>
+            </w:r>
+          </w:p>
+        </w:tc>
+        <w:tc>
+          <w:tcPr>
+            <w:tcW w:type="dxa" w:w="960"/>
+          </w:tcPr>
+          <w:p>
+            <w:r>
+              <w:t>0.0504</w:t>
+            </w:r>
+          </w:p>
+        </w:tc>
+        <w:tc>
+          <w:tcPr>
+            <w:tcW w:type="dxa" w:w="960"/>
+          </w:tcPr>
+          <w:p>
+            <w:r>
+              <w:t>3804</w:t>
+            </w:r>
+          </w:p>
+        </w:tc>
+        <w:tc>
+          <w:tcPr>
+            <w:tcW w:type="dxa" w:w="960"/>
+          </w:tcPr>
+          <w:p>
+            <w:r>
+              <w:t>0.2639</w:t>
+            </w:r>
+          </w:p>
+        </w:tc>
+      </w:tr>
+      <w:tr>
+        <w:tc>
+          <w:tcPr>
+            <w:tcW w:type="dxa" w:w="960"/>
+          </w:tcPr>
+          <w:p>
+            <w:r>
+              <w:t>w1_2</w:t>
+            </w:r>
+          </w:p>
+        </w:tc>
+        <w:tc>
+          <w:tcPr>
+            <w:tcW w:type="dxa" w:w="960"/>
+          </w:tcPr>
+          <w:p>
+            <w:r>
+              <w:t>log_gdppc</w:t>
+            </w:r>
+          </w:p>
+        </w:tc>
+        <w:tc>
+          <w:tcPr>
+            <w:tcW w:type="dxa" w:w="960"/>
+          </w:tcPr>
+          <w:p>
+            <w:r>
+              <w:t>extra</w:t>
+            </w:r>
+          </w:p>
+        </w:tc>
+        <w:tc>
+          <w:tcPr>
+            <w:tcW w:type="dxa" w:w="960"/>
+          </w:tcPr>
+          <w:p>
+            <w:r>
+              <w:t>share_tc_usd_irtc</w:t>
+            </w:r>
+          </w:p>
+        </w:tc>
+        <w:tc>
+          <w:tcPr>
+            <w:tcW w:type="dxa" w:w="960"/>
+          </w:tcPr>
+          <w:p>
+            <w:r>
+              <w:t>0.0783</w:t>
+            </w:r>
+          </w:p>
+        </w:tc>
+        <w:tc>
+          <w:tcPr>
+            <w:tcW w:type="dxa" w:w="960"/>
+          </w:tcPr>
+          <w:p>
+            <w:r>
+              <w:t>0.0816</w:t>
+            </w:r>
+          </w:p>
+        </w:tc>
+        <w:tc>
+          <w:tcPr>
+            <w:tcW w:type="dxa" w:w="960"/>
+          </w:tcPr>
+          <w:p>
+            <w:r>
+              <w:t>0.3372</w:t>
+            </w:r>
+          </w:p>
+        </w:tc>
+        <w:tc>
+          <w:tcPr>
+            <w:tcW w:type="dxa" w:w="960"/>
+          </w:tcPr>
+          <w:p>
+            <w:r>
+              <w:t>3804</w:t>
+            </w:r>
+          </w:p>
+        </w:tc>
+        <w:tc>
+          <w:tcPr>
+            <w:tcW w:type="dxa" w:w="960"/>
+          </w:tcPr>
+          <w:p>
+            <w:r>
+              <w:t>0.2709</w:t>
+            </w:r>
+          </w:p>
+        </w:tc>
+      </w:tr>
+      <w:tr>
+        <w:tc>
+          <w:tcPr>
+            <w:tcW w:type="dxa" w:w="960"/>
+          </w:tcPr>
+          <w:p>
+            <w:r>
+              <w:t>w1_2</w:t>
+            </w:r>
+          </w:p>
+        </w:tc>
+        <w:tc>
+          <w:tcPr>
+            <w:tcW w:type="dxa" w:w="960"/>
+          </w:tcPr>
+          <w:p>
+            <w:r>
+              <w:t>log_gdppc</w:t>
+            </w:r>
+          </w:p>
+        </w:tc>
+        <w:tc>
+          <w:tcPr>
+            <w:tcW w:type="dxa" w:w="960"/>
+          </w:tcPr>
+          <w:p>
+            <w:r>
+              <w:t>extra</w:t>
+            </w:r>
+          </w:p>
+        </w:tc>
+        <w:tc>
+          <w:tcPr>
+            <w:tcW w:type="dxa" w:w="960"/>
+          </w:tcPr>
+          <w:p>
+            <w:r>
+              <w:t>share_untied</w:t>
+            </w:r>
+          </w:p>
+        </w:tc>
+        <w:tc>
+          <w:tcPr>
+            <w:tcW w:type="dxa" w:w="960"/>
+          </w:tcPr>
+          <w:p>
+            <w:r>
+              <w:t>-0.0464</w:t>
+            </w:r>
+          </w:p>
+        </w:tc>
+        <w:tc>
+          <w:tcPr>
+            <w:tcW w:type="dxa" w:w="960"/>
+          </w:tcPr>
+          <w:p>
+            <w:r>
+              <w:t>0.0316</w:t>
+            </w:r>
+          </w:p>
+        </w:tc>
+        <w:tc>
+          <w:tcPr>
+            <w:tcW w:type="dxa" w:w="960"/>
+          </w:tcPr>
+          <w:p>
+            <w:r>
+              <w:t>0.1422</w:t>
+            </w:r>
+          </w:p>
+        </w:tc>
+        <w:tc>
+          <w:tcPr>
+            <w:tcW w:type="dxa" w:w="960"/>
+          </w:tcPr>
+          <w:p>
+            <w:r>
+              <w:t>3804</w:t>
+            </w:r>
+          </w:p>
+        </w:tc>
+        <w:tc>
+          <w:tcPr>
+            <w:tcW w:type="dxa" w:w="960"/>
+          </w:tcPr>
+          <w:p>
+            <w:r>
+              <w:t>0.2709</w:t>
+            </w:r>
+          </w:p>
+        </w:tc>
+      </w:tr>
+      <w:tr>
+        <w:tc>
+          <w:tcPr>
+            <w:tcW w:type="dxa" w:w="960"/>
+          </w:tcPr>
+          <w:p>
+            <w:r>
+              <w:t>w1_2</w:t>
+            </w:r>
+          </w:p>
+        </w:tc>
+        <w:tc>
+          <w:tcPr>
+            <w:tcW w:type="dxa" w:w="960"/>
+          </w:tcPr>
+          <w:p>
+            <w:r>
+              <w:t>gfcf_gdp</w:t>
+            </w:r>
+          </w:p>
+        </w:tc>
+        <w:tc>
+          <w:tcPr>
+            <w:tcW w:type="dxa" w:w="960"/>
+          </w:tcPr>
+          <w:p>
+            <w:r>
+              <w:t>aidtype</w:t>
+            </w:r>
+          </w:p>
+        </w:tc>
+        <w:tc>
+          <w:tcPr>
+            <w:tcW w:type="dxa" w:w="960"/>
+          </w:tcPr>
+          <w:p>
+            <w:r>
+              <w:t>share_aidtype_technical_cooperation</w:t>
+            </w:r>
+          </w:p>
+        </w:tc>
+        <w:tc>
+          <w:tcPr>
+            <w:tcW w:type="dxa" w:w="960"/>
+          </w:tcPr>
+          <w:p>
+            <w:r>
+              <w:t>3.8664</w:t>
+            </w:r>
+          </w:p>
+        </w:tc>
+        <w:tc>
+          <w:tcPr>
+            <w:tcW w:type="dxa" w:w="960"/>
+          </w:tcPr>
+          <w:p>
+            <w:r>
+              <w:t>8.1561</w:t>
+            </w:r>
+          </w:p>
+        </w:tc>
+        <w:tc>
+          <w:tcPr>
+            <w:tcW w:type="dxa" w:w="960"/>
+          </w:tcPr>
+          <w:p>
+            <w:r>
+              <w:t>0.6355</w:t>
+            </w:r>
+          </w:p>
+        </w:tc>
+        <w:tc>
+          <w:tcPr>
+            <w:tcW w:type="dxa" w:w="960"/>
+          </w:tcPr>
+          <w:p>
+            <w:r>
+              <w:t>3091</w:t>
+            </w:r>
+          </w:p>
+        </w:tc>
+        <w:tc>
+          <w:tcPr>
+            <w:tcW w:type="dxa" w:w="960"/>
+          </w:tcPr>
+          <w:p>
+            <w:r>
+              <w:t>0.0054</w:t>
+            </w:r>
+          </w:p>
+        </w:tc>
+      </w:tr>
+      <w:tr>
+        <w:tc>
+          <w:tcPr>
+            <w:tcW w:type="dxa" w:w="960"/>
+          </w:tcPr>
+          <w:p>
+            <w:r>
+              <w:t>w1_2</w:t>
+            </w:r>
+          </w:p>
+        </w:tc>
+        <w:tc>
+          <w:tcPr>
+            <w:tcW w:type="dxa" w:w="960"/>
+          </w:tcPr>
+          <w:p>
+            <w:r>
+              <w:t>gfcf_gdp</w:t>
+            </w:r>
+          </w:p>
+        </w:tc>
+        <w:tc>
+          <w:tcPr>
+            <w:tcW w:type="dxa" w:w="960"/>
+          </w:tcPr>
+          <w:p>
+            <w:r>
+              <w:t>aidtype</w:t>
+            </w:r>
+          </w:p>
+        </w:tc>
+        <w:tc>
+          <w:tcPr>
+            <w:tcW w:type="dxa" w:w="960"/>
+          </w:tcPr>
+          <w:p>
+            <w:r>
+              <w:t>share_aidtype_budget_support</w:t>
+            </w:r>
+          </w:p>
+        </w:tc>
+        <w:tc>
+          <w:tcPr>
+            <w:tcW w:type="dxa" w:w="960"/>
+          </w:tcPr>
+          <w:p>
+            <w:r>
+              <w:t>-1.4589</w:t>
+            </w:r>
+          </w:p>
+        </w:tc>
+        <w:tc>
+          <w:tcPr>
+            <w:tcW w:type="dxa" w:w="960"/>
+          </w:tcPr>
+          <w:p>
+            <w:r>
+              <w:t>1.8758</w:t>
+            </w:r>
+          </w:p>
+        </w:tc>
+        <w:tc>
+          <w:tcPr>
+            <w:tcW w:type="dxa" w:w="960"/>
+          </w:tcPr>
+          <w:p>
+            <w:r>
+              <w:t>0.4368</w:t>
+            </w:r>
+          </w:p>
+        </w:tc>
+        <w:tc>
+          <w:tcPr>
+            <w:tcW w:type="dxa" w:w="960"/>
+          </w:tcPr>
+          <w:p>
+            <w:r>
+              <w:t>3091</w:t>
+            </w:r>
+          </w:p>
+        </w:tc>
+        <w:tc>
+          <w:tcPr>
+            <w:tcW w:type="dxa" w:w="960"/>
+          </w:tcPr>
+          <w:p>
+            <w:r>
+              <w:t>0.0054</w:t>
+            </w:r>
+          </w:p>
+        </w:tc>
+      </w:tr>
+      <w:tr>
+        <w:tc>
+          <w:tcPr>
+            <w:tcW w:type="dxa" w:w="960"/>
+          </w:tcPr>
+          <w:p>
+            <w:r>
+              <w:t>w1_2</w:t>
+            </w:r>
+          </w:p>
+        </w:tc>
+        <w:tc>
+          <w:tcPr>
+            <w:tcW w:type="dxa" w:w="960"/>
+          </w:tcPr>
+          <w:p>
+            <w:r>
+              <w:t>gfcf_gdp</w:t>
+            </w:r>
+          </w:p>
+        </w:tc>
+        <w:tc>
+          <w:tcPr>
+            <w:tcW w:type="dxa" w:w="960"/>
+          </w:tcPr>
+          <w:p>
+            <w:r>
+              <w:t>aidtype</w:t>
+            </w:r>
+          </w:p>
+        </w:tc>
+        <w:tc>
+          <w:tcPr>
+            <w:tcW w:type="dxa" w:w="960"/>
+          </w:tcPr>
+          <w:p>
+            <w:r>
+              <w:t>share_aidtype_project</w:t>
+            </w:r>
+          </w:p>
+        </w:tc>
+        <w:tc>
+          <w:tcPr>
+            <w:tcW w:type="dxa" w:w="960"/>
+          </w:tcPr>
+          <w:p>
+            <w:r>
+              <w:t>0.8074</w:t>
+            </w:r>
+          </w:p>
+        </w:tc>
+        <w:tc>
+          <w:tcPr>
+            <w:tcW w:type="dxa" w:w="960"/>
+          </w:tcPr>
+          <w:p>
+            <w:r>
+              <w:t>1.3483</w:t>
+            </w:r>
+          </w:p>
+        </w:tc>
+        <w:tc>
+          <w:tcPr>
+            <w:tcW w:type="dxa" w:w="960"/>
+          </w:tcPr>
+          <w:p>
+            <w:r>
+              <w:t>0.5493</w:t>
+            </w:r>
+          </w:p>
+        </w:tc>
+        <w:tc>
+          <w:tcPr>
+            <w:tcW w:type="dxa" w:w="960"/>
+          </w:tcPr>
+          <w:p>
+            <w:r>
+              <w:t>3091</w:t>
+            </w:r>
+          </w:p>
+        </w:tc>
+        <w:tc>
+          <w:tcPr>
+            <w:tcW w:type="dxa" w:w="960"/>
+          </w:tcPr>
+          <w:p>
+            <w:r>
+              <w:t>0.0054</w:t>
+            </w:r>
+          </w:p>
+        </w:tc>
+      </w:tr>
+      <w:tr>
+        <w:tc>
+          <w:tcPr>
+            <w:tcW w:type="dxa" w:w="960"/>
+          </w:tcPr>
+          <w:p>
+            <w:r>
+              <w:t>w1_2</w:t>
+            </w:r>
+          </w:p>
+        </w:tc>
+        <w:tc>
+          <w:tcPr>
+            <w:tcW w:type="dxa" w:w="960"/>
+          </w:tcPr>
+          <w:p>
+            <w:r>
+              <w:t>gfcf_gdp</w:t>
+            </w:r>
+          </w:p>
+        </w:tc>
+        <w:tc>
+          <w:tcPr>
+            <w:tcW w:type="dxa" w:w="960"/>
+          </w:tcPr>
+          <w:p>
+            <w:r>
+              <w:t>aidtype</w:t>
+            </w:r>
+          </w:p>
+        </w:tc>
+        <w:tc>
+          <w:tcPr>
+            <w:tcW w:type="dxa" w:w="960"/>
+          </w:tcPr>
+          <w:p>
+            <w:r>
+              <w:t>share_aidtype_pooled_earmarked</w:t>
+            </w:r>
+          </w:p>
+        </w:tc>
+        <w:tc>
+          <w:tcPr>
+            <w:tcW w:type="dxa" w:w="960"/>
+          </w:tcPr>
+          <w:p>
+            <w:r>
+              <w:t>-7.9048</w:t>
+            </w:r>
+          </w:p>
+        </w:tc>
+        <w:tc>
+          <w:tcPr>
+            <w:tcW w:type="dxa" w:w="960"/>
+          </w:tcPr>
+          <w:p>
+            <w:r>
+              <w:t>6.0677</w:t>
+            </w:r>
+          </w:p>
+        </w:tc>
+        <w:tc>
+          <w:tcPr>
+            <w:tcW w:type="dxa" w:w="960"/>
+          </w:tcPr>
+          <w:p>
+            <w:r>
+              <w:t>0.1928</w:t>
+            </w:r>
+          </w:p>
+        </w:tc>
+        <w:tc>
+          <w:tcPr>
+            <w:tcW w:type="dxa" w:w="960"/>
+          </w:tcPr>
+          <w:p>
+            <w:r>
+              <w:t>3091</w:t>
+            </w:r>
+          </w:p>
+        </w:tc>
+        <w:tc>
+          <w:tcPr>
+            <w:tcW w:type="dxa" w:w="960"/>
+          </w:tcPr>
+          <w:p>
+            <w:r>
+              <w:t>0.0054</w:t>
+            </w:r>
+          </w:p>
+        </w:tc>
+      </w:tr>
+      <w:tr>
+        <w:tc>
+          <w:tcPr>
+            <w:tcW w:type="dxa" w:w="960"/>
+          </w:tcPr>
+          <w:p>
+            <w:r>
+              <w:t>w1_2</w:t>
+            </w:r>
+          </w:p>
+        </w:tc>
+        <w:tc>
+          <w:tcPr>
+            <w:tcW w:type="dxa" w:w="960"/>
+          </w:tcPr>
+          <w:p>
+            <w:r>
+              <w:t>gfcf_gdp</w:t>
+            </w:r>
+          </w:p>
+        </w:tc>
+        <w:tc>
+          <w:tcPr>
+            <w:tcW w:type="dxa" w:w="960"/>
+          </w:tcPr>
+          <w:p>
+            <w:r>
+              <w:t>aidtype</w:t>
+            </w:r>
+          </w:p>
+        </w:tc>
+        <w:tc>
+          <w:tcPr>
+            <w:tcW w:type="dxa" w:w="960"/>
+          </w:tcPr>
+          <w:p>
+            <w:r>
+              <w:t>share_aidtype_ngo_core</w:t>
+            </w:r>
+          </w:p>
+        </w:tc>
+        <w:tc>
+          <w:tcPr>
+            <w:tcW w:type="dxa" w:w="960"/>
+          </w:tcPr>
+          <w:p>
+            <w:r>
+              <w:t>2.5379</w:t>
+            </w:r>
+          </w:p>
+        </w:tc>
+        <w:tc>
+          <w:tcPr>
+            <w:tcW w:type="dxa" w:w="960"/>
+          </w:tcPr>
+          <w:p>
+            <w:r>
+              <w:t>17.1709</w:t>
+            </w:r>
+          </w:p>
+        </w:tc>
+        <w:tc>
+          <w:tcPr>
+            <w:tcW w:type="dxa" w:w="960"/>
+          </w:tcPr>
+          <w:p>
+            <w:r>
+              <w:t>0.8825</w:t>
+            </w:r>
+          </w:p>
+        </w:tc>
+        <w:tc>
+          <w:tcPr>
+            <w:tcW w:type="dxa" w:w="960"/>
+          </w:tcPr>
+          <w:p>
+            <w:r>
+              <w:t>3091</w:t>
+            </w:r>
+          </w:p>
+        </w:tc>
+        <w:tc>
+          <w:tcPr>
+            <w:tcW w:type="dxa" w:w="960"/>
+          </w:tcPr>
+          <w:p>
+            <w:r>
+              <w:t>0.0054</w:t>
+            </w:r>
+          </w:p>
+        </w:tc>
+      </w:tr>
+      <w:tr>
+        <w:tc>
+          <w:tcPr>
+            <w:tcW w:type="dxa" w:w="960"/>
+          </w:tcPr>
+          <w:p>
+            <w:r>
+              <w:t>w1_2</w:t>
+            </w:r>
+          </w:p>
+        </w:tc>
+        <w:tc>
+          <w:tcPr>
+            <w:tcW w:type="dxa" w:w="960"/>
+          </w:tcPr>
+          <w:p>
+            <w:r>
+              <w:t>gfcf_gdp</w:t>
+            </w:r>
+          </w:p>
+        </w:tc>
+        <w:tc>
+          <w:tcPr>
+            <w:tcW w:type="dxa" w:w="960"/>
+          </w:tcPr>
+          <w:p>
+            <w:r>
+              <w:t>aidtype</w:t>
+            </w:r>
+          </w:p>
+        </w:tc>
+        <w:tc>
+          <w:tcPr>
+            <w:tcW w:type="dxa" w:w="960"/>
+          </w:tcPr>
+          <w:p>
+            <w:r>
+              <w:t>share_aidtype_scholarships_students</w:t>
+            </w:r>
+          </w:p>
+        </w:tc>
+        <w:tc>
+          <w:tcPr>
+            <w:tcW w:type="dxa" w:w="960"/>
+          </w:tcPr>
+          <w:p>
+            <w:r>
+              <w:t>5.6084</w:t>
+            </w:r>
+          </w:p>
+        </w:tc>
+        <w:tc>
+          <w:tcPr>
+            <w:tcW w:type="dxa" w:w="960"/>
+          </w:tcPr>
+          <w:p>
+            <w:r>
+              <w:t>6.5548</w:t>
+            </w:r>
+          </w:p>
+        </w:tc>
+        <w:tc>
+          <w:tcPr>
+            <w:tcW w:type="dxa" w:w="960"/>
+          </w:tcPr>
+          <w:p>
+            <w:r>
+              <w:t>0.3923</w:t>
+            </w:r>
+          </w:p>
+        </w:tc>
+        <w:tc>
+          <w:tcPr>
+            <w:tcW w:type="dxa" w:w="960"/>
+          </w:tcPr>
+          <w:p>
+            <w:r>
+              <w:t>3091</w:t>
+            </w:r>
+          </w:p>
+        </w:tc>
+        <w:tc>
+          <w:tcPr>
+            <w:tcW w:type="dxa" w:w="960"/>
+          </w:tcPr>
+          <w:p>
+            <w:r>
+              <w:t>0.0054</w:t>
+            </w:r>
+          </w:p>
+        </w:tc>
+      </w:tr>
+      <w:tr>
+        <w:tc>
+          <w:tcPr>
+            <w:tcW w:type="dxa" w:w="960"/>
+          </w:tcPr>
+          <w:p>
+            <w:r>
+              <w:t>w1_2</w:t>
+            </w:r>
+          </w:p>
+        </w:tc>
+        <w:tc>
+          <w:tcPr>
+            <w:tcW w:type="dxa" w:w="960"/>
+          </w:tcPr>
+          <w:p>
+            <w:r>
+              <w:t>gfcf_gdp</w:t>
+            </w:r>
+          </w:p>
+        </w:tc>
+        <w:tc>
+          <w:tcPr>
+            <w:tcW w:type="dxa" w:w="960"/>
+          </w:tcPr>
+          <w:p>
+            <w:r>
+              <w:t>aidtype</w:t>
+            </w:r>
+          </w:p>
+        </w:tc>
+        <w:tc>
+          <w:tcPr>
+            <w:tcW w:type="dxa" w:w="960"/>
+          </w:tcPr>
+          <w:p>
+            <w:r>
+              <w:t>share_aidtype_admin_refugee_awareness</w:t>
+            </w:r>
+          </w:p>
+        </w:tc>
+        <w:tc>
+          <w:tcPr>
+            <w:tcW w:type="dxa" w:w="960"/>
+          </w:tcPr>
+          <w:p>
+            <w:r>
+              <w:t>-20.3539</w:t>
+            </w:r>
+          </w:p>
+        </w:tc>
+        <w:tc>
+          <w:tcPr>
+            <w:tcW w:type="dxa" w:w="960"/>
+          </w:tcPr>
+          <w:p>
+            <w:r>
+              <w:t>24.1084</w:t>
+            </w:r>
+          </w:p>
+        </w:tc>
+        <w:tc>
+          <w:tcPr>
+            <w:tcW w:type="dxa" w:w="960"/>
+          </w:tcPr>
+          <w:p>
+            <w:r>
+              <w:t>0.3986</w:t>
+            </w:r>
+          </w:p>
+        </w:tc>
+        <w:tc>
+          <w:tcPr>
+            <w:tcW w:type="dxa" w:w="960"/>
+          </w:tcPr>
+          <w:p>
+            <w:r>
+              <w:t>3091</w:t>
+            </w:r>
+          </w:p>
+        </w:tc>
+        <w:tc>
+          <w:tcPr>
+            <w:tcW w:type="dxa" w:w="960"/>
+          </w:tcPr>
+          <w:p>
+            <w:r>
+              <w:t>0.0054</w:t>
+            </w:r>
+          </w:p>
+        </w:tc>
+      </w:tr>
+      <w:tr>
+        <w:tc>
+          <w:tcPr>
+            <w:tcW w:type="dxa" w:w="960"/>
+          </w:tcPr>
+          <w:p>
+            <w:r>
+              <w:t>w1_2</w:t>
+            </w:r>
+          </w:p>
+        </w:tc>
+        <w:tc>
+          <w:tcPr>
+            <w:tcW w:type="dxa" w:w="960"/>
+          </w:tcPr>
+          <w:p>
+            <w:r>
+              <w:t>gfcf_gdp</w:t>
+            </w:r>
+          </w:p>
+        </w:tc>
+        <w:tc>
+          <w:tcPr>
+            <w:tcW w:type="dxa" w:w="960"/>
+          </w:tcPr>
+          <w:p>
+            <w:r>
+              <w:t>channel</w:t>
+            </w:r>
+          </w:p>
+        </w:tc>
+        <w:tc>
+          <w:tcPr>
+            <w:tcW w:type="dxa" w:w="960"/>
+          </w:tcPr>
+          <w:p>
+            <w:r>
+              <w:t>share_channel_public_recipient</w:t>
+            </w:r>
+          </w:p>
+        </w:tc>
+        <w:tc>
+          <w:tcPr>
+            <w:tcW w:type="dxa" w:w="960"/>
+          </w:tcPr>
+          <w:p>
+            <w:r>
+              <w:t>3.3076</w:t>
+            </w:r>
+          </w:p>
+        </w:tc>
+        <w:tc>
+          <w:tcPr>
+            <w:tcW w:type="dxa" w:w="960"/>
+          </w:tcPr>
+          <w:p>
+            <w:r>
+              <w:t>2.0363</w:t>
+            </w:r>
+          </w:p>
+        </w:tc>
+        <w:tc>
+          <w:tcPr>
+            <w:tcW w:type="dxa" w:w="960"/>
+          </w:tcPr>
+          <w:p>
+            <w:r>
+              <w:t>0.1044</w:t>
+            </w:r>
+          </w:p>
+        </w:tc>
+        <w:tc>
+          <w:tcPr>
+            <w:tcW w:type="dxa" w:w="960"/>
+          </w:tcPr>
+          <w:p>
+            <w:r>
+              <w:t>3091</w:t>
+            </w:r>
+          </w:p>
+        </w:tc>
+        <w:tc>
+          <w:tcPr>
+            <w:tcW w:type="dxa" w:w="960"/>
+          </w:tcPr>
+          <w:p>
+            <w:r>
+              <w:t>0.0189</w:t>
+            </w:r>
+          </w:p>
+        </w:tc>
+      </w:tr>
+      <w:tr>
+        <w:tc>
+          <w:tcPr>
+            <w:tcW w:type="dxa" w:w="960"/>
+          </w:tcPr>
+          <w:p>
+            <w:r>
+              <w:t>w1_2</w:t>
+            </w:r>
+          </w:p>
+        </w:tc>
+        <w:tc>
+          <w:tcPr>
+            <w:tcW w:type="dxa" w:w="960"/>
+          </w:tcPr>
+          <w:p>
+            <w:r>
+              <w:t>gfcf_gdp</w:t>
+            </w:r>
+          </w:p>
+        </w:tc>
+        <w:tc>
+          <w:tcPr>
+            <w:tcW w:type="dxa" w:w="960"/>
+          </w:tcPr>
+          <w:p>
+            <w:r>
+              <w:t>channel</w:t>
+            </w:r>
+          </w:p>
+        </w:tc>
+        <w:tc>
+          <w:tcPr>
+            <w:tcW w:type="dxa" w:w="960"/>
+          </w:tcPr>
+          <w:p>
+            <w:r>
+              <w:t>share_channel_public_donor</w:t>
+            </w:r>
+          </w:p>
+        </w:tc>
+        <w:tc>
+          <w:tcPr>
+            <w:tcW w:type="dxa" w:w="960"/>
+          </w:tcPr>
+          <w:p>
+            <w:r>
+              <w:t>-1.9577</w:t>
+            </w:r>
+          </w:p>
+        </w:tc>
+        <w:tc>
+          <w:tcPr>
+            <w:tcW w:type="dxa" w:w="960"/>
+          </w:tcPr>
+          <w:p>
+            <w:r>
+              <w:t>4.1085</w:t>
+            </w:r>
+          </w:p>
+        </w:tc>
+        <w:tc>
+          <w:tcPr>
+            <w:tcW w:type="dxa" w:w="960"/>
+          </w:tcPr>
+          <w:p>
+            <w:r>
+              <w:t>0.6337</w:t>
+            </w:r>
+          </w:p>
+        </w:tc>
+        <w:tc>
+          <w:tcPr>
+            <w:tcW w:type="dxa" w:w="960"/>
+          </w:tcPr>
+          <w:p>
+            <w:r>
+              <w:t>3091</w:t>
+            </w:r>
+          </w:p>
+        </w:tc>
+        <w:tc>
+          <w:tcPr>
+            <w:tcW w:type="dxa" w:w="960"/>
+          </w:tcPr>
+          <w:p>
+            <w:r>
+              <w:t>0.0189</w:t>
+            </w:r>
+          </w:p>
+        </w:tc>
+      </w:tr>
+      <w:tr>
+        <w:tc>
+          <w:tcPr>
+            <w:tcW w:type="dxa" w:w="960"/>
+          </w:tcPr>
+          <w:p>
+            <w:r>
+              <w:t>w1_2</w:t>
+            </w:r>
+          </w:p>
+        </w:tc>
+        <w:tc>
+          <w:tcPr>
+            <w:tcW w:type="dxa" w:w="960"/>
+          </w:tcPr>
+          <w:p>
+            <w:r>
+              <w:t>gfcf_gdp</w:t>
+            </w:r>
+          </w:p>
+        </w:tc>
+        <w:tc>
+          <w:tcPr>
+            <w:tcW w:type="dxa" w:w="960"/>
+          </w:tcPr>
+          <w:p>
+            <w:r>
+              <w:t>channel</w:t>
+            </w:r>
+          </w:p>
+        </w:tc>
+        <w:tc>
+          <w:tcPr>
+            <w:tcW w:type="dxa" w:w="960"/>
+          </w:tcPr>
+          <w:p>
+            <w:r>
+              <w:t>share_channel_ngo</w:t>
+            </w:r>
+          </w:p>
+        </w:tc>
+        <w:tc>
+          <w:tcPr>
+            <w:tcW w:type="dxa" w:w="960"/>
+          </w:tcPr>
+          <w:p>
+            <w:r>
+              <w:t>3.6279</w:t>
+            </w:r>
+          </w:p>
+        </w:tc>
+        <w:tc>
+          <w:tcPr>
+            <w:tcW w:type="dxa" w:w="960"/>
+          </w:tcPr>
+          <w:p>
+            <w:r>
+              <w:t>5.0497</w:t>
+            </w:r>
+          </w:p>
+        </w:tc>
+        <w:tc>
+          <w:tcPr>
+            <w:tcW w:type="dxa" w:w="960"/>
+          </w:tcPr>
+          <w:p>
+            <w:r>
+              <w:t>0.4725</w:t>
+            </w:r>
+          </w:p>
+        </w:tc>
+        <w:tc>
+          <w:tcPr>
+            <w:tcW w:type="dxa" w:w="960"/>
+          </w:tcPr>
+          <w:p>
+            <w:r>
+              <w:t>3091</w:t>
+            </w:r>
+          </w:p>
+        </w:tc>
+        <w:tc>
+          <w:tcPr>
+            <w:tcW w:type="dxa" w:w="960"/>
+          </w:tcPr>
+          <w:p>
+            <w:r>
+              <w:t>0.0189</w:t>
+            </w:r>
+          </w:p>
+        </w:tc>
+      </w:tr>
+      <w:tr>
+        <w:tc>
+          <w:tcPr>
+            <w:tcW w:type="dxa" w:w="960"/>
+          </w:tcPr>
+          <w:p>
+            <w:r>
+              <w:t>w1_2</w:t>
+            </w:r>
+          </w:p>
+        </w:tc>
+        <w:tc>
+          <w:tcPr>
+            <w:tcW w:type="dxa" w:w="960"/>
+          </w:tcPr>
+          <w:p>
+            <w:r>
+              <w:t>gfcf_gdp</w:t>
+            </w:r>
+          </w:p>
+        </w:tc>
+        <w:tc>
+          <w:tcPr>
+            <w:tcW w:type="dxa" w:w="960"/>
+          </w:tcPr>
+          <w:p>
+            <w:r>
+              <w:t>channel</w:t>
+            </w:r>
+          </w:p>
+        </w:tc>
+        <w:tc>
+          <w:tcPr>
+            <w:tcW w:type="dxa" w:w="960"/>
+          </w:tcPr>
+          <w:p>
+            <w:r>
+              <w:t>share_channel_multilateral</w:t>
+            </w:r>
+          </w:p>
+        </w:tc>
+        <w:tc>
+          <w:tcPr>
+            <w:tcW w:type="dxa" w:w="960"/>
+          </w:tcPr>
+          <w:p>
+            <w:r>
+              <w:t>-6.9107</w:t>
+            </w:r>
+          </w:p>
+        </w:tc>
+        <w:tc>
+          <w:tcPr>
+            <w:tcW w:type="dxa" w:w="960"/>
+          </w:tcPr>
+          <w:p>
+            <w:r>
+              <w:t>2.7738</w:t>
+            </w:r>
+          </w:p>
+        </w:tc>
+        <w:tc>
+          <w:tcPr>
+            <w:tcW w:type="dxa" w:w="960"/>
+          </w:tcPr>
+          <w:p>
+            <w:r>
+              <w:t>0.0128</w:t>
+            </w:r>
+          </w:p>
+        </w:tc>
+        <w:tc>
+          <w:tcPr>
+            <w:tcW w:type="dxa" w:w="960"/>
+          </w:tcPr>
+          <w:p>
+            <w:r>
+              <w:t>3091</w:t>
+            </w:r>
+          </w:p>
+        </w:tc>
+        <w:tc>
+          <w:tcPr>
+            <w:tcW w:type="dxa" w:w="960"/>
+          </w:tcPr>
+          <w:p>
+            <w:r>
+              <w:t>0.0189</w:t>
+            </w:r>
+          </w:p>
+        </w:tc>
+      </w:tr>
+      <w:tr>
+        <w:tc>
+          <w:tcPr>
+            <w:tcW w:type="dxa" w:w="960"/>
+          </w:tcPr>
+          <w:p>
+            <w:r>
+              <w:t>w1_2</w:t>
+            </w:r>
+          </w:p>
+        </w:tc>
+        <w:tc>
+          <w:tcPr>
+            <w:tcW w:type="dxa" w:w="960"/>
+          </w:tcPr>
+          <w:p>
+            <w:r>
+              <w:t>gfcf_gdp</w:t>
+            </w:r>
+          </w:p>
+        </w:tc>
+        <w:tc>
+          <w:tcPr>
+            <w:tcW w:type="dxa" w:w="960"/>
+          </w:tcPr>
+          <w:p>
+            <w:r>
+              <w:t>channel</w:t>
+            </w:r>
+          </w:p>
+        </w:tc>
+        <w:tc>
+          <w:tcPr>
+            <w:tcW w:type="dxa" w:w="960"/>
+          </w:tcPr>
+          <w:p>
+            <w:r>
+              <w:t>share_channel_private_recipient</w:t>
+            </w:r>
+          </w:p>
+        </w:tc>
+        <w:tc>
+          <w:tcPr>
+            <w:tcW w:type="dxa" w:w="960"/>
+          </w:tcPr>
+          <w:p>
+            <w:r>
+              <w:t>6.291</w:t>
+            </w:r>
+          </w:p>
+        </w:tc>
+        <w:tc>
+          <w:tcPr>
+            <w:tcW w:type="dxa" w:w="960"/>
+          </w:tcPr>
+          <w:p>
+            <w:r>
+              <w:t>4.5973</w:t>
+            </w:r>
+          </w:p>
+        </w:tc>
+        <w:tc>
+          <w:tcPr>
+            <w:tcW w:type="dxa" w:w="960"/>
+          </w:tcPr>
+          <w:p>
+            <w:r>
+              <w:t>0.1713</w:t>
+            </w:r>
+          </w:p>
+        </w:tc>
+        <w:tc>
+          <w:tcPr>
+            <w:tcW w:type="dxa" w:w="960"/>
+          </w:tcPr>
+          <w:p>
+            <w:r>
+              <w:t>3091</w:t>
+            </w:r>
+          </w:p>
+        </w:tc>
+        <w:tc>
+          <w:tcPr>
+            <w:tcW w:type="dxa" w:w="960"/>
+          </w:tcPr>
+          <w:p>
+            <w:r>
+              <w:t>0.0189</w:t>
+            </w:r>
+          </w:p>
+        </w:tc>
+      </w:tr>
+      <w:tr>
+        <w:tc>
+          <w:tcPr>
+            <w:tcW w:type="dxa" w:w="960"/>
+          </w:tcPr>
+          <w:p>
+            <w:r>
+              <w:t>w1_2</w:t>
+            </w:r>
+          </w:p>
+        </w:tc>
+        <w:tc>
+          <w:tcPr>
+            <w:tcW w:type="dxa" w:w="960"/>
+          </w:tcPr>
+          <w:p>
+            <w:r>
+              <w:t>gfcf_gdp</w:t>
+            </w:r>
+          </w:p>
+        </w:tc>
+        <w:tc>
+          <w:tcPr>
+            <w:tcW w:type="dxa" w:w="960"/>
+          </w:tcPr>
+          <w:p>
+            <w:r>
+              <w:t>finance</w:t>
+            </w:r>
+          </w:p>
+        </w:tc>
+        <w:tc>
+          <w:tcPr>
+            <w:tcW w:type="dxa" w:w="960"/>
+          </w:tcPr>
+          <w:p>
+            <w:r>
+              <w:t>share_finance_grant</w:t>
+            </w:r>
+          </w:p>
+        </w:tc>
+        <w:tc>
+          <w:tcPr>
+            <w:tcW w:type="dxa" w:w="960"/>
+          </w:tcPr>
+          <w:p>
+            <w:r>
+              <w:t>0.0746</w:t>
+            </w:r>
+          </w:p>
+        </w:tc>
+        <w:tc>
+          <w:tcPr>
+            <w:tcW w:type="dxa" w:w="960"/>
+          </w:tcPr>
+          <w:p>
+            <w:r>
+              <w:t>1.5664</w:t>
+            </w:r>
+          </w:p>
+        </w:tc>
+        <w:tc>
+          <w:tcPr>
+            <w:tcW w:type="dxa" w:w="960"/>
+          </w:tcPr>
+          <w:p>
+            <w:r>
+              <w:t>0.962</w:t>
+            </w:r>
+          </w:p>
+        </w:tc>
+        <w:tc>
+          <w:tcPr>
+            <w:tcW w:type="dxa" w:w="960"/>
+          </w:tcPr>
+          <w:p>
+            <w:r>
+              <w:t>3091</w:t>
+            </w:r>
+          </w:p>
+        </w:tc>
+        <w:tc>
+          <w:tcPr>
+            <w:tcW w:type="dxa" w:w="960"/>
+          </w:tcPr>
+          <w:p>
+            <w:r>
+              <w:t>-0.0291</w:t>
+            </w:r>
+          </w:p>
+        </w:tc>
+      </w:tr>
+      <w:tr>
+        <w:tc>
+          <w:tcPr>
+            <w:tcW w:type="dxa" w:w="960"/>
+          </w:tcPr>
+          <w:p>
+            <w:r>
+              <w:t>w1_2</w:t>
+            </w:r>
+          </w:p>
+        </w:tc>
+        <w:tc>
+          <w:tcPr>
+            <w:tcW w:type="dxa" w:w="960"/>
+          </w:tcPr>
+          <w:p>
+            <w:r>
+              <w:t>gfcf_gdp</w:t>
+            </w:r>
+          </w:p>
+        </w:tc>
+        <w:tc>
+          <w:tcPr>
+            <w:tcW w:type="dxa" w:w="960"/>
+          </w:tcPr>
+          <w:p>
+            <w:r>
+              <w:t>finance</w:t>
+            </w:r>
+          </w:p>
+        </w:tc>
+        <w:tc>
+          <w:tcPr>
+            <w:tcW w:type="dxa" w:w="960"/>
+          </w:tcPr>
+          <w:p>
+            <w:r>
+              <w:t>share_finance_loan</w:t>
+            </w:r>
+          </w:p>
+        </w:tc>
+        <w:tc>
+          <w:tcPr>
+            <w:tcW w:type="dxa" w:w="960"/>
+          </w:tcPr>
+          <w:p>
+            <w:r>
+              <w:t>1.6184</w:t>
+            </w:r>
+          </w:p>
+        </w:tc>
+        <w:tc>
+          <w:tcPr>
+            <w:tcW w:type="dxa" w:w="960"/>
+          </w:tcPr>
+          <w:p>
+            <w:r>
+              <w:t>1.8077</w:t>
+            </w:r>
+          </w:p>
+        </w:tc>
+        <w:tc>
+          <w:tcPr>
+            <w:tcW w:type="dxa" w:w="960"/>
+          </w:tcPr>
+          <w:p>
+            <w:r>
+              <w:t>0.3707</w:t>
+            </w:r>
+          </w:p>
+        </w:tc>
+        <w:tc>
+          <w:tcPr>
+            <w:tcW w:type="dxa" w:w="960"/>
+          </w:tcPr>
+          <w:p>
+            <w:r>
+              <w:t>3091</w:t>
+            </w:r>
+          </w:p>
+        </w:tc>
+        <w:tc>
+          <w:tcPr>
+            <w:tcW w:type="dxa" w:w="960"/>
+          </w:tcPr>
+          <w:p>
+            <w:r>
+              <w:t>-0.0291</w:t>
+            </w:r>
+          </w:p>
+        </w:tc>
+      </w:tr>
+      <w:tr>
+        <w:tc>
+          <w:tcPr>
+            <w:tcW w:type="dxa" w:w="960"/>
+          </w:tcPr>
+          <w:p>
+            <w:r>
+              <w:t>w1_2</w:t>
+            </w:r>
+          </w:p>
+        </w:tc>
+        <w:tc>
+          <w:tcPr>
+            <w:tcW w:type="dxa" w:w="960"/>
+          </w:tcPr>
+          <w:p>
+            <w:r>
+              <w:t>gfcf_gdp</w:t>
+            </w:r>
+          </w:p>
+        </w:tc>
+        <w:tc>
+          <w:tcPr>
+            <w:tcW w:type="dxa" w:w="960"/>
+          </w:tcPr>
+          <w:p>
+            <w:r>
+              <w:t>extra</w:t>
+            </w:r>
+          </w:p>
+        </w:tc>
+        <w:tc>
+          <w:tcPr>
+            <w:tcW w:type="dxa" w:w="960"/>
+          </w:tcPr>
+          <w:p>
+            <w:r>
+              <w:t>share_tc_usd_irtc</w:t>
+            </w:r>
+          </w:p>
+        </w:tc>
+        <w:tc>
+          <w:tcPr>
+            <w:tcW w:type="dxa" w:w="960"/>
+          </w:tcPr>
+          <w:p>
+            <w:r>
+              <w:t>-0.4825</w:t>
+            </w:r>
+          </w:p>
+        </w:tc>
+        <w:tc>
+          <w:tcPr>
+            <w:tcW w:type="dxa" w:w="960"/>
+          </w:tcPr>
+          <w:p>
+            <w:r>
+              <w:t>2.1241</w:t>
+            </w:r>
+          </w:p>
+        </w:tc>
+        <w:tc>
+          <w:tcPr>
+            <w:tcW w:type="dxa" w:w="960"/>
+          </w:tcPr>
+          <w:p>
+            <w:r>
+              <w:t>0.8203</w:t>
+            </w:r>
+          </w:p>
+        </w:tc>
+        <w:tc>
+          <w:tcPr>
+            <w:tcW w:type="dxa" w:w="960"/>
+          </w:tcPr>
+          <w:p>
+            <w:r>
+              <w:t>3091</w:t>
+            </w:r>
+          </w:p>
+        </w:tc>
+        <w:tc>
+          <w:tcPr>
+            <w:tcW w:type="dxa" w:w="960"/>
+          </w:tcPr>
+          <w:p>
+            <w:r>
+              <w:t>-0.0171</w:t>
+            </w:r>
+          </w:p>
+        </w:tc>
+      </w:tr>
+      <w:tr>
+        <w:tc>
+          <w:tcPr>
+            <w:tcW w:type="dxa" w:w="960"/>
+          </w:tcPr>
+          <w:p>
+            <w:r>
+              <w:t>w1_2</w:t>
+            </w:r>
+          </w:p>
+        </w:tc>
+        <w:tc>
+          <w:tcPr>
+            <w:tcW w:type="dxa" w:w="960"/>
+          </w:tcPr>
+          <w:p>
+            <w:r>
+              <w:t>gfcf_gdp</w:t>
+            </w:r>
+          </w:p>
+        </w:tc>
+        <w:tc>
+          <w:tcPr>
+            <w:tcW w:type="dxa" w:w="960"/>
+          </w:tcPr>
+          <w:p>
+            <w:r>
+              <w:t>extra</w:t>
+            </w:r>
+          </w:p>
+        </w:tc>
+        <w:tc>
+          <w:tcPr>
+            <w:tcW w:type="dxa" w:w="960"/>
+          </w:tcPr>
+          <w:p>
+            <w:r>
+              <w:t>share_untied</w:t>
+            </w:r>
+          </w:p>
+        </w:tc>
+        <w:tc>
+          <w:tcPr>
+            <w:tcW w:type="dxa" w:w="960"/>
+          </w:tcPr>
+          <w:p>
+            <w:r>
+              <w:t>0.2253</w:t>
+            </w:r>
+          </w:p>
+        </w:tc>
+        <w:tc>
+          <w:tcPr>
+            <w:tcW w:type="dxa" w:w="960"/>
+          </w:tcPr>
+          <w:p>
+            <w:r>
+              <w:t>0.8837</w:t>
+            </w:r>
+          </w:p>
+        </w:tc>
+        <w:tc>
+          <w:tcPr>
+            <w:tcW w:type="dxa" w:w="960"/>
+          </w:tcPr>
+          <w:p>
+            <w:r>
+              <w:t>0.7988</w:t>
+            </w:r>
+          </w:p>
+        </w:tc>
+        <w:tc>
+          <w:tcPr>
+            <w:tcW w:type="dxa" w:w="960"/>
+          </w:tcPr>
+          <w:p>
+            <w:r>
+              <w:t>3091</w:t>
+            </w:r>
+          </w:p>
+        </w:tc>
+        <w:tc>
+          <w:tcPr>
+            <w:tcW w:type="dxa" w:w="960"/>
+          </w:tcPr>
+          <w:p>
+            <w:r>
+              <w:t>-0.0171</w:t>
+            </w:r>
+          </w:p>
+        </w:tc>
+      </w:tr>
+      <w:tr>
+        <w:tc>
+          <w:tcPr>
+            <w:tcW w:type="dxa" w:w="960"/>
+          </w:tcPr>
+          <w:p>
+            <w:r>
+              <w:t>w1_2</w:t>
+            </w:r>
+          </w:p>
+        </w:tc>
+        <w:tc>
+          <w:tcPr>
+            <w:tcW w:type="dxa" w:w="960"/>
+          </w:tcPr>
+          <w:p>
+            <w:r>
+              <w:t>manf_gdp</w:t>
+            </w:r>
+          </w:p>
+        </w:tc>
+        <w:tc>
+          <w:tcPr>
+            <w:tcW w:type="dxa" w:w="960"/>
+          </w:tcPr>
+          <w:p>
+            <w:r>
+              <w:t>aidtype</w:t>
+            </w:r>
+          </w:p>
+        </w:tc>
+        <w:tc>
+          <w:tcPr>
+            <w:tcW w:type="dxa" w:w="960"/>
+          </w:tcPr>
+          <w:p>
+            <w:r>
+              <w:t>share_aidtype_technical_cooperation</w:t>
+            </w:r>
+          </w:p>
+        </w:tc>
+        <w:tc>
+          <w:tcPr>
+            <w:tcW w:type="dxa" w:w="960"/>
+          </w:tcPr>
+          <w:p>
+            <w:r>
+              <w:t>-4.8766</w:t>
+            </w:r>
+          </w:p>
+        </w:tc>
+        <w:tc>
+          <w:tcPr>
+            <w:tcW w:type="dxa" w:w="960"/>
+          </w:tcPr>
+          <w:p>
+            <w:r>
+              <w:t>2.7161</w:t>
+            </w:r>
+          </w:p>
+        </w:tc>
+        <w:tc>
+          <w:tcPr>
+            <w:tcW w:type="dxa" w:w="960"/>
+          </w:tcPr>
+          <w:p>
+            <w:r>
+              <w:t>0.0727</w:t>
+            </w:r>
+          </w:p>
+        </w:tc>
+        <w:tc>
+          <w:tcPr>
+            <w:tcW w:type="dxa" w:w="960"/>
+          </w:tcPr>
+          <w:p>
+            <w:r>
+              <w:t>3406</w:t>
+            </w:r>
+          </w:p>
+        </w:tc>
+        <w:tc>
+          <w:tcPr>
+            <w:tcW w:type="dxa" w:w="960"/>
+          </w:tcPr>
+          <w:p>
+            <w:r>
+              <w:t>0.051</w:t>
+            </w:r>
+          </w:p>
+        </w:tc>
+      </w:tr>
+      <w:tr>
+        <w:tc>
+          <w:tcPr>
+            <w:tcW w:type="dxa" w:w="960"/>
+          </w:tcPr>
+          <w:p>
+            <w:r>
+              <w:t>w1_2</w:t>
+            </w:r>
+          </w:p>
+        </w:tc>
+        <w:tc>
+          <w:tcPr>
+            <w:tcW w:type="dxa" w:w="960"/>
+          </w:tcPr>
+          <w:p>
+            <w:r>
+              <w:t>manf_gdp</w:t>
+            </w:r>
+          </w:p>
+        </w:tc>
+        <w:tc>
+          <w:tcPr>
+            <w:tcW w:type="dxa" w:w="960"/>
+          </w:tcPr>
+          <w:p>
+            <w:r>
+              <w:t>aidtype</w:t>
+            </w:r>
+          </w:p>
+        </w:tc>
+        <w:tc>
+          <w:tcPr>
+            <w:tcW w:type="dxa" w:w="960"/>
+          </w:tcPr>
+          <w:p>
+            <w:r>
+              <w:t>share_aidtype_budget_support</w:t>
+            </w:r>
+          </w:p>
+        </w:tc>
+        <w:tc>
+          <w:tcPr>
+            <w:tcW w:type="dxa" w:w="960"/>
+          </w:tcPr>
+          <w:p>
+            <w:r>
+              <w:t>-0.1989</w:t>
+            </w:r>
+          </w:p>
+        </w:tc>
+        <w:tc>
+          <w:tcPr>
+            <w:tcW w:type="dxa" w:w="960"/>
+          </w:tcPr>
+          <w:p>
+            <w:r>
+              <w:t>0.7278</w:t>
+            </w:r>
+          </w:p>
+        </w:tc>
+        <w:tc>
+          <w:tcPr>
+            <w:tcW w:type="dxa" w:w="960"/>
+          </w:tcPr>
+          <w:p>
+            <w:r>
+              <w:t>0.7847</w:t>
+            </w:r>
+          </w:p>
+        </w:tc>
+        <w:tc>
+          <w:tcPr>
+            <w:tcW w:type="dxa" w:w="960"/>
+          </w:tcPr>
+          <w:p>
+            <w:r>
+              <w:t>3406</w:t>
+            </w:r>
+          </w:p>
+        </w:tc>
+        <w:tc>
+          <w:tcPr>
+            <w:tcW w:type="dxa" w:w="960"/>
+          </w:tcPr>
+          <w:p>
+            <w:r>
+              <w:t>0.051</w:t>
+            </w:r>
+          </w:p>
+        </w:tc>
+      </w:tr>
+      <w:tr>
+        <w:tc>
+          <w:tcPr>
+            <w:tcW w:type="dxa" w:w="960"/>
+          </w:tcPr>
+          <w:p>
+            <w:r>
+              <w:t>w1_2</w:t>
+            </w:r>
+          </w:p>
+        </w:tc>
+        <w:tc>
+          <w:tcPr>
+            <w:tcW w:type="dxa" w:w="960"/>
+          </w:tcPr>
+          <w:p>
+            <w:r>
+              <w:t>manf_gdp</w:t>
+            </w:r>
+          </w:p>
+        </w:tc>
+        <w:tc>
+          <w:tcPr>
+            <w:tcW w:type="dxa" w:w="960"/>
+          </w:tcPr>
+          <w:p>
+            <w:r>
+              <w:t>aidtype</w:t>
+            </w:r>
+          </w:p>
+        </w:tc>
+        <w:tc>
+          <w:tcPr>
+            <w:tcW w:type="dxa" w:w="960"/>
+          </w:tcPr>
+          <w:p>
+            <w:r>
+              <w:t>share_aidtype_project</w:t>
+            </w:r>
+          </w:p>
+        </w:tc>
+        <w:tc>
+          <w:tcPr>
+            <w:tcW w:type="dxa" w:w="960"/>
+          </w:tcPr>
+          <w:p>
+            <w:r>
+              <w:t>-0.3144</w:t>
+            </w:r>
+          </w:p>
+        </w:tc>
+        <w:tc>
+          <w:tcPr>
+            <w:tcW w:type="dxa" w:w="960"/>
+          </w:tcPr>
+          <w:p>
+            <w:r>
+              <w:t>0.5794</w:t>
+            </w:r>
+          </w:p>
+        </w:tc>
+        <w:tc>
+          <w:tcPr>
+            <w:tcW w:type="dxa" w:w="960"/>
+          </w:tcPr>
+          <w:p>
+            <w:r>
+              <w:t>0.5874</w:t>
+            </w:r>
+          </w:p>
+        </w:tc>
+        <w:tc>
+          <w:tcPr>
+            <w:tcW w:type="dxa" w:w="960"/>
+          </w:tcPr>
+          <w:p>
+            <w:r>
+              <w:t>3406</w:t>
+            </w:r>
+          </w:p>
+        </w:tc>
+        <w:tc>
+          <w:tcPr>
+            <w:tcW w:type="dxa" w:w="960"/>
+          </w:tcPr>
+          <w:p>
+            <w:r>
+              <w:t>0.051</w:t>
+            </w:r>
+          </w:p>
+        </w:tc>
+      </w:tr>
+      <w:tr>
+        <w:tc>
+          <w:tcPr>
+            <w:tcW w:type="dxa" w:w="960"/>
+          </w:tcPr>
+          <w:p>
+            <w:r>
+              <w:t>w1_2</w:t>
+            </w:r>
+          </w:p>
+        </w:tc>
+        <w:tc>
+          <w:tcPr>
+            <w:tcW w:type="dxa" w:w="960"/>
+          </w:tcPr>
+          <w:p>
+            <w:r>
+              <w:t>manf_gdp</w:t>
+            </w:r>
+          </w:p>
+        </w:tc>
+        <w:tc>
+          <w:tcPr>
+            <w:tcW w:type="dxa" w:w="960"/>
+          </w:tcPr>
+          <w:p>
+            <w:r>
+              <w:t>aidtype</w:t>
+            </w:r>
+          </w:p>
+        </w:tc>
+        <w:tc>
+          <w:tcPr>
+            <w:tcW w:type="dxa" w:w="960"/>
+          </w:tcPr>
+          <w:p>
+            <w:r>
+              <w:t>share_aidtype_pooled_earmarked</w:t>
+            </w:r>
+          </w:p>
+        </w:tc>
+        <w:tc>
+          <w:tcPr>
+            <w:tcW w:type="dxa" w:w="960"/>
+          </w:tcPr>
+          <w:p>
+            <w:r>
+              <w:t>-0.6102</w:t>
+            </w:r>
+          </w:p>
+        </w:tc>
+        <w:tc>
+          <w:tcPr>
+            <w:tcW w:type="dxa" w:w="960"/>
+          </w:tcPr>
+          <w:p>
+            <w:r>
+              <w:t>3.0561</w:t>
+            </w:r>
+          </w:p>
+        </w:tc>
+        <w:tc>
+          <w:tcPr>
+            <w:tcW w:type="dxa" w:w="960"/>
+          </w:tcPr>
+          <w:p>
+            <w:r>
+              <w:t>0.8418</w:t>
+            </w:r>
+          </w:p>
+        </w:tc>
+        <w:tc>
+          <w:tcPr>
+            <w:tcW w:type="dxa" w:w="960"/>
+          </w:tcPr>
+          <w:p>
+            <w:r>
+              <w:t>3406</w:t>
+            </w:r>
+          </w:p>
+        </w:tc>
+        <w:tc>
+          <w:tcPr>
+            <w:tcW w:type="dxa" w:w="960"/>
+          </w:tcPr>
+          <w:p>
+            <w:r>
+              <w:t>0.051</w:t>
+            </w:r>
+          </w:p>
+        </w:tc>
+      </w:tr>
+      <w:tr>
+        <w:tc>
+          <w:tcPr>
+            <w:tcW w:type="dxa" w:w="960"/>
+          </w:tcPr>
+          <w:p>
+            <w:r>
+              <w:t>w1_2</w:t>
+            </w:r>
+          </w:p>
+        </w:tc>
+        <w:tc>
+          <w:tcPr>
+            <w:tcW w:type="dxa" w:w="960"/>
+          </w:tcPr>
+          <w:p>
+            <w:r>
+              <w:t>manf_gdp</w:t>
+            </w:r>
+          </w:p>
+        </w:tc>
+        <w:tc>
+          <w:tcPr>
+            <w:tcW w:type="dxa" w:w="960"/>
+          </w:tcPr>
+          <w:p>
+            <w:r>
+              <w:t>aidtype</w:t>
+            </w:r>
+          </w:p>
+        </w:tc>
+        <w:tc>
+          <w:tcPr>
+            <w:tcW w:type="dxa" w:w="960"/>
+          </w:tcPr>
+          <w:p>
+            <w:r>
+              <w:t>share_aidtype_ngo_core</w:t>
+            </w:r>
+          </w:p>
+        </w:tc>
+        <w:tc>
+          <w:tcPr>
+            <w:tcW w:type="dxa" w:w="960"/>
+          </w:tcPr>
+          <w:p>
+            <w:r>
+              <w:t>4.9518</w:t>
+            </w:r>
+          </w:p>
+        </w:tc>
+        <w:tc>
+          <w:tcPr>
+            <w:tcW w:type="dxa" w:w="960"/>
+          </w:tcPr>
+          <w:p>
+            <w:r>
+              <w:t>7.2455</w:t>
+            </w:r>
+          </w:p>
+        </w:tc>
+        <w:tc>
+          <w:tcPr>
+            <w:tcW w:type="dxa" w:w="960"/>
+          </w:tcPr>
+          <w:p>
+            <w:r>
+              <w:t>0.4944</w:t>
+            </w:r>
+          </w:p>
+        </w:tc>
+        <w:tc>
+          <w:tcPr>
+            <w:tcW w:type="dxa" w:w="960"/>
+          </w:tcPr>
+          <w:p>
+            <w:r>
+              <w:t>3406</w:t>
+            </w:r>
+          </w:p>
+        </w:tc>
+        <w:tc>
+          <w:tcPr>
+            <w:tcW w:type="dxa" w:w="960"/>
+          </w:tcPr>
+          <w:p>
+            <w:r>
+              <w:t>0.051</w:t>
+            </w:r>
+          </w:p>
+        </w:tc>
+      </w:tr>
+      <w:tr>
+        <w:tc>
+          <w:tcPr>
+            <w:tcW w:type="dxa" w:w="960"/>
+          </w:tcPr>
+          <w:p>
+            <w:r>
+              <w:t>w1_2</w:t>
+            </w:r>
+          </w:p>
+        </w:tc>
+        <w:tc>
+          <w:tcPr>
+            <w:tcW w:type="dxa" w:w="960"/>
+          </w:tcPr>
+          <w:p>
+            <w:r>
+              <w:t>manf_gdp</w:t>
+            </w:r>
+          </w:p>
+        </w:tc>
+        <w:tc>
+          <w:tcPr>
+            <w:tcW w:type="dxa" w:w="960"/>
+          </w:tcPr>
+          <w:p>
+            <w:r>
+              <w:t>aidtype</w:t>
+            </w:r>
+          </w:p>
+        </w:tc>
+        <w:tc>
+          <w:tcPr>
+            <w:tcW w:type="dxa" w:w="960"/>
+          </w:tcPr>
+          <w:p>
+            <w:r>
+              <w:t>share_aidtype_scholarships_students</w:t>
+            </w:r>
+          </w:p>
+        </w:tc>
+        <w:tc>
+          <w:tcPr>
+            <w:tcW w:type="dxa" w:w="960"/>
+          </w:tcPr>
+          <w:p>
+            <w:r>
+              <w:t>-3.2244</w:t>
+            </w:r>
+          </w:p>
+        </w:tc>
+        <w:tc>
+          <w:tcPr>
+            <w:tcW w:type="dxa" w:w="960"/>
+          </w:tcPr>
+          <w:p>
+            <w:r>
+              <w:t>4.815</w:t>
+            </w:r>
+          </w:p>
+        </w:tc>
+        <w:tc>
+          <w:tcPr>
+            <w:tcW w:type="dxa" w:w="960"/>
+          </w:tcPr>
+          <w:p>
+            <w:r>
+              <w:t>0.5031</w:t>
+            </w:r>
+          </w:p>
+        </w:tc>
+        <w:tc>
+          <w:tcPr>
+            <w:tcW w:type="dxa" w:w="960"/>
+          </w:tcPr>
+          <w:p>
+            <w:r>
+              <w:t>3406</w:t>
+            </w:r>
+          </w:p>
+        </w:tc>
+        <w:tc>
+          <w:tcPr>
+            <w:tcW w:type="dxa" w:w="960"/>
+          </w:tcPr>
+          <w:p>
+            <w:r>
+              <w:t>0.051</w:t>
+            </w:r>
+          </w:p>
+        </w:tc>
+      </w:tr>
+      <w:tr>
+        <w:tc>
+          <w:tcPr>
+            <w:tcW w:type="dxa" w:w="960"/>
+          </w:tcPr>
+          <w:p>
+            <w:r>
+              <w:t>w1_2</w:t>
+            </w:r>
+          </w:p>
+        </w:tc>
+        <w:tc>
+          <w:tcPr>
+            <w:tcW w:type="dxa" w:w="960"/>
+          </w:tcPr>
+          <w:p>
+            <w:r>
+              <w:t>manf_gdp</w:t>
+            </w:r>
+          </w:p>
+        </w:tc>
+        <w:tc>
+          <w:tcPr>
+            <w:tcW w:type="dxa" w:w="960"/>
+          </w:tcPr>
+          <w:p>
+            <w:r>
+              <w:t>aidtype</w:t>
+            </w:r>
+          </w:p>
+        </w:tc>
+        <w:tc>
+          <w:tcPr>
+            <w:tcW w:type="dxa" w:w="960"/>
+          </w:tcPr>
+          <w:p>
+            <w:r>
+              <w:t>share_aidtype_admin_refugee_awareness</w:t>
+            </w:r>
+          </w:p>
+        </w:tc>
+        <w:tc>
+          <w:tcPr>
+            <w:tcW w:type="dxa" w:w="960"/>
+          </w:tcPr>
+          <w:p>
+            <w:r>
+              <w:t>2.4163</w:t>
+            </w:r>
+          </w:p>
+        </w:tc>
+        <w:tc>
+          <w:tcPr>
+            <w:tcW w:type="dxa" w:w="960"/>
+          </w:tcPr>
+          <w:p>
+            <w:r>
+              <w:t>9.4739</w:t>
+            </w:r>
+          </w:p>
+        </w:tc>
+        <w:tc>
+          <w:tcPr>
+            <w:tcW w:type="dxa" w:w="960"/>
+          </w:tcPr>
+          <w:p>
+            <w:r>
+              <w:t>0.7987</w:t>
+            </w:r>
+          </w:p>
+        </w:tc>
+        <w:tc>
+          <w:tcPr>
+            <w:tcW w:type="dxa" w:w="960"/>
+          </w:tcPr>
+          <w:p>
+            <w:r>
+              <w:t>3406</w:t>
+            </w:r>
+          </w:p>
+        </w:tc>
+        <w:tc>
+          <w:tcPr>
+            <w:tcW w:type="dxa" w:w="960"/>
+          </w:tcPr>
+          <w:p>
+            <w:r>
+              <w:t>0.051</w:t>
+            </w:r>
+          </w:p>
+        </w:tc>
+      </w:tr>
+      <w:tr>
+        <w:tc>
+          <w:tcPr>
+            <w:tcW w:type="dxa" w:w="960"/>
+          </w:tcPr>
+          <w:p>
+            <w:r>
+              <w:t>w1_2</w:t>
+            </w:r>
+          </w:p>
+        </w:tc>
+        <w:tc>
+          <w:tcPr>
+            <w:tcW w:type="dxa" w:w="960"/>
+          </w:tcPr>
+          <w:p>
+            <w:r>
+              <w:t>manf_gdp</w:t>
+            </w:r>
+          </w:p>
+        </w:tc>
+        <w:tc>
+          <w:tcPr>
+            <w:tcW w:type="dxa" w:w="960"/>
+          </w:tcPr>
+          <w:p>
+            <w:r>
+              <w:t>channel</w:t>
+            </w:r>
+          </w:p>
+        </w:tc>
+        <w:tc>
+          <w:tcPr>
+            <w:tcW w:type="dxa" w:w="960"/>
+          </w:tcPr>
+          <w:p>
+            <w:r>
+              <w:t>share_channel_public_recipient</w:t>
+            </w:r>
+          </w:p>
+        </w:tc>
+        <w:tc>
+          <w:tcPr>
+            <w:tcW w:type="dxa" w:w="960"/>
+          </w:tcPr>
+          <w:p>
+            <w:r>
+              <w:t>0.9858</w:t>
+            </w:r>
+          </w:p>
+        </w:tc>
+        <w:tc>
+          <w:tcPr>
+            <w:tcW w:type="dxa" w:w="960"/>
+          </w:tcPr>
+          <w:p>
+            <w:r>
+              <w:t>0.9985</w:t>
+            </w:r>
+          </w:p>
+        </w:tc>
+        <w:tc>
+          <w:tcPr>
+            <w:tcW w:type="dxa" w:w="960"/>
+          </w:tcPr>
+          <w:p>
+            <w:r>
+              <w:t>0.3236</w:t>
+            </w:r>
+          </w:p>
+        </w:tc>
+        <w:tc>
+          <w:tcPr>
+            <w:tcW w:type="dxa" w:w="960"/>
+          </w:tcPr>
+          <w:p>
+            <w:r>
+              <w:t>3406</w:t>
+            </w:r>
+          </w:p>
+        </w:tc>
+        <w:tc>
+          <w:tcPr>
+            <w:tcW w:type="dxa" w:w="960"/>
+          </w:tcPr>
+          <w:p>
+            <w:r>
+              <w:t>-0.0852</w:t>
+            </w:r>
+          </w:p>
+        </w:tc>
+      </w:tr>
+      <w:tr>
+        <w:tc>
+          <w:tcPr>
+            <w:tcW w:type="dxa" w:w="960"/>
+          </w:tcPr>
+          <w:p>
+            <w:r>
+              <w:t>w1_2</w:t>
+            </w:r>
+          </w:p>
+        </w:tc>
+        <w:tc>
+          <w:tcPr>
+            <w:tcW w:type="dxa" w:w="960"/>
+          </w:tcPr>
+          <w:p>
+            <w:r>
+              <w:t>manf_gdp</w:t>
+            </w:r>
+          </w:p>
+        </w:tc>
+        <w:tc>
+          <w:tcPr>
+            <w:tcW w:type="dxa" w:w="960"/>
+          </w:tcPr>
+          <w:p>
+            <w:r>
+              <w:t>channel</w:t>
+            </w:r>
+          </w:p>
+        </w:tc>
+        <w:tc>
+          <w:tcPr>
+            <w:tcW w:type="dxa" w:w="960"/>
+          </w:tcPr>
+          <w:p>
+            <w:r>
+              <w:t>share_channel_public_donor</w:t>
+            </w:r>
+          </w:p>
+        </w:tc>
+        <w:tc>
+          <w:tcPr>
+            <w:tcW w:type="dxa" w:w="960"/>
+          </w:tcPr>
+          <w:p>
+            <w:r>
+              <w:t>0.4026</w:t>
+            </w:r>
+          </w:p>
+        </w:tc>
+        <w:tc>
+          <w:tcPr>
+            <w:tcW w:type="dxa" w:w="960"/>
+          </w:tcPr>
+          <w:p>
+            <w:r>
+              <w:t>1.6321</w:t>
+            </w:r>
+          </w:p>
+        </w:tc>
+        <w:tc>
+          <w:tcPr>
+            <w:tcW w:type="dxa" w:w="960"/>
+          </w:tcPr>
+          <w:p>
+            <w:r>
+              <w:t>0.8052</w:t>
+            </w:r>
+          </w:p>
+        </w:tc>
+        <w:tc>
+          <w:tcPr>
+            <w:tcW w:type="dxa" w:w="960"/>
+          </w:tcPr>
+          <w:p>
+            <w:r>
+              <w:t>3406</w:t>
+            </w:r>
+          </w:p>
+        </w:tc>
+        <w:tc>
+          <w:tcPr>
+            <w:tcW w:type="dxa" w:w="960"/>
+          </w:tcPr>
+          <w:p>
+            <w:r>
+              <w:t>-0.0852</w:t>
+            </w:r>
+          </w:p>
+        </w:tc>
+      </w:tr>
+      <w:tr>
+        <w:tc>
+          <w:tcPr>
+            <w:tcW w:type="dxa" w:w="960"/>
+          </w:tcPr>
+          <w:p>
+            <w:r>
+              <w:t>w1_2</w:t>
+            </w:r>
+          </w:p>
+        </w:tc>
+        <w:tc>
+          <w:tcPr>
+            <w:tcW w:type="dxa" w:w="960"/>
+          </w:tcPr>
+          <w:p>
+            <w:r>
+              <w:t>manf_gdp</w:t>
+            </w:r>
+          </w:p>
+        </w:tc>
+        <w:tc>
+          <w:tcPr>
+            <w:tcW w:type="dxa" w:w="960"/>
+          </w:tcPr>
+          <w:p>
+            <w:r>
+              <w:t>channel</w:t>
+            </w:r>
+          </w:p>
+        </w:tc>
+        <w:tc>
+          <w:tcPr>
+            <w:tcW w:type="dxa" w:w="960"/>
+          </w:tcPr>
+          <w:p>
+            <w:r>
+              <w:t>share_channel_ngo</w:t>
+            </w:r>
+          </w:p>
+        </w:tc>
+        <w:tc>
+          <w:tcPr>
+            <w:tcW w:type="dxa" w:w="960"/>
+          </w:tcPr>
+          <w:p>
+            <w:r>
+              <w:t>-0.0809</w:t>
+            </w:r>
+          </w:p>
+        </w:tc>
+        <w:tc>
+          <w:tcPr>
+            <w:tcW w:type="dxa" w:w="960"/>
+          </w:tcPr>
+          <w:p>
+            <w:r>
+              <w:t>2.4749</w:t>
+            </w:r>
+          </w:p>
+        </w:tc>
+        <w:tc>
+          <w:tcPr>
+            <w:tcW w:type="dxa" w:w="960"/>
+          </w:tcPr>
+          <w:p>
+            <w:r>
+              <w:t>0.9739</w:t>
+            </w:r>
+          </w:p>
+        </w:tc>
+        <w:tc>
+          <w:tcPr>
+            <w:tcW w:type="dxa" w:w="960"/>
+          </w:tcPr>
+          <w:p>
+            <w:r>
+              <w:t>3406</w:t>
+            </w:r>
+          </w:p>
+        </w:tc>
+        <w:tc>
+          <w:tcPr>
+            <w:tcW w:type="dxa" w:w="960"/>
+          </w:tcPr>
+          <w:p>
+            <w:r>
+              <w:t>-0.0852</w:t>
+            </w:r>
+          </w:p>
+        </w:tc>
+      </w:tr>
+      <w:tr>
+        <w:tc>
+          <w:tcPr>
+            <w:tcW w:type="dxa" w:w="960"/>
+          </w:tcPr>
+          <w:p>
+            <w:r>
+              <w:t>w1_2</w:t>
+            </w:r>
+          </w:p>
+        </w:tc>
+        <w:tc>
+          <w:tcPr>
+            <w:tcW w:type="dxa" w:w="960"/>
+          </w:tcPr>
+          <w:p>
+            <w:r>
+              <w:t>manf_gdp</w:t>
+            </w:r>
+          </w:p>
+        </w:tc>
+        <w:tc>
+          <w:tcPr>
+            <w:tcW w:type="dxa" w:w="960"/>
+          </w:tcPr>
+          <w:p>
+            <w:r>
+              <w:t>channel</w:t>
+            </w:r>
+          </w:p>
+        </w:tc>
+        <w:tc>
+          <w:tcPr>
+            <w:tcW w:type="dxa" w:w="960"/>
+          </w:tcPr>
+          <w:p>
+            <w:r>
+              <w:t>share_channel_multilateral</w:t>
+            </w:r>
+          </w:p>
+        </w:tc>
+        <w:tc>
+          <w:tcPr>
+            <w:tcW w:type="dxa" w:w="960"/>
+          </w:tcPr>
+          <w:p>
+            <w:r>
+              <w:t>1.4753</w:t>
+            </w:r>
+          </w:p>
+        </w:tc>
+        <w:tc>
+          <w:tcPr>
+            <w:tcW w:type="dxa" w:w="960"/>
+          </w:tcPr>
+          <w:p>
+            <w:r>
+              <w:t>0.9513</w:t>
+            </w:r>
+          </w:p>
+        </w:tc>
+        <w:tc>
+          <w:tcPr>
+            <w:tcW w:type="dxa" w:w="960"/>
+          </w:tcPr>
+          <w:p>
+            <w:r>
+              <w:t>0.121</w:t>
+            </w:r>
+          </w:p>
+        </w:tc>
+        <w:tc>
+          <w:tcPr>
+            <w:tcW w:type="dxa" w:w="960"/>
+          </w:tcPr>
+          <w:p>
+            <w:r>
+              <w:t>3406</w:t>
+            </w:r>
+          </w:p>
+        </w:tc>
+        <w:tc>
+          <w:tcPr>
+            <w:tcW w:type="dxa" w:w="960"/>
+          </w:tcPr>
+          <w:p>
+            <w:r>
+              <w:t>-0.0852</w:t>
+            </w:r>
+          </w:p>
+        </w:tc>
+      </w:tr>
+      <w:tr>
+        <w:tc>
+          <w:tcPr>
+            <w:tcW w:type="dxa" w:w="960"/>
+          </w:tcPr>
+          <w:p>
+            <w:r>
+              <w:t>w1_2</w:t>
+            </w:r>
+          </w:p>
+        </w:tc>
+        <w:tc>
+          <w:tcPr>
+            <w:tcW w:type="dxa" w:w="960"/>
+          </w:tcPr>
+          <w:p>
+            <w:r>
+              <w:t>manf_gdp</w:t>
+            </w:r>
+          </w:p>
+        </w:tc>
+        <w:tc>
+          <w:tcPr>
+            <w:tcW w:type="dxa" w:w="960"/>
+          </w:tcPr>
+          <w:p>
+            <w:r>
+              <w:t>channel</w:t>
+            </w:r>
+          </w:p>
+        </w:tc>
+        <w:tc>
+          <w:tcPr>
+            <w:tcW w:type="dxa" w:w="960"/>
+          </w:tcPr>
+          <w:p>
+            <w:r>
+              <w:t>share_channel_private_recipient</w:t>
+            </w:r>
+          </w:p>
+        </w:tc>
+        <w:tc>
+          <w:tcPr>
+            <w:tcW w:type="dxa" w:w="960"/>
+          </w:tcPr>
+          <w:p>
+            <w:r>
+              <w:t>-0.5462</w:t>
+            </w:r>
+          </w:p>
+        </w:tc>
+        <w:tc>
+          <w:tcPr>
+            <w:tcW w:type="dxa" w:w="960"/>
+          </w:tcPr>
+          <w:p>
+            <w:r>
+              <w:t>3.0646</w:t>
+            </w:r>
+          </w:p>
+        </w:tc>
+        <w:tc>
+          <w:tcPr>
+            <w:tcW w:type="dxa" w:w="960"/>
+          </w:tcPr>
+          <w:p>
+            <w:r>
+              <w:t>0.8586</w:t>
+            </w:r>
+          </w:p>
+        </w:tc>
+        <w:tc>
+          <w:tcPr>
+            <w:tcW w:type="dxa" w:w="960"/>
+          </w:tcPr>
+          <w:p>
+            <w:r>
+              <w:t>3406</w:t>
+            </w:r>
+          </w:p>
+        </w:tc>
+        <w:tc>
+          <w:tcPr>
+            <w:tcW w:type="dxa" w:w="960"/>
+          </w:tcPr>
+          <w:p>
+            <w:r>
+              <w:t>-0.0852</w:t>
+            </w:r>
+          </w:p>
+        </w:tc>
+      </w:tr>
+      <w:tr>
+        <w:tc>
+          <w:tcPr>
+            <w:tcW w:type="dxa" w:w="960"/>
+          </w:tcPr>
+          <w:p>
+            <w:r>
+              <w:t>w1_2</w:t>
+            </w:r>
+          </w:p>
+        </w:tc>
+        <w:tc>
+          <w:tcPr>
+            <w:tcW w:type="dxa" w:w="960"/>
+          </w:tcPr>
+          <w:p>
+            <w:r>
+              <w:t>manf_gdp</w:t>
+            </w:r>
+          </w:p>
+        </w:tc>
+        <w:tc>
+          <w:tcPr>
+            <w:tcW w:type="dxa" w:w="960"/>
+          </w:tcPr>
+          <w:p>
+            <w:r>
+              <w:t>finance</w:t>
+            </w:r>
+          </w:p>
+        </w:tc>
+        <w:tc>
+          <w:tcPr>
+            <w:tcW w:type="dxa" w:w="960"/>
+          </w:tcPr>
+          <w:p>
+            <w:r>
+              <w:t>share_finance_grant</w:t>
+            </w:r>
+          </w:p>
+        </w:tc>
+        <w:tc>
+          <w:tcPr>
+            <w:tcW w:type="dxa" w:w="960"/>
+          </w:tcPr>
+          <w:p>
+            <w:r>
+              <w:t>-0.9881</w:t>
+            </w:r>
+          </w:p>
+        </w:tc>
+        <w:tc>
+          <w:tcPr>
+            <w:tcW w:type="dxa" w:w="960"/>
+          </w:tcPr>
+          <w:p>
+            <w:r>
+              <w:t>0.7334</w:t>
+            </w:r>
+          </w:p>
+        </w:tc>
+        <w:tc>
+          <w:tcPr>
+            <w:tcW w:type="dxa" w:w="960"/>
+          </w:tcPr>
+          <w:p>
+            <w:r>
+              <w:t>0.178</w:t>
+            </w:r>
+          </w:p>
+        </w:tc>
+        <w:tc>
+          <w:tcPr>
+            <w:tcW w:type="dxa" w:w="960"/>
+          </w:tcPr>
+          <w:p>
+            <w:r>
+              <w:t>3406</w:t>
+            </w:r>
+          </w:p>
+        </w:tc>
+        <w:tc>
+          <w:tcPr>
+            <w:tcW w:type="dxa" w:w="960"/>
+          </w:tcPr>
+          <w:p>
+            <w:r>
+              <w:t>0.0108</w:t>
+            </w:r>
+          </w:p>
+        </w:tc>
+      </w:tr>
+      <w:tr>
+        <w:tc>
+          <w:tcPr>
+            <w:tcW w:type="dxa" w:w="960"/>
+          </w:tcPr>
+          <w:p>
+            <w:r>
+              <w:t>w1_2</w:t>
+            </w:r>
+          </w:p>
+        </w:tc>
+        <w:tc>
+          <w:tcPr>
+            <w:tcW w:type="dxa" w:w="960"/>
+          </w:tcPr>
+          <w:p>
+            <w:r>
+              <w:t>manf_gdp</w:t>
+            </w:r>
+          </w:p>
+        </w:tc>
+        <w:tc>
+          <w:tcPr>
+            <w:tcW w:type="dxa" w:w="960"/>
+          </w:tcPr>
+          <w:p>
+            <w:r>
+              <w:t>finance</w:t>
+            </w:r>
+          </w:p>
+        </w:tc>
+        <w:tc>
+          <w:tcPr>
+            <w:tcW w:type="dxa" w:w="960"/>
+          </w:tcPr>
+          <w:p>
+            <w:r>
+              <w:t>share_finance_loan</w:t>
+            </w:r>
+          </w:p>
+        </w:tc>
+        <w:tc>
+          <w:tcPr>
+            <w:tcW w:type="dxa" w:w="960"/>
+          </w:tcPr>
+          <w:p>
+            <w:r>
+              <w:t>0.1971</w:t>
+            </w:r>
+          </w:p>
+        </w:tc>
+        <w:tc>
+          <w:tcPr>
+            <w:tcW w:type="dxa" w:w="960"/>
+          </w:tcPr>
+          <w:p>
+            <w:r>
+              <w:t>0.7767</w:t>
+            </w:r>
+          </w:p>
+        </w:tc>
+        <w:tc>
+          <w:tcPr>
+            <w:tcW w:type="dxa" w:w="960"/>
+          </w:tcPr>
+          <w:p>
+            <w:r>
+              <w:t>0.7997</w:t>
+            </w:r>
+          </w:p>
+        </w:tc>
+        <w:tc>
+          <w:tcPr>
+            <w:tcW w:type="dxa" w:w="960"/>
+          </w:tcPr>
+          <w:p>
+            <w:r>
+              <w:t>3406</w:t>
+            </w:r>
+          </w:p>
+        </w:tc>
+        <w:tc>
+          <w:tcPr>
+            <w:tcW w:type="dxa" w:w="960"/>
+          </w:tcPr>
+          <w:p>
+            <w:r>
+              <w:t>0.0108</w:t>
+            </w:r>
+          </w:p>
+        </w:tc>
+      </w:tr>
+      <w:tr>
+        <w:tc>
+          <w:tcPr>
+            <w:tcW w:type="dxa" w:w="960"/>
+          </w:tcPr>
+          <w:p>
+            <w:r>
+              <w:t>w1_2</w:t>
+            </w:r>
+          </w:p>
+        </w:tc>
+        <w:tc>
+          <w:tcPr>
+            <w:tcW w:type="dxa" w:w="960"/>
+          </w:tcPr>
+          <w:p>
+            <w:r>
+              <w:t>manf_gdp</w:t>
+            </w:r>
+          </w:p>
+        </w:tc>
+        <w:tc>
+          <w:tcPr>
+            <w:tcW w:type="dxa" w:w="960"/>
+          </w:tcPr>
+          <w:p>
+            <w:r>
+              <w:t>extra</w:t>
+            </w:r>
+          </w:p>
+        </w:tc>
+        <w:tc>
+          <w:tcPr>
+            <w:tcW w:type="dxa" w:w="960"/>
+          </w:tcPr>
+          <w:p>
+            <w:r>
+              <w:t>share_tc_usd_irtc</w:t>
+            </w:r>
+          </w:p>
+        </w:tc>
+        <w:tc>
+          <w:tcPr>
+            <w:tcW w:type="dxa" w:w="960"/>
+          </w:tcPr>
+          <w:p>
+            <w:r>
+              <w:t>-0.4673</w:t>
+            </w:r>
+          </w:p>
+        </w:tc>
+        <w:tc>
+          <w:tcPr>
+            <w:tcW w:type="dxa" w:w="960"/>
+          </w:tcPr>
+          <w:p>
+            <w:r>
+              <w:t>1.5626</w:t>
+            </w:r>
+          </w:p>
+        </w:tc>
+        <w:tc>
+          <w:tcPr>
+            <w:tcW w:type="dxa" w:w="960"/>
+          </w:tcPr>
+          <w:p>
+            <w:r>
+              <w:t>0.7649</w:t>
+            </w:r>
+          </w:p>
+        </w:tc>
+        <w:tc>
+          <w:tcPr>
+            <w:tcW w:type="dxa" w:w="960"/>
+          </w:tcPr>
+          <w:p>
+            <w:r>
+              <w:t>3406</w:t>
+            </w:r>
+          </w:p>
+        </w:tc>
+        <w:tc>
+          <w:tcPr>
+            <w:tcW w:type="dxa" w:w="960"/>
+          </w:tcPr>
+          <w:p>
+            <w:r>
+              <w:t>0.0058</w:t>
+            </w:r>
+          </w:p>
+        </w:tc>
+      </w:tr>
+      <w:tr>
+        <w:tc>
+          <w:tcPr>
+            <w:tcW w:type="dxa" w:w="960"/>
+          </w:tcPr>
+          <w:p>
+            <w:r>
+              <w:t>w1_2</w:t>
+            </w:r>
+          </w:p>
+        </w:tc>
+        <w:tc>
+          <w:tcPr>
+            <w:tcW w:type="dxa" w:w="960"/>
+          </w:tcPr>
+          <w:p>
+            <w:r>
+              <w:t>manf_gdp</w:t>
+            </w:r>
+          </w:p>
+        </w:tc>
+        <w:tc>
+          <w:tcPr>
+            <w:tcW w:type="dxa" w:w="960"/>
+          </w:tcPr>
+          <w:p>
+            <w:r>
+              <w:t>extra</w:t>
+            </w:r>
+          </w:p>
+        </w:tc>
+        <w:tc>
+          <w:tcPr>
+            <w:tcW w:type="dxa" w:w="960"/>
+          </w:tcPr>
+          <w:p>
+            <w:r>
+              <w:t>share_untied</w:t>
+            </w:r>
+          </w:p>
+        </w:tc>
+        <w:tc>
+          <w:tcPr>
+            <w:tcW w:type="dxa" w:w="960"/>
+          </w:tcPr>
+          <w:p>
+            <w:r>
+              <w:t>-0.6611</w:t>
+            </w:r>
+          </w:p>
+        </w:tc>
+        <w:tc>
+          <w:tcPr>
+            <w:tcW w:type="dxa" w:w="960"/>
+          </w:tcPr>
+          <w:p>
+            <w:r>
+              <w:t>0.3959</w:t>
+            </w:r>
+          </w:p>
+        </w:tc>
+        <w:tc>
+          <w:tcPr>
+            <w:tcW w:type="dxa" w:w="960"/>
+          </w:tcPr>
+          <w:p>
+            <w:r>
+              <w:t>0.095</w:t>
+            </w:r>
+          </w:p>
+        </w:tc>
+        <w:tc>
+          <w:tcPr>
+            <w:tcW w:type="dxa" w:w="960"/>
+          </w:tcPr>
+          <w:p>
+            <w:r>
+              <w:t>3406</w:t>
+            </w:r>
+          </w:p>
+        </w:tc>
+        <w:tc>
+          <w:tcPr>
+            <w:tcW w:type="dxa" w:w="960"/>
+          </w:tcPr>
+          <w:p>
+            <w:r>
+              <w:t>0.0058</w:t>
+            </w:r>
+          </w:p>
+        </w:tc>
+      </w:tr>
+      <w:tr>
+        <w:tc>
+          <w:tcPr>
+            <w:tcW w:type="dxa" w:w="960"/>
+          </w:tcPr>
+          <w:p>
+            <w:r>
+              <w:t>w1_2</w:t>
+            </w:r>
+          </w:p>
+        </w:tc>
+        <w:tc>
+          <w:tcPr>
+            <w:tcW w:type="dxa" w:w="960"/>
+          </w:tcPr>
+          <w:p>
+            <w:r>
+              <w:t>tax_gdp</w:t>
+            </w:r>
+          </w:p>
+        </w:tc>
+        <w:tc>
+          <w:tcPr>
+            <w:tcW w:type="dxa" w:w="960"/>
+          </w:tcPr>
+          <w:p>
+            <w:r>
+              <w:t>aidtype</w:t>
+            </w:r>
+          </w:p>
+        </w:tc>
+        <w:tc>
+          <w:tcPr>
+            <w:tcW w:type="dxa" w:w="960"/>
+          </w:tcPr>
+          <w:p>
+            <w:r>
+              <w:t>share_aidtype_technical_cooperation</w:t>
+            </w:r>
+          </w:p>
+        </w:tc>
+        <w:tc>
+          <w:tcPr>
+            <w:tcW w:type="dxa" w:w="960"/>
+          </w:tcPr>
+          <w:p>
+            <w:r>
+              <w:t>6.8</w:t>
+            </w:r>
+          </w:p>
+        </w:tc>
+        <w:tc>
+          <w:tcPr>
+            <w:tcW w:type="dxa" w:w="960"/>
+          </w:tcPr>
+          <w:p>
+            <w:r>
+              <w:t>9.0204</w:t>
+            </w:r>
+          </w:p>
+        </w:tc>
+        <w:tc>
+          <w:tcPr>
+            <w:tcW w:type="dxa" w:w="960"/>
+          </w:tcPr>
+          <w:p>
+            <w:r>
+              <w:t>0.451</w:t>
+            </w:r>
+          </w:p>
+        </w:tc>
+        <w:tc>
+          <w:tcPr>
+            <w:tcW w:type="dxa" w:w="960"/>
+          </w:tcPr>
+          <w:p>
+            <w:r>
+              <w:t>2077</w:t>
+            </w:r>
+          </w:p>
+        </w:tc>
+        <w:tc>
+          <w:tcPr>
+            <w:tcW w:type="dxa" w:w="960"/>
+          </w:tcPr>
+          <w:p>
+            <w:r>
+              <w:t>0.0421</w:t>
+            </w:r>
+          </w:p>
+        </w:tc>
+      </w:tr>
+      <w:tr>
+        <w:tc>
+          <w:tcPr>
+            <w:tcW w:type="dxa" w:w="960"/>
+          </w:tcPr>
+          <w:p>
+            <w:r>
+              <w:t>w1_2</w:t>
+            </w:r>
+          </w:p>
+        </w:tc>
+        <w:tc>
+          <w:tcPr>
+            <w:tcW w:type="dxa" w:w="960"/>
+          </w:tcPr>
+          <w:p>
+            <w:r>
+              <w:t>tax_gdp</w:t>
+            </w:r>
+          </w:p>
+        </w:tc>
+        <w:tc>
+          <w:tcPr>
+            <w:tcW w:type="dxa" w:w="960"/>
+          </w:tcPr>
+          <w:p>
+            <w:r>
+              <w:t>aidtype</w:t>
+            </w:r>
+          </w:p>
+        </w:tc>
+        <w:tc>
+          <w:tcPr>
+            <w:tcW w:type="dxa" w:w="960"/>
+          </w:tcPr>
+          <w:p>
+            <w:r>
+              <w:t>share_aidtype_budget_support</w:t>
+            </w:r>
+          </w:p>
+        </w:tc>
+        <w:tc>
+          <w:tcPr>
+            <w:tcW w:type="dxa" w:w="960"/>
+          </w:tcPr>
+          <w:p>
+            <w:r>
+              <w:t>5.5441</w:t>
+            </w:r>
+          </w:p>
+        </w:tc>
+        <w:tc>
+          <w:tcPr>
+            <w:tcW w:type="dxa" w:w="960"/>
+          </w:tcPr>
+          <w:p>
+            <w:r>
+              <w:t>7.3804</w:t>
+            </w:r>
+          </w:p>
+        </w:tc>
+        <w:tc>
+          <w:tcPr>
+            <w:tcW w:type="dxa" w:w="960"/>
+          </w:tcPr>
+          <w:p>
+            <w:r>
+              <w:t>0.4526</w:t>
+            </w:r>
+          </w:p>
+        </w:tc>
+        <w:tc>
+          <w:tcPr>
+            <w:tcW w:type="dxa" w:w="960"/>
+          </w:tcPr>
+          <w:p>
+            <w:r>
+              <w:t>2077</w:t>
+            </w:r>
+          </w:p>
+        </w:tc>
+        <w:tc>
+          <w:tcPr>
+            <w:tcW w:type="dxa" w:w="960"/>
+          </w:tcPr>
+          <w:p>
+            <w:r>
+              <w:t>0.0421</w:t>
+            </w:r>
+          </w:p>
+        </w:tc>
+      </w:tr>
+      <w:tr>
+        <w:tc>
+          <w:tcPr>
+            <w:tcW w:type="dxa" w:w="960"/>
+          </w:tcPr>
+          <w:p>
+            <w:r>
+              <w:t>w1_2</w:t>
+            </w:r>
+          </w:p>
+        </w:tc>
+        <w:tc>
+          <w:tcPr>
+            <w:tcW w:type="dxa" w:w="960"/>
+          </w:tcPr>
+          <w:p>
+            <w:r>
+              <w:t>tax_gdp</w:t>
+            </w:r>
+          </w:p>
+        </w:tc>
+        <w:tc>
+          <w:tcPr>
+            <w:tcW w:type="dxa" w:w="960"/>
+          </w:tcPr>
+          <w:p>
+            <w:r>
+              <w:t>aidtype</w:t>
+            </w:r>
+          </w:p>
+        </w:tc>
+        <w:tc>
+          <w:tcPr>
+            <w:tcW w:type="dxa" w:w="960"/>
+          </w:tcPr>
+          <w:p>
+            <w:r>
+              <w:t>share_aidtype_project</w:t>
+            </w:r>
+          </w:p>
+        </w:tc>
+        <w:tc>
+          <w:tcPr>
+            <w:tcW w:type="dxa" w:w="960"/>
+          </w:tcPr>
+          <w:p>
+            <w:r>
+              <w:t>2.333</w:t>
+            </w:r>
+          </w:p>
+        </w:tc>
+        <w:tc>
+          <w:tcPr>
+            <w:tcW w:type="dxa" w:w="960"/>
+          </w:tcPr>
+          <w:p>
+            <w:r>
+              <w:t>3.4004</w:t>
+            </w:r>
+          </w:p>
+        </w:tc>
+        <w:tc>
+          <w:tcPr>
+            <w:tcW w:type="dxa" w:w="960"/>
+          </w:tcPr>
+          <w:p>
+            <w:r>
+              <w:t>0.4927</w:t>
+            </w:r>
+          </w:p>
+        </w:tc>
+        <w:tc>
+          <w:tcPr>
+            <w:tcW w:type="dxa" w:w="960"/>
+          </w:tcPr>
+          <w:p>
+            <w:r>
+              <w:t>2077</w:t>
+            </w:r>
+          </w:p>
+        </w:tc>
+        <w:tc>
+          <w:tcPr>
+            <w:tcW w:type="dxa" w:w="960"/>
+          </w:tcPr>
+          <w:p>
+            <w:r>
+              <w:t>0.0421</w:t>
+            </w:r>
+          </w:p>
+        </w:tc>
+      </w:tr>
+      <w:tr>
+        <w:tc>
+          <w:tcPr>
+            <w:tcW w:type="dxa" w:w="960"/>
+          </w:tcPr>
+          <w:p>
+            <w:r>
+              <w:t>w1_2</w:t>
+            </w:r>
+          </w:p>
+        </w:tc>
+        <w:tc>
+          <w:tcPr>
+            <w:tcW w:type="dxa" w:w="960"/>
+          </w:tcPr>
+          <w:p>
+            <w:r>
+              <w:t>tax_gdp</w:t>
+            </w:r>
+          </w:p>
+        </w:tc>
+        <w:tc>
+          <w:tcPr>
+            <w:tcW w:type="dxa" w:w="960"/>
+          </w:tcPr>
+          <w:p>
+            <w:r>
+              <w:t>aidtype</w:t>
+            </w:r>
+          </w:p>
+        </w:tc>
+        <w:tc>
+          <w:tcPr>
+            <w:tcW w:type="dxa" w:w="960"/>
+          </w:tcPr>
+          <w:p>
+            <w:r>
+              <w:t>share_aidtype_pooled_earmarked</w:t>
+            </w:r>
+          </w:p>
+        </w:tc>
+        <w:tc>
+          <w:tcPr>
+            <w:tcW w:type="dxa" w:w="960"/>
+          </w:tcPr>
+          <w:p>
+            <w:r>
+              <w:t>-59.1824</w:t>
+            </w:r>
+          </w:p>
+        </w:tc>
+        <w:tc>
+          <w:tcPr>
+            <w:tcW w:type="dxa" w:w="960"/>
+          </w:tcPr>
+          <w:p>
+            <w:r>
+              <w:t>65.182</w:t>
+            </w:r>
+          </w:p>
+        </w:tc>
+        <w:tc>
+          <w:tcPr>
+            <w:tcW w:type="dxa" w:w="960"/>
+          </w:tcPr>
+          <w:p>
+            <w:r>
+              <w:t>0.364</w:t>
+            </w:r>
+          </w:p>
+        </w:tc>
+        <w:tc>
+          <w:tcPr>
+            <w:tcW w:type="dxa" w:w="960"/>
+          </w:tcPr>
+          <w:p>
+            <w:r>
+              <w:t>2077</w:t>
+            </w:r>
+          </w:p>
+        </w:tc>
+        <w:tc>
+          <w:tcPr>
+            <w:tcW w:type="dxa" w:w="960"/>
+          </w:tcPr>
+          <w:p>
+            <w:r>
+              <w:t>0.0421</w:t>
+            </w:r>
+          </w:p>
+        </w:tc>
+      </w:tr>
+      <w:tr>
+        <w:tc>
+          <w:tcPr>
+            <w:tcW w:type="dxa" w:w="960"/>
+          </w:tcPr>
+          <w:p>
+            <w:r>
+              <w:t>w1_2</w:t>
+            </w:r>
+          </w:p>
+        </w:tc>
+        <w:tc>
+          <w:tcPr>
+            <w:tcW w:type="dxa" w:w="960"/>
+          </w:tcPr>
+          <w:p>
+            <w:r>
+              <w:t>tax_gdp</w:t>
+            </w:r>
+          </w:p>
+        </w:tc>
+        <w:tc>
+          <w:tcPr>
+            <w:tcW w:type="dxa" w:w="960"/>
+          </w:tcPr>
+          <w:p>
+            <w:r>
+              <w:t>aidtype</w:t>
+            </w:r>
+          </w:p>
+        </w:tc>
+        <w:tc>
+          <w:tcPr>
+            <w:tcW w:type="dxa" w:w="960"/>
+          </w:tcPr>
+          <w:p>
+            <w:r>
+              <w:t>share_aidtype_ngo_core</w:t>
+            </w:r>
+          </w:p>
+        </w:tc>
+        <w:tc>
+          <w:tcPr>
+            <w:tcW w:type="dxa" w:w="960"/>
+          </w:tcPr>
+          <w:p>
+            <w:r>
+              <w:t>2.8556</w:t>
+            </w:r>
+          </w:p>
+        </w:tc>
+        <w:tc>
+          <w:tcPr>
+            <w:tcW w:type="dxa" w:w="960"/>
+          </w:tcPr>
+          <w:p>
+            <w:r>
+              <w:t>22.5879</w:t>
+            </w:r>
+          </w:p>
+        </w:tc>
+        <w:tc>
+          <w:tcPr>
+            <w:tcW w:type="dxa" w:w="960"/>
+          </w:tcPr>
+          <w:p>
+            <w:r>
+              <w:t>0.8994</w:t>
+            </w:r>
+          </w:p>
+        </w:tc>
+        <w:tc>
+          <w:tcPr>
+            <w:tcW w:type="dxa" w:w="960"/>
+          </w:tcPr>
+          <w:p>
+            <w:r>
+              <w:t>2077</w:t>
+            </w:r>
+          </w:p>
+        </w:tc>
+        <w:tc>
+          <w:tcPr>
+            <w:tcW w:type="dxa" w:w="960"/>
+          </w:tcPr>
+          <w:p>
+            <w:r>
+              <w:t>0.0421</w:t>
+            </w:r>
+          </w:p>
+        </w:tc>
+      </w:tr>
+      <w:tr>
+        <w:tc>
+          <w:tcPr>
+            <w:tcW w:type="dxa" w:w="960"/>
+          </w:tcPr>
+          <w:p>
+            <w:r>
+              <w:t>w1_2</w:t>
+            </w:r>
+          </w:p>
+        </w:tc>
+        <w:tc>
+          <w:tcPr>
+            <w:tcW w:type="dxa" w:w="960"/>
+          </w:tcPr>
+          <w:p>
+            <w:r>
+              <w:t>tax_gdp</w:t>
+            </w:r>
+          </w:p>
+        </w:tc>
+        <w:tc>
+          <w:tcPr>
+            <w:tcW w:type="dxa" w:w="960"/>
+          </w:tcPr>
+          <w:p>
+            <w:r>
+              <w:t>aidtype</w:t>
+            </w:r>
+          </w:p>
+        </w:tc>
+        <w:tc>
+          <w:tcPr>
+            <w:tcW w:type="dxa" w:w="960"/>
+          </w:tcPr>
+          <w:p>
+            <w:r>
+              <w:t>share_aidtype_scholarships_students</w:t>
+            </w:r>
+          </w:p>
+        </w:tc>
+        <w:tc>
+          <w:tcPr>
+            <w:tcW w:type="dxa" w:w="960"/>
+          </w:tcPr>
+          <w:p>
+            <w:r>
+              <w:t>-14.1813</w:t>
+            </w:r>
+          </w:p>
+        </w:tc>
+        <w:tc>
+          <w:tcPr>
+            <w:tcW w:type="dxa" w:w="960"/>
+          </w:tcPr>
+          <w:p>
+            <w:r>
+              <w:t>12.0759</w:t>
+            </w:r>
+          </w:p>
+        </w:tc>
+        <w:tc>
+          <w:tcPr>
+            <w:tcW w:type="dxa" w:w="960"/>
+          </w:tcPr>
+          <w:p>
+            <w:r>
+              <w:t>0.2404</w:t>
+            </w:r>
+          </w:p>
+        </w:tc>
+        <w:tc>
+          <w:tcPr>
+            <w:tcW w:type="dxa" w:w="960"/>
+          </w:tcPr>
+          <w:p>
+            <w:r>
+              <w:t>2077</w:t>
+            </w:r>
+          </w:p>
+        </w:tc>
+        <w:tc>
+          <w:tcPr>
+            <w:tcW w:type="dxa" w:w="960"/>
+          </w:tcPr>
+          <w:p>
+            <w:r>
+              <w:t>0.0421</w:t>
+            </w:r>
+          </w:p>
+        </w:tc>
+      </w:tr>
+      <w:tr>
+        <w:tc>
+          <w:tcPr>
+            <w:tcW w:type="dxa" w:w="960"/>
+          </w:tcPr>
+          <w:p>
+            <w:r>
+              <w:t>w1_2</w:t>
+            </w:r>
+          </w:p>
+        </w:tc>
+        <w:tc>
+          <w:tcPr>
+            <w:tcW w:type="dxa" w:w="960"/>
+          </w:tcPr>
+          <w:p>
+            <w:r>
+              <w:t>tax_gdp</w:t>
+            </w:r>
+          </w:p>
+        </w:tc>
+        <w:tc>
+          <w:tcPr>
+            <w:tcW w:type="dxa" w:w="960"/>
+          </w:tcPr>
+          <w:p>
+            <w:r>
+              <w:t>aidtype</w:t>
+            </w:r>
+          </w:p>
+        </w:tc>
+        <w:tc>
+          <w:tcPr>
+            <w:tcW w:type="dxa" w:w="960"/>
+          </w:tcPr>
+          <w:p>
+            <w:r>
+              <w:t>share_aidtype_admin_refugee_awareness</w:t>
+            </w:r>
+          </w:p>
+        </w:tc>
+        <w:tc>
+          <w:tcPr>
+            <w:tcW w:type="dxa" w:w="960"/>
+          </w:tcPr>
+          <w:p>
+            <w:r>
+              <w:t>-42.9337</w:t>
+            </w:r>
+          </w:p>
+        </w:tc>
+        <w:tc>
+          <w:tcPr>
+            <w:tcW w:type="dxa" w:w="960"/>
+          </w:tcPr>
+          <w:p>
+            <w:r>
+              <w:t>34.4182</w:t>
+            </w:r>
+          </w:p>
+        </w:tc>
+        <w:tc>
+          <w:tcPr>
+            <w:tcW w:type="dxa" w:w="960"/>
+          </w:tcPr>
+          <w:p>
+            <w:r>
+              <w:t>0.2124</w:t>
+            </w:r>
+          </w:p>
+        </w:tc>
+        <w:tc>
+          <w:tcPr>
+            <w:tcW w:type="dxa" w:w="960"/>
+          </w:tcPr>
+          <w:p>
+            <w:r>
+              <w:t>2077</w:t>
+            </w:r>
+          </w:p>
+        </w:tc>
+        <w:tc>
+          <w:tcPr>
+            <w:tcW w:type="dxa" w:w="960"/>
+          </w:tcPr>
+          <w:p>
+            <w:r>
+              <w:t>0.0421</w:t>
+            </w:r>
+          </w:p>
+        </w:tc>
+      </w:tr>
+      <w:tr>
+        <w:tc>
+          <w:tcPr>
+            <w:tcW w:type="dxa" w:w="960"/>
+          </w:tcPr>
+          <w:p>
+            <w:r>
+              <w:t>w1_2</w:t>
+            </w:r>
+          </w:p>
+        </w:tc>
+        <w:tc>
+          <w:tcPr>
+            <w:tcW w:type="dxa" w:w="960"/>
+          </w:tcPr>
+          <w:p>
+            <w:r>
+              <w:t>tax_gdp</w:t>
+            </w:r>
+          </w:p>
+        </w:tc>
+        <w:tc>
+          <w:tcPr>
+            <w:tcW w:type="dxa" w:w="960"/>
+          </w:tcPr>
+          <w:p>
+            <w:r>
+              <w:t>channel</w:t>
+            </w:r>
+          </w:p>
+        </w:tc>
+        <w:tc>
+          <w:tcPr>
+            <w:tcW w:type="dxa" w:w="960"/>
+          </w:tcPr>
+          <w:p>
+            <w:r>
+              <w:t>share_channel_public_recipient</w:t>
+            </w:r>
+          </w:p>
+        </w:tc>
+        <w:tc>
+          <w:tcPr>
+            <w:tcW w:type="dxa" w:w="960"/>
+          </w:tcPr>
+          <w:p>
+            <w:r>
+              <w:t>-1.0522</w:t>
+            </w:r>
+          </w:p>
+        </w:tc>
+        <w:tc>
+          <w:tcPr>
+            <w:tcW w:type="dxa" w:w="960"/>
+          </w:tcPr>
+          <w:p>
+            <w:r>
+              <w:t>3.9516</w:t>
+            </w:r>
+          </w:p>
+        </w:tc>
+        <w:tc>
+          <w:tcPr>
+            <w:tcW w:type="dxa" w:w="960"/>
+          </w:tcPr>
+          <w:p>
+            <w:r>
+              <w:t>0.7901</w:t>
+            </w:r>
+          </w:p>
+        </w:tc>
+        <w:tc>
+          <w:tcPr>
+            <w:tcW w:type="dxa" w:w="960"/>
+          </w:tcPr>
+          <w:p>
+            <w:r>
+              <w:t>2077</w:t>
+            </w:r>
+          </w:p>
+        </w:tc>
+        <w:tc>
+          <w:tcPr>
+            <w:tcW w:type="dxa" w:w="960"/>
+          </w:tcPr>
+          <w:p>
+            <w:r>
+              <w:t>0.06</w:t>
+            </w:r>
+          </w:p>
+        </w:tc>
+      </w:tr>
+      <w:tr>
+        <w:tc>
+          <w:tcPr>
+            <w:tcW w:type="dxa" w:w="960"/>
+          </w:tcPr>
+          <w:p>
+            <w:r>
+              <w:t>w1_2</w:t>
+            </w:r>
+          </w:p>
+        </w:tc>
+        <w:tc>
+          <w:tcPr>
+            <w:tcW w:type="dxa" w:w="960"/>
+          </w:tcPr>
+          <w:p>
+            <w:r>
+              <w:t>tax_gdp</w:t>
+            </w:r>
+          </w:p>
+        </w:tc>
+        <w:tc>
+          <w:tcPr>
+            <w:tcW w:type="dxa" w:w="960"/>
+          </w:tcPr>
+          <w:p>
+            <w:r>
+              <w:t>channel</w:t>
+            </w:r>
+          </w:p>
+        </w:tc>
+        <w:tc>
+          <w:tcPr>
+            <w:tcW w:type="dxa" w:w="960"/>
+          </w:tcPr>
+          <w:p>
+            <w:r>
+              <w:t>share_channel_public_donor</w:t>
+            </w:r>
+          </w:p>
+        </w:tc>
+        <w:tc>
+          <w:tcPr>
+            <w:tcW w:type="dxa" w:w="960"/>
+          </w:tcPr>
+          <w:p>
+            <w:r>
+              <w:t>0.5749</w:t>
+            </w:r>
+          </w:p>
+        </w:tc>
+        <w:tc>
+          <w:tcPr>
+            <w:tcW w:type="dxa" w:w="960"/>
+          </w:tcPr>
+          <w:p>
+            <w:r>
+              <w:t>3.4555</w:t>
+            </w:r>
+          </w:p>
+        </w:tc>
+        <w:tc>
+          <w:tcPr>
+            <w:tcW w:type="dxa" w:w="960"/>
+          </w:tcPr>
+          <w:p>
+            <w:r>
+              <w:t>0.8679</w:t>
+            </w:r>
+          </w:p>
+        </w:tc>
+        <w:tc>
+          <w:tcPr>
+            <w:tcW w:type="dxa" w:w="960"/>
+          </w:tcPr>
+          <w:p>
+            <w:r>
+              <w:t>2077</w:t>
+            </w:r>
+          </w:p>
+        </w:tc>
+        <w:tc>
+          <w:tcPr>
+            <w:tcW w:type="dxa" w:w="960"/>
+          </w:tcPr>
+          <w:p>
+            <w:r>
+              <w:t>0.06</w:t>
+            </w:r>
+          </w:p>
+        </w:tc>
+      </w:tr>
+      <w:tr>
+        <w:tc>
+          <w:tcPr>
+            <w:tcW w:type="dxa" w:w="960"/>
+          </w:tcPr>
+          <w:p>
+            <w:r>
+              <w:t>w1_2</w:t>
+            </w:r>
+          </w:p>
+        </w:tc>
+        <w:tc>
+          <w:tcPr>
+            <w:tcW w:type="dxa" w:w="960"/>
+          </w:tcPr>
+          <w:p>
+            <w:r>
+              <w:t>tax_gdp</w:t>
+            </w:r>
+          </w:p>
+        </w:tc>
+        <w:tc>
+          <w:tcPr>
+            <w:tcW w:type="dxa" w:w="960"/>
+          </w:tcPr>
+          <w:p>
+            <w:r>
+              <w:t>channel</w:t>
+            </w:r>
+          </w:p>
+        </w:tc>
+        <w:tc>
+          <w:tcPr>
+            <w:tcW w:type="dxa" w:w="960"/>
+          </w:tcPr>
+          <w:p>
+            <w:r>
+              <w:t>share_channel_ngo</w:t>
+            </w:r>
+          </w:p>
+        </w:tc>
+        <w:tc>
+          <w:tcPr>
+            <w:tcW w:type="dxa" w:w="960"/>
+          </w:tcPr>
+          <w:p>
+            <w:r>
+              <w:t>-13.884</w:t>
+            </w:r>
+          </w:p>
+        </w:tc>
+        <w:tc>
+          <w:tcPr>
+            <w:tcW w:type="dxa" w:w="960"/>
+          </w:tcPr>
+          <w:p>
+            <w:r>
+              <w:t>17.9353</w:t>
+            </w:r>
+          </w:p>
+        </w:tc>
+        <w:tc>
+          <w:tcPr>
+            <w:tcW w:type="dxa" w:w="960"/>
+          </w:tcPr>
+          <w:p>
+            <w:r>
+              <w:t>0.439</w:t>
+            </w:r>
+          </w:p>
+        </w:tc>
+        <w:tc>
+          <w:tcPr>
+            <w:tcW w:type="dxa" w:w="960"/>
+          </w:tcPr>
+          <w:p>
+            <w:r>
+              <w:t>2077</w:t>
+            </w:r>
+          </w:p>
+        </w:tc>
+        <w:tc>
+          <w:tcPr>
+            <w:tcW w:type="dxa" w:w="960"/>
+          </w:tcPr>
+          <w:p>
+            <w:r>
+              <w:t>0.06</w:t>
+            </w:r>
+          </w:p>
+        </w:tc>
+      </w:tr>
+      <w:tr>
+        <w:tc>
+          <w:tcPr>
+            <w:tcW w:type="dxa" w:w="960"/>
+          </w:tcPr>
+          <w:p>
+            <w:r>
+              <w:t>w1_2</w:t>
+            </w:r>
+          </w:p>
+        </w:tc>
+        <w:tc>
+          <w:tcPr>
+            <w:tcW w:type="dxa" w:w="960"/>
+          </w:tcPr>
+          <w:p>
+            <w:r>
+              <w:t>tax_gdp</w:t>
+            </w:r>
+          </w:p>
+        </w:tc>
+        <w:tc>
+          <w:tcPr>
+            <w:tcW w:type="dxa" w:w="960"/>
+          </w:tcPr>
+          <w:p>
+            <w:r>
+              <w:t>channel</w:t>
+            </w:r>
+          </w:p>
+        </w:tc>
+        <w:tc>
+          <w:tcPr>
+            <w:tcW w:type="dxa" w:w="960"/>
+          </w:tcPr>
+          <w:p>
+            <w:r>
+              <w:t>share_channel_multilateral</w:t>
+            </w:r>
+          </w:p>
+        </w:tc>
+        <w:tc>
+          <w:tcPr>
+            <w:tcW w:type="dxa" w:w="960"/>
+          </w:tcPr>
+          <w:p>
+            <w:r>
+              <w:t>-49.7349</w:t>
+            </w:r>
+          </w:p>
+        </w:tc>
+        <w:tc>
+          <w:tcPr>
+            <w:tcW w:type="dxa" w:w="960"/>
+          </w:tcPr>
+          <w:p>
+            <w:r>
+              <w:t>53.5777</w:t>
+            </w:r>
+          </w:p>
+        </w:tc>
+        <w:tc>
+          <w:tcPr>
+            <w:tcW w:type="dxa" w:w="960"/>
+          </w:tcPr>
+          <w:p>
+            <w:r>
+              <w:t>0.3534</w:t>
+            </w:r>
+          </w:p>
+        </w:tc>
+        <w:tc>
+          <w:tcPr>
+            <w:tcW w:type="dxa" w:w="960"/>
+          </w:tcPr>
+          <w:p>
+            <w:r>
+              <w:t>2077</w:t>
+            </w:r>
+          </w:p>
+        </w:tc>
+        <w:tc>
+          <w:tcPr>
+            <w:tcW w:type="dxa" w:w="960"/>
+          </w:tcPr>
+          <w:p>
+            <w:r>
+              <w:t>0.06</w:t>
+            </w:r>
+          </w:p>
+        </w:tc>
+      </w:tr>
+      <w:tr>
+        <w:tc>
+          <w:tcPr>
+            <w:tcW w:type="dxa" w:w="960"/>
+          </w:tcPr>
+          <w:p>
+            <w:r>
+              <w:t>w1_2</w:t>
+            </w:r>
+          </w:p>
+        </w:tc>
+        <w:tc>
+          <w:tcPr>
+            <w:tcW w:type="dxa" w:w="960"/>
+          </w:tcPr>
+          <w:p>
+            <w:r>
+              <w:t>tax_gdp</w:t>
+            </w:r>
+          </w:p>
+        </w:tc>
+        <w:tc>
+          <w:tcPr>
+            <w:tcW w:type="dxa" w:w="960"/>
+          </w:tcPr>
+          <w:p>
+            <w:r>
+              <w:t>channel</w:t>
+            </w:r>
+          </w:p>
+        </w:tc>
+        <w:tc>
+          <w:tcPr>
+            <w:tcW w:type="dxa" w:w="960"/>
+          </w:tcPr>
+          <w:p>
+            <w:r>
+              <w:t>share_channel_private_recipient</w:t>
+            </w:r>
+          </w:p>
+        </w:tc>
+        <w:tc>
+          <w:tcPr>
+            <w:tcW w:type="dxa" w:w="960"/>
+          </w:tcPr>
+          <w:p>
+            <w:r>
+              <w:t>-14.3558</w:t>
+            </w:r>
+          </w:p>
+        </w:tc>
+        <w:tc>
+          <w:tcPr>
+            <w:tcW w:type="dxa" w:w="960"/>
+          </w:tcPr>
+          <w:p>
+            <w:r>
+              <w:t>18.7289</w:t>
+            </w:r>
+          </w:p>
+        </w:tc>
+        <w:tc>
+          <w:tcPr>
+            <w:tcW w:type="dxa" w:w="960"/>
+          </w:tcPr>
+          <w:p>
+            <w:r>
+              <w:t>0.4435</w:t>
+            </w:r>
+          </w:p>
+        </w:tc>
+        <w:tc>
+          <w:tcPr>
+            <w:tcW w:type="dxa" w:w="960"/>
+          </w:tcPr>
+          <w:p>
+            <w:r>
+              <w:t>2077</w:t>
+            </w:r>
+          </w:p>
+        </w:tc>
+        <w:tc>
+          <w:tcPr>
+            <w:tcW w:type="dxa" w:w="960"/>
+          </w:tcPr>
+          <w:p>
+            <w:r>
+              <w:t>0.06</w:t>
+            </w:r>
+          </w:p>
+        </w:tc>
+      </w:tr>
+    </w:tbl>
+    <w:p>
+      <w:r>
+        <w:rPr>
+          <w:b/>
+        </w:rPr>
+        <w:t>Table A3. Adjustment-set sensitivity.</w:t>
+      </w:r>
+    </w:p>
+    <w:tbl>
+      <w:tblPr>
+        <w:tblStyle w:val="TableGrid"/>
+        <w:tblW w:type="auto" w:w="0"/>
+        <w:tblLook w:firstColumn="1" w:firstRow="1" w:lastColumn="0" w:lastRow="0" w:noHBand="0" w:noVBand="1" w:val="04A0"/>
+      </w:tblPr>
+      <w:tblGrid>
+        <w:gridCol w:w="1234"/>
+        <w:gridCol w:w="1234"/>
+        <w:gridCol w:w="1234"/>
+        <w:gridCol w:w="1234"/>
+        <w:gridCol w:w="1234"/>
+        <w:gridCol w:w="1234"/>
+        <w:gridCol w:w="1234"/>
+      </w:tblGrid>
+      <w:tr>
+        <w:tc>
+          <w:tcPr>
+            <w:tcW w:type="dxa" w:w="1234"/>
+          </w:tcPr>
+          <w:p>
+            <w:r>
+              <w:t>outcome</w:t>
+            </w:r>
+          </w:p>
+        </w:tc>
+        <w:tc>
+          <w:tcPr>
+            <w:tcW w:type="dxa" w:w="1234"/>
+          </w:tcPr>
+          <w:p>
+            <w:r>
+              <w:t>set</w:t>
+            </w:r>
+          </w:p>
+        </w:tc>
+        <w:tc>
+          <w:tcPr>
+            <w:tcW w:type="dxa" w:w="1234"/>
+          </w:tcPr>
+          <w:p>
+            <w:r>
+              <w:t>n</w:t>
+            </w:r>
+          </w:p>
+        </w:tc>
+        <w:tc>
+          <w:tcPr>
+            <w:tcW w:type="dxa" w:w="1234"/>
+          </w:tcPr>
+          <w:p>
+            <w:r>
+              <w:t>beta_tc</w:t>
+            </w:r>
+          </w:p>
+        </w:tc>
+        <w:tc>
+          <w:tcPr>
+            <w:tcW w:type="dxa" w:w="1234"/>
+          </w:tcPr>
+          <w:p>
+            <w:r>
+              <w:t>se_tc</w:t>
+            </w:r>
+          </w:p>
+        </w:tc>
+        <w:tc>
+          <w:tcPr>
+            <w:tcW w:type="dxa" w:w="1234"/>
+          </w:tcPr>
+          <w:p>
+            <w:r>
+              <w:t>beta_bs</w:t>
+            </w:r>
+          </w:p>
+        </w:tc>
+        <w:tc>
+          <w:tcPr>
+            <w:tcW w:type="dxa" w:w="1234"/>
+          </w:tcPr>
+          <w:p>
+            <w:r>
+              <w:t>beta_govt</w:t>
+            </w:r>
+          </w:p>
+        </w:tc>
+      </w:tr>
+      <w:tr>
+        <w:tc>
+          <w:tcPr>
+            <w:tcW w:type="dxa" w:w="1234"/>
+          </w:tcPr>
+          <w:p>
+            <w:r>
+              <w:t>log_gdppc</w:t>
+            </w:r>
+          </w:p>
+        </w:tc>
+        <w:tc>
+          <w:tcPr>
+            <w:tcW w:type="dxa" w:w="1234"/>
+          </w:tcPr>
+          <w:p>
+            <w:r>
+              <w:t>A</w:t>
+            </w:r>
+          </w:p>
+        </w:tc>
+        <w:tc>
+          <w:tcPr>
+            <w:tcW w:type="dxa" w:w="1234"/>
+          </w:tcPr>
+          <w:p>
+            <w:r>
+              <w:t>3538</w:t>
+            </w:r>
+          </w:p>
+        </w:tc>
+        <w:tc>
+          <w:tcPr>
+            <w:tcW w:type="dxa" w:w="1234"/>
+          </w:tcPr>
+          <w:p>
+            <w:r>
+              <w:t>-0.1342</w:t>
+            </w:r>
+          </w:p>
+        </w:tc>
+        <w:tc>
+          <w:tcPr>
+            <w:tcW w:type="dxa" w:w="1234"/>
+          </w:tcPr>
+          <w:p>
+            <w:r>
+              <w:t>0.1981</w:t>
+            </w:r>
+          </w:p>
+        </w:tc>
+        <w:tc>
+          <w:tcPr>
+            <w:tcW w:type="dxa" w:w="1234"/>
+          </w:tcPr>
+          <w:p>
+            <w:r>
+              <w:t>-0.0796</w:t>
+            </w:r>
+          </w:p>
+        </w:tc>
+        <w:tc>
+          <w:tcPr>
+            <w:tcW w:type="dxa" w:w="1234"/>
+          </w:tcPr>
+          <w:p>
+            <w:r>
+              <w:t>nan</w:t>
+            </w:r>
+          </w:p>
+        </w:tc>
+      </w:tr>
+      <w:tr>
+        <w:tc>
+          <w:tcPr>
+            <w:tcW w:type="dxa" w:w="1234"/>
+          </w:tcPr>
+          <w:p>
+            <w:r>
+              <w:t>log_gdppc</w:t>
+            </w:r>
+          </w:p>
+        </w:tc>
+        <w:tc>
+          <w:tcPr>
+            <w:tcW w:type="dxa" w:w="1234"/>
+          </w:tcPr>
+          <w:p>
+            <w:r>
+              <w:t>B</w:t>
+            </w:r>
+          </w:p>
+        </w:tc>
+        <w:tc>
+          <w:tcPr>
+            <w:tcW w:type="dxa" w:w="1234"/>
+          </w:tcPr>
+          <w:p>
+            <w:r>
+              <w:t>3538</w:t>
+            </w:r>
+          </w:p>
+        </w:tc>
+        <w:tc>
+          <w:tcPr>
+            <w:tcW w:type="dxa" w:w="1234"/>
+          </w:tcPr>
+          <w:p>
+            <w:r>
+              <w:t>-0.2031</w:t>
+            </w:r>
+          </w:p>
+        </w:tc>
+        <w:tc>
+          <w:tcPr>
+            <w:tcW w:type="dxa" w:w="1234"/>
+          </w:tcPr>
+          <w:p>
+            <w:r>
+              <w:t>0.1773</w:t>
+            </w:r>
+          </w:p>
+        </w:tc>
+        <w:tc>
+          <w:tcPr>
+            <w:tcW w:type="dxa" w:w="1234"/>
+          </w:tcPr>
+          <w:p>
+            <w:r>
+              <w:t>-0.0673</w:t>
+            </w:r>
+          </w:p>
+        </w:tc>
+        <w:tc>
+          <w:tcPr>
+            <w:tcW w:type="dxa" w:w="1234"/>
+          </w:tcPr>
+          <w:p>
+            <w:r>
+              <w:t>nan</w:t>
+            </w:r>
+          </w:p>
+        </w:tc>
+      </w:tr>
+      <w:tr>
+        <w:tc>
+          <w:tcPr>
+            <w:tcW w:type="dxa" w:w="1234"/>
+          </w:tcPr>
+          <w:p>
+            <w:r>
+              <w:t>log_gdppc</w:t>
+            </w:r>
+          </w:p>
+        </w:tc>
+        <w:tc>
+          <w:tcPr>
+            <w:tcW w:type="dxa" w:w="1234"/>
+          </w:tcPr>
+          <w:p>
+            <w:r>
+              <w:t>C</w:t>
+            </w:r>
+          </w:p>
+        </w:tc>
+        <w:tc>
+          <w:tcPr>
+            <w:tcW w:type="dxa" w:w="1234"/>
+          </w:tcPr>
+          <w:p>
+            <w:r>
+              <w:t>2865</w:t>
+            </w:r>
+          </w:p>
+        </w:tc>
+        <w:tc>
+          <w:tcPr>
+            <w:tcW w:type="dxa" w:w="1234"/>
+          </w:tcPr>
+          <w:p>
+            <w:r>
+              <w:t>-0.3688</w:t>
+            </w:r>
+          </w:p>
+        </w:tc>
+        <w:tc>
+          <w:tcPr>
+            <w:tcW w:type="dxa" w:w="1234"/>
+          </w:tcPr>
+          <w:p>
+            <w:r>
+              <w:t>0.1964</w:t>
+            </w:r>
+          </w:p>
+        </w:tc>
+        <w:tc>
+          <w:tcPr>
+            <w:tcW w:type="dxa" w:w="1234"/>
+          </w:tcPr>
+          <w:p>
+            <w:r>
+              <w:t>-0.0204</w:t>
+            </w:r>
+          </w:p>
+        </w:tc>
+        <w:tc>
+          <w:tcPr>
+            <w:tcW w:type="dxa" w:w="1234"/>
+          </w:tcPr>
+          <w:p>
+            <w:r>
+              <w:t>nan</w:t>
+            </w:r>
+          </w:p>
+        </w:tc>
+      </w:tr>
+      <w:tr>
+        <w:tc>
+          <w:tcPr>
+            <w:tcW w:type="dxa" w:w="1234"/>
+          </w:tcPr>
+          <w:p>
+            <w:r>
+              <w:t>gfcf_gdp</w:t>
+            </w:r>
+          </w:p>
+        </w:tc>
+        <w:tc>
+          <w:tcPr>
+            <w:tcW w:type="dxa" w:w="1234"/>
+          </w:tcPr>
+          <w:p>
+            <w:r>
+              <w:t>A</w:t>
+            </w:r>
+          </w:p>
+        </w:tc>
+        <w:tc>
+          <w:tcPr>
+            <w:tcW w:type="dxa" w:w="1234"/>
+          </w:tcPr>
+          <w:p>
+            <w:r>
+              <w:t>2913</w:t>
+            </w:r>
+          </w:p>
+        </w:tc>
+        <w:tc>
+          <w:tcPr>
+            <w:tcW w:type="dxa" w:w="1234"/>
+          </w:tcPr>
+          <w:p>
+            <w:r>
+              <w:t>-0.2488</w:t>
+            </w:r>
+          </w:p>
+        </w:tc>
+        <w:tc>
+          <w:tcPr>
+            <w:tcW w:type="dxa" w:w="1234"/>
+          </w:tcPr>
+          <w:p>
+            <w:r>
+              <w:t>7.6499</w:t>
+            </w:r>
+          </w:p>
+        </w:tc>
+        <w:tc>
+          <w:tcPr>
+            <w:tcW w:type="dxa" w:w="1234"/>
+          </w:tcPr>
+          <w:p>
+            <w:r>
+              <w:t>-2.3996</w:t>
+            </w:r>
+          </w:p>
+        </w:tc>
+        <w:tc>
+          <w:tcPr>
+            <w:tcW w:type="dxa" w:w="1234"/>
+          </w:tcPr>
+          <w:p>
+            <w:r>
+              <w:t>nan</w:t>
+            </w:r>
+          </w:p>
+        </w:tc>
+      </w:tr>
+      <w:tr>
+        <w:tc>
+          <w:tcPr>
+            <w:tcW w:type="dxa" w:w="1234"/>
+          </w:tcPr>
+          <w:p>
+            <w:r>
+              <w:t>gfcf_gdp</w:t>
+            </w:r>
+          </w:p>
+        </w:tc>
+        <w:tc>
+          <w:tcPr>
+            <w:tcW w:type="dxa" w:w="1234"/>
+          </w:tcPr>
+          <w:p>
+            <w:r>
+              <w:t>B</w:t>
+            </w:r>
+          </w:p>
+        </w:tc>
+        <w:tc>
+          <w:tcPr>
+            <w:tcW w:type="dxa" w:w="1234"/>
+          </w:tcPr>
+          <w:p>
+            <w:r>
+              <w:t>2913</w:t>
+            </w:r>
+          </w:p>
+        </w:tc>
+        <w:tc>
+          <w:tcPr>
+            <w:tcW w:type="dxa" w:w="1234"/>
+          </w:tcPr>
+          <w:p>
+            <w:r>
+              <w:t>-0.6381</w:t>
+            </w:r>
+          </w:p>
+        </w:tc>
+        <w:tc>
+          <w:tcPr>
+            <w:tcW w:type="dxa" w:w="1234"/>
+          </w:tcPr>
+          <w:p>
+            <w:r>
+              <w:t>7.614</w:t>
+            </w:r>
+          </w:p>
+        </w:tc>
+        <w:tc>
+          <w:tcPr>
+            <w:tcW w:type="dxa" w:w="1234"/>
+          </w:tcPr>
+          <w:p>
+            <w:r>
+              <w:t>-2.5456</w:t>
+            </w:r>
+          </w:p>
+        </w:tc>
+        <w:tc>
+          <w:tcPr>
+            <w:tcW w:type="dxa" w:w="1234"/>
+          </w:tcPr>
+          <w:p>
+            <w:r>
+              <w:t>nan</w:t>
+            </w:r>
+          </w:p>
+        </w:tc>
+      </w:tr>
+      <w:tr>
+        <w:tc>
+          <w:tcPr>
+            <w:tcW w:type="dxa" w:w="1234"/>
+          </w:tcPr>
+          <w:p>
+            <w:r>
+              <w:t>gfcf_gdp</w:t>
+            </w:r>
+          </w:p>
+        </w:tc>
+        <w:tc>
+          <w:tcPr>
+            <w:tcW w:type="dxa" w:w="1234"/>
+          </w:tcPr>
+          <w:p>
+            <w:r>
+              <w:t>C</w:t>
+            </w:r>
+          </w:p>
+        </w:tc>
+        <w:tc>
+          <w:tcPr>
+            <w:tcW w:type="dxa" w:w="1234"/>
+          </w:tcPr>
+          <w:p>
+            <w:r>
+              <w:t>2758</w:t>
+            </w:r>
+          </w:p>
+        </w:tc>
+        <w:tc>
+          <w:tcPr>
+            <w:tcW w:type="dxa" w:w="1234"/>
+          </w:tcPr>
+          <w:p>
+            <w:r>
+              <w:t>-0.0768</w:t>
+            </w:r>
+          </w:p>
+        </w:tc>
+        <w:tc>
+          <w:tcPr>
+            <w:tcW w:type="dxa" w:w="1234"/>
+          </w:tcPr>
+          <w:p>
+            <w:r>
+              <w:t>7.5349</w:t>
+            </w:r>
+          </w:p>
+        </w:tc>
+        <w:tc>
+          <w:tcPr>
+            <w:tcW w:type="dxa" w:w="1234"/>
+          </w:tcPr>
+          <w:p>
+            <w:r>
+              <w:t>-3.6983</w:t>
+            </w:r>
+          </w:p>
+        </w:tc>
+        <w:tc>
+          <w:tcPr>
+            <w:tcW w:type="dxa" w:w="1234"/>
+          </w:tcPr>
+          <w:p>
+            <w:r>
+              <w:t>nan</w:t>
+            </w:r>
+          </w:p>
+        </w:tc>
+      </w:tr>
+      <w:tr>
+        <w:tc>
+          <w:tcPr>
+            <w:tcW w:type="dxa" w:w="1234"/>
+          </w:tcPr>
+          <w:p>
+            <w:r>
+              <w:t>manf_gdp</w:t>
+            </w:r>
+          </w:p>
+        </w:tc>
+        <w:tc>
+          <w:tcPr>
+            <w:tcW w:type="dxa" w:w="1234"/>
+          </w:tcPr>
+          <w:p>
+            <w:r>
+              <w:t>A</w:t>
+            </w:r>
+          </w:p>
+        </w:tc>
+        <w:tc>
+          <w:tcPr>
+            <w:tcW w:type="dxa" w:w="1234"/>
+          </w:tcPr>
+          <w:p>
+            <w:r>
+              <w:t>3215</w:t>
+            </w:r>
+          </w:p>
+        </w:tc>
+        <w:tc>
+          <w:tcPr>
+            <w:tcW w:type="dxa" w:w="1234"/>
+          </w:tcPr>
+          <w:p>
+            <w:r>
+              <w:t>-5.3789</w:t>
+            </w:r>
+          </w:p>
+        </w:tc>
+        <w:tc>
+          <w:tcPr>
+            <w:tcW w:type="dxa" w:w="1234"/>
+          </w:tcPr>
+          <w:p>
+            <w:r>
+              <w:t>2.8949</w:t>
+            </w:r>
+          </w:p>
+        </w:tc>
+        <w:tc>
+          <w:tcPr>
+            <w:tcW w:type="dxa" w:w="1234"/>
+          </w:tcPr>
+          <w:p>
+            <w:r>
+              <w:t>-0.4857</w:t>
+            </w:r>
+          </w:p>
+        </w:tc>
+        <w:tc>
+          <w:tcPr>
+            <w:tcW w:type="dxa" w:w="1234"/>
+          </w:tcPr>
+          <w:p>
+            <w:r>
+              <w:t>nan</w:t>
+            </w:r>
+          </w:p>
+        </w:tc>
+      </w:tr>
+      <w:tr>
+        <w:tc>
+          <w:tcPr>
+            <w:tcW w:type="dxa" w:w="1234"/>
+          </w:tcPr>
+          <w:p>
+            <w:r>
+              <w:t>manf_gdp</w:t>
+            </w:r>
+          </w:p>
+        </w:tc>
+        <w:tc>
+          <w:tcPr>
+            <w:tcW w:type="dxa" w:w="1234"/>
+          </w:tcPr>
+          <w:p>
+            <w:r>
+              <w:t>B</w:t>
+            </w:r>
+          </w:p>
+        </w:tc>
+        <w:tc>
+          <w:tcPr>
+            <w:tcW w:type="dxa" w:w="1234"/>
+          </w:tcPr>
+          <w:p>
+            <w:r>
+              <w:t>3215</w:t>
+            </w:r>
+          </w:p>
+        </w:tc>
+        <w:tc>
+          <w:tcPr>
+            <w:tcW w:type="dxa" w:w="1234"/>
+          </w:tcPr>
+          <w:p>
+            <w:r>
+              <w:t>-4.3445</w:t>
+            </w:r>
+          </w:p>
+        </w:tc>
+        <w:tc>
+          <w:tcPr>
+            <w:tcW w:type="dxa" w:w="1234"/>
+          </w:tcPr>
+          <w:p>
+            <w:r>
+              <w:t>2.8398</w:t>
+            </w:r>
+          </w:p>
+        </w:tc>
+        <w:tc>
+          <w:tcPr>
+            <w:tcW w:type="dxa" w:w="1234"/>
+          </w:tcPr>
+          <w:p>
+            <w:r>
+              <w:t>-0.4661</w:t>
+            </w:r>
+          </w:p>
+        </w:tc>
+        <w:tc>
+          <w:tcPr>
+            <w:tcW w:type="dxa" w:w="1234"/>
+          </w:tcPr>
+          <w:p>
+            <w:r>
+              <w:t>nan</w:t>
+            </w:r>
+          </w:p>
+        </w:tc>
+      </w:tr>
+      <w:tr>
+        <w:tc>
+          <w:tcPr>
+            <w:tcW w:type="dxa" w:w="1234"/>
+          </w:tcPr>
+          <w:p>
+            <w:r>
+              <w:t>manf_gdp</w:t>
+            </w:r>
+          </w:p>
+        </w:tc>
+        <w:tc>
+          <w:tcPr>
+            <w:tcW w:type="dxa" w:w="1234"/>
+          </w:tcPr>
+          <w:p>
+            <w:r>
+              <w:t>C</w:t>
+            </w:r>
+          </w:p>
+        </w:tc>
+        <w:tc>
+          <w:tcPr>
+            <w:tcW w:type="dxa" w:w="1234"/>
+          </w:tcPr>
+          <w:p>
+            <w:r>
+              <w:t>2678</w:t>
+            </w:r>
+          </w:p>
+        </w:tc>
+        <w:tc>
+          <w:tcPr>
+            <w:tcW w:type="dxa" w:w="1234"/>
+          </w:tcPr>
+          <w:p>
+            <w:r>
+              <w:t>-3.8614</w:t>
+            </w:r>
+          </w:p>
+        </w:tc>
+        <w:tc>
+          <w:tcPr>
+            <w:tcW w:type="dxa" w:w="1234"/>
+          </w:tcPr>
+          <w:p>
+            <w:r>
+              <w:t>2.8915</w:t>
+            </w:r>
+          </w:p>
+        </w:tc>
+        <w:tc>
+          <w:tcPr>
+            <w:tcW w:type="dxa" w:w="1234"/>
+          </w:tcPr>
+          <w:p>
+            <w:r>
+              <w:t>-1.2087</w:t>
+            </w:r>
+          </w:p>
+        </w:tc>
+        <w:tc>
+          <w:tcPr>
+            <w:tcW w:type="dxa" w:w="1234"/>
+          </w:tcPr>
+          <w:p>
+            <w:r>
+              <w:t>nan</w:t>
+            </w:r>
+          </w:p>
+        </w:tc>
+      </w:tr>
+    </w:tbl>
+    <w:p>
+      <w:r>
+        <w:rPr>
+          <w:b/>
+        </w:rPr>
+        <w:t>Table A4. Falsification results (full).</w:t>
+      </w:r>
+    </w:p>
+    <w:tbl>
+      <w:tblPr>
+        <w:tblStyle w:val="TableGrid"/>
+        <w:tblW w:type="auto" w:w="0"/>
+        <w:tblLook w:firstColumn="1" w:firstRow="1" w:lastColumn="0" w:lastRow="0" w:noHBand="0" w:noVBand="1" w:val="04A0"/>
+      </w:tblPr>
+      <w:tblGrid>
+        <w:gridCol w:w="960"/>
+        <w:gridCol w:w="960"/>
+        <w:gridCol w:w="960"/>
+        <w:gridCol w:w="960"/>
+        <w:gridCol w:w="960"/>
+        <w:gridCol w:w="960"/>
+        <w:gridCol w:w="960"/>
+        <w:gridCol w:w="960"/>
+        <w:gridCol w:w="960"/>
+      </w:tblGrid>
+      <w:tr>
+        <w:tc>
+          <w:tcPr>
+            <w:tcW w:type="dxa" w:w="960"/>
+          </w:tcPr>
+          <w:p>
+            <w:r>
+              <w:t>test</w:t>
+            </w:r>
+          </w:p>
+        </w:tc>
+        <w:tc>
+          <w:tcPr>
+            <w:tcW w:type="dxa" w:w="960"/>
+          </w:tcPr>
+          <w:p>
+            <w:r>
+              <w:t>term</w:t>
+            </w:r>
+          </w:p>
+        </w:tc>
+        <w:tc>
+          <w:tcPr>
+            <w:tcW w:type="dxa" w:w="960"/>
+          </w:tcPr>
+          <w:p>
+            <w:r>
+              <w:t>beta</w:t>
+            </w:r>
+          </w:p>
+        </w:tc>
+        <w:tc>
+          <w:tcPr>
+            <w:tcW w:type="dxa" w:w="960"/>
+          </w:tcPr>
+          <w:p>
+            <w:r>
+              <w:t>p</w:t>
+            </w:r>
+          </w:p>
+        </w:tc>
+        <w:tc>
+          <w:tcPr>
+            <w:tcW w:type="dxa" w:w="960"/>
+          </w:tcPr>
+          <w:p>
+            <w:r>
+              <w:t>n</w:t>
+            </w:r>
+          </w:p>
+        </w:tc>
+        <w:tc>
+          <w:tcPr>
+            <w:tcW w:type="dxa" w:w="960"/>
+          </w:tcPr>
+          <w:p>
+            <w:r>
+              <w:t>real_beta</w:t>
+            </w:r>
+          </w:p>
+        </w:tc>
+        <w:tc>
+          <w:tcPr>
+            <w:tcW w:type="dxa" w:w="960"/>
+          </w:tcPr>
+          <w:p>
+            <w:r>
+              <w:t>placebo_mean</w:t>
+            </w:r>
+          </w:p>
+        </w:tc>
+        <w:tc>
+          <w:tcPr>
+            <w:tcW w:type="dxa" w:w="960"/>
+          </w:tcPr>
+          <w:p>
+            <w:r>
+              <w:t>placebo_sd</w:t>
+            </w:r>
+          </w:p>
+        </w:tc>
+        <w:tc>
+          <w:tcPr>
+            <w:tcW w:type="dxa" w:w="960"/>
+          </w:tcPr>
+          <w:p>
+            <w:r>
+              <w:t>pct_gt_real</w:t>
+            </w:r>
+          </w:p>
+        </w:tc>
+      </w:tr>
+      <w:tr>
+        <w:tc>
+          <w:tcPr>
+            <w:tcW w:type="dxa" w:w="960"/>
+          </w:tcPr>
+          <w:p>
+            <w:r>
+              <w:t>lead_placebo</w:t>
+            </w:r>
+          </w:p>
+        </w:tc>
+        <w:tc>
+          <w:tcPr>
+            <w:tcW w:type="dxa" w:w="960"/>
+          </w:tcPr>
+          <w:p>
+            <w:r>
+              <w:t>share_aidtype_technical_cooperation_lead</w:t>
+            </w:r>
+          </w:p>
+        </w:tc>
+        <w:tc>
+          <w:tcPr>
+            <w:tcW w:type="dxa" w:w="960"/>
+          </w:tcPr>
+          <w:p>
+            <w:r>
+              <w:t>-0.2296</w:t>
+            </w:r>
+          </w:p>
+        </w:tc>
+        <w:tc>
+          <w:tcPr>
+            <w:tcW w:type="dxa" w:w="960"/>
+          </w:tcPr>
+          <w:p>
+            <w:r>
+              <w:t>0.1661</w:t>
+            </w:r>
+          </w:p>
+        </w:tc>
+        <w:tc>
+          <w:tcPr>
+            <w:tcW w:type="dxa" w:w="960"/>
+          </w:tcPr>
+          <w:p>
+            <w:r>
+              <w:t>3542</w:t>
+            </w:r>
+          </w:p>
+        </w:tc>
+        <w:tc>
+          <w:tcPr>
+            <w:tcW w:type="dxa" w:w="960"/>
+          </w:tcPr>
+          <w:p>
+            <w:r>
+              <w:t>nan</w:t>
+            </w:r>
+          </w:p>
+        </w:tc>
+        <w:tc>
+          <w:tcPr>
+            <w:tcW w:type="dxa" w:w="960"/>
+          </w:tcPr>
+          <w:p>
+            <w:r>
+              <w:t>nan</w:t>
+            </w:r>
+          </w:p>
+        </w:tc>
+        <w:tc>
+          <w:tcPr>
+            <w:tcW w:type="dxa" w:w="960"/>
+          </w:tcPr>
+          <w:p>
+            <w:r>
+              <w:t>nan</w:t>
+            </w:r>
+          </w:p>
+        </w:tc>
+        <w:tc>
+          <w:tcPr>
+            <w:tcW w:type="dxa" w:w="960"/>
+          </w:tcPr>
+          <w:p>
+            <w:r>
+              <w:t>nan</w:t>
+            </w:r>
+          </w:p>
+        </w:tc>
+      </w:tr>
+      <w:tr>
+        <w:tc>
+          <w:tcPr>
+            <w:tcW w:type="dxa" w:w="960"/>
+          </w:tcPr>
+          <w:p>
+            <w:r>
+              <w:t>pseudo_outcome_urban</w:t>
+            </w:r>
+          </w:p>
+        </w:tc>
+        <w:tc>
+          <w:tcPr>
+            <w:tcW w:type="dxa" w:w="960"/>
+          </w:tcPr>
+          <w:p>
+            <w:r>
+              <w:t>share_aidtype_technical_cooperation</w:t>
+            </w:r>
+          </w:p>
+        </w:tc>
+        <w:tc>
+          <w:tcPr>
+            <w:tcW w:type="dxa" w:w="960"/>
+          </w:tcPr>
+          <w:p>
+            <w:r>
+              <w:t>-2.2315</w:t>
+            </w:r>
+          </w:p>
+        </w:tc>
+        <w:tc>
+          <w:tcPr>
+            <w:tcW w:type="dxa" w:w="960"/>
+          </w:tcPr>
+          <w:p>
+            <w:r>
+              <w:t>0.1578</w:t>
+            </w:r>
+          </w:p>
+        </w:tc>
+        <w:tc>
+          <w:tcPr>
+            <w:tcW w:type="dxa" w:w="960"/>
+          </w:tcPr>
+          <w:p>
+            <w:r>
+              <w:t>3608</w:t>
+            </w:r>
+          </w:p>
+        </w:tc>
+        <w:tc>
+          <w:tcPr>
+            <w:tcW w:type="dxa" w:w="960"/>
+          </w:tcPr>
+          <w:p>
+            <w:r>
+              <w:t>nan</w:t>
+            </w:r>
+          </w:p>
+        </w:tc>
+        <w:tc>
+          <w:tcPr>
+            <w:tcW w:type="dxa" w:w="960"/>
+          </w:tcPr>
+          <w:p>
+            <w:r>
+              <w:t>nan</w:t>
+            </w:r>
+          </w:p>
+        </w:tc>
+        <w:tc>
+          <w:tcPr>
+            <w:tcW w:type="dxa" w:w="960"/>
+          </w:tcPr>
+          <w:p>
+            <w:r>
+              <w:t>nan</w:t>
+            </w:r>
+          </w:p>
+        </w:tc>
+        <w:tc>
+          <w:tcPr>
+            <w:tcW w:type="dxa" w:w="960"/>
+          </w:tcPr>
+          <w:p>
+            <w:r>
+              <w:t>nan</w:t>
+            </w:r>
+          </w:p>
+        </w:tc>
+      </w:tr>
+      <w:tr>
+        <w:tc>
+          <w:tcPr>
+            <w:tcW w:type="dxa" w:w="960"/>
+          </w:tcPr>
+          <w:p>
+            <w:r>
+              <w:t>pseudo_outcome_urban</w:t>
+            </w:r>
+          </w:p>
+        </w:tc>
+        <w:tc>
+          <w:tcPr>
+            <w:tcW w:type="dxa" w:w="960"/>
+          </w:tcPr>
+          <w:p>
+            <w:r>
+              <w:t>share_aidtype_budget_support</w:t>
+            </w:r>
+          </w:p>
+        </w:tc>
+        <w:tc>
+          <w:tcPr>
+            <w:tcW w:type="dxa" w:w="960"/>
+          </w:tcPr>
+          <w:p>
+            <w:r>
+              <w:t>-0.4037</w:t>
+            </w:r>
+          </w:p>
+        </w:tc>
+        <w:tc>
+          <w:tcPr>
+            <w:tcW w:type="dxa" w:w="960"/>
+          </w:tcPr>
+          <w:p>
+            <w:r>
+              <w:t>0.3114</w:t>
+            </w:r>
+          </w:p>
+        </w:tc>
+        <w:tc>
+          <w:tcPr>
+            <w:tcW w:type="dxa" w:w="960"/>
+          </w:tcPr>
+          <w:p>
+            <w:r>
+              <w:t>3608</w:t>
+            </w:r>
+          </w:p>
+        </w:tc>
+        <w:tc>
+          <w:tcPr>
+            <w:tcW w:type="dxa" w:w="960"/>
+          </w:tcPr>
+          <w:p>
+            <w:r>
+              <w:t>nan</w:t>
+            </w:r>
+          </w:p>
+        </w:tc>
+        <w:tc>
+          <w:tcPr>
+            <w:tcW w:type="dxa" w:w="960"/>
+          </w:tcPr>
+          <w:p>
+            <w:r>
+              <w:t>nan</w:t>
+            </w:r>
+          </w:p>
+        </w:tc>
+        <w:tc>
+          <w:tcPr>
+            <w:tcW w:type="dxa" w:w="960"/>
+          </w:tcPr>
+          <w:p>
+            <w:r>
+              <w:t>nan</w:t>
+            </w:r>
+          </w:p>
+        </w:tc>
+        <w:tc>
+          <w:tcPr>
+            <w:tcW w:type="dxa" w:w="960"/>
+          </w:tcPr>
+          <w:p>
+            <w:r>
+              <w:t>nan</w:t>
+            </w:r>
+          </w:p>
+        </w:tc>
+      </w:tr>
+      <w:tr>
+        <w:tc>
+          <w:tcPr>
+            <w:tcW w:type="dxa" w:w="960"/>
+          </w:tcPr>
+          <w:p>
+            <w:r>
+              <w:t>pseudo_outcome_urban</w:t>
+            </w:r>
+          </w:p>
+        </w:tc>
+        <w:tc>
+          <w:tcPr>
+            <w:tcW w:type="dxa" w:w="960"/>
+          </w:tcPr>
+          <w:p>
+            <w:r>
+              <w:t>share_aidtype_project</w:t>
+            </w:r>
+          </w:p>
+        </w:tc>
+        <w:tc>
+          <w:tcPr>
+            <w:tcW w:type="dxa" w:w="960"/>
+          </w:tcPr>
+          <w:p>
+            <w:r>
+              <w:t>-0.2566</w:t>
+            </w:r>
+          </w:p>
+        </w:tc>
+        <w:tc>
+          <w:tcPr>
+            <w:tcW w:type="dxa" w:w="960"/>
+          </w:tcPr>
+          <w:p>
+            <w:r>
+              <w:t>0.5331</w:t>
+            </w:r>
+          </w:p>
+        </w:tc>
+        <w:tc>
+          <w:tcPr>
+            <w:tcW w:type="dxa" w:w="960"/>
+          </w:tcPr>
+          <w:p>
+            <w:r>
+              <w:t>3608</w:t>
+            </w:r>
+          </w:p>
+        </w:tc>
+        <w:tc>
+          <w:tcPr>
+            <w:tcW w:type="dxa" w:w="960"/>
+          </w:tcPr>
+          <w:p>
+            <w:r>
+              <w:t>nan</w:t>
+            </w:r>
+          </w:p>
+        </w:tc>
+        <w:tc>
+          <w:tcPr>
+            <w:tcW w:type="dxa" w:w="960"/>
+          </w:tcPr>
+          <w:p>
+            <w:r>
+              <w:t>nan</w:t>
+            </w:r>
+          </w:p>
+        </w:tc>
+        <w:tc>
+          <w:tcPr>
+            <w:tcW w:type="dxa" w:w="960"/>
+          </w:tcPr>
+          <w:p>
+            <w:r>
+              <w:t>nan</w:t>
+            </w:r>
+          </w:p>
+        </w:tc>
+        <w:tc>
+          <w:tcPr>
+            <w:tcW w:type="dxa" w:w="960"/>
+          </w:tcPr>
+          <w:p>
+            <w:r>
+              <w:t>nan</w:t>
+            </w:r>
+          </w:p>
+        </w:tc>
+      </w:tr>
+      <w:tr>
+        <w:tc>
+          <w:tcPr>
+            <w:tcW w:type="dxa" w:w="960"/>
+          </w:tcPr>
+          <w:p>
+            <w:r>
+              <w:t>pseudo_outcome_urban</w:t>
+            </w:r>
+          </w:p>
+        </w:tc>
+        <w:tc>
+          <w:tcPr>
+            <w:tcW w:type="dxa" w:w="960"/>
+          </w:tcPr>
+          <w:p>
+            <w:r>
+              <w:t>share_aidtype_pooled_earmarked</w:t>
+            </w:r>
+          </w:p>
+        </w:tc>
+        <w:tc>
+          <w:tcPr>
+            <w:tcW w:type="dxa" w:w="960"/>
+          </w:tcPr>
+          <w:p>
+            <w:r>
+              <w:t>0.2216</w:t>
+            </w:r>
+          </w:p>
+        </w:tc>
+        <w:tc>
+          <w:tcPr>
+            <w:tcW w:type="dxa" w:w="960"/>
+          </w:tcPr>
+          <w:p>
+            <w:r>
+              <w:t>0.8646</w:t>
+            </w:r>
+          </w:p>
+        </w:tc>
+        <w:tc>
+          <w:tcPr>
+            <w:tcW w:type="dxa" w:w="960"/>
+          </w:tcPr>
+          <w:p>
+            <w:r>
+              <w:t>3608</w:t>
+            </w:r>
+          </w:p>
+        </w:tc>
+        <w:tc>
+          <w:tcPr>
+            <w:tcW w:type="dxa" w:w="960"/>
+          </w:tcPr>
+          <w:p>
+            <w:r>
+              <w:t>nan</w:t>
+            </w:r>
+          </w:p>
+        </w:tc>
+        <w:tc>
+          <w:tcPr>
+            <w:tcW w:type="dxa" w:w="960"/>
+          </w:tcPr>
+          <w:p>
+            <w:r>
+              <w:t>nan</w:t>
+            </w:r>
+          </w:p>
+        </w:tc>
+        <w:tc>
+          <w:tcPr>
+            <w:tcW w:type="dxa" w:w="960"/>
+          </w:tcPr>
+          <w:p>
+            <w:r>
+              <w:t>nan</w:t>
+            </w:r>
+          </w:p>
+        </w:tc>
+        <w:tc>
+          <w:tcPr>
+            <w:tcW w:type="dxa" w:w="960"/>
+          </w:tcPr>
+          <w:p>
+            <w:r>
+              <w:t>nan</w:t>
+            </w:r>
+          </w:p>
+        </w:tc>
+      </w:tr>
+      <w:tr>
+        <w:tc>
+          <w:tcPr>
+            <w:tcW w:type="dxa" w:w="960"/>
+          </w:tcPr>
+          <w:p>
+            <w:r>
+              <w:t>pseudo_outcome_urban</w:t>
+            </w:r>
+          </w:p>
+        </w:tc>
+        <w:tc>
+          <w:tcPr>
+            <w:tcW w:type="dxa" w:w="960"/>
+          </w:tcPr>
+          <w:p>
+            <w:r>
+              <w:t>share_aidtype_ngo_core</w:t>
+            </w:r>
+          </w:p>
+        </w:tc>
+        <w:tc>
+          <w:tcPr>
+            <w:tcW w:type="dxa" w:w="960"/>
+          </w:tcPr>
+          <w:p>
+            <w:r>
+              <w:t>-0.5538</w:t>
+            </w:r>
+          </w:p>
+        </w:tc>
+        <w:tc>
+          <w:tcPr>
+            <w:tcW w:type="dxa" w:w="960"/>
+          </w:tcPr>
+          <w:p>
+            <w:r>
+              <w:t>0.9115</w:t>
+            </w:r>
+          </w:p>
+        </w:tc>
+        <w:tc>
+          <w:tcPr>
+            <w:tcW w:type="dxa" w:w="960"/>
+          </w:tcPr>
+          <w:p>
+            <w:r>
+              <w:t>3608</w:t>
+            </w:r>
+          </w:p>
+        </w:tc>
+        <w:tc>
+          <w:tcPr>
+            <w:tcW w:type="dxa" w:w="960"/>
+          </w:tcPr>
+          <w:p>
+            <w:r>
+              <w:t>nan</w:t>
+            </w:r>
+          </w:p>
+        </w:tc>
+        <w:tc>
+          <w:tcPr>
+            <w:tcW w:type="dxa" w:w="960"/>
+          </w:tcPr>
+          <w:p>
+            <w:r>
+              <w:t>nan</w:t>
+            </w:r>
+          </w:p>
+        </w:tc>
+        <w:tc>
+          <w:tcPr>
+            <w:tcW w:type="dxa" w:w="960"/>
+          </w:tcPr>
+          <w:p>
+            <w:r>
+              <w:t>nan</w:t>
+            </w:r>
+          </w:p>
+        </w:tc>
+        <w:tc>
+          <w:tcPr>
+            <w:tcW w:type="dxa" w:w="960"/>
+          </w:tcPr>
+          <w:p>
+            <w:r>
+              <w:t>nan</w:t>
+            </w:r>
+          </w:p>
+        </w:tc>
+      </w:tr>
+      <w:tr>
+        <w:tc>
+          <w:tcPr>
+            <w:tcW w:type="dxa" w:w="960"/>
+          </w:tcPr>
+          <w:p>
+            <w:r>
+              <w:t>pseudo_outcome_urban</w:t>
+            </w:r>
+          </w:p>
+        </w:tc>
+        <w:tc>
+          <w:tcPr>
+            <w:tcW w:type="dxa" w:w="960"/>
+          </w:tcPr>
+          <w:p>
+            <w:r>
+              <w:t>share_aidtype_scholarships_students</w:t>
+            </w:r>
+          </w:p>
+        </w:tc>
+        <w:tc>
+          <w:tcPr>
+            <w:tcW w:type="dxa" w:w="960"/>
+          </w:tcPr>
+          <w:p>
+            <w:r>
+              <w:t>0.6895</w:t>
+            </w:r>
+          </w:p>
+        </w:tc>
+        <w:tc>
+          <w:tcPr>
+            <w:tcW w:type="dxa" w:w="960"/>
+          </w:tcPr>
+          <w:p>
+            <w:r>
+              <w:t>0.6765</w:t>
+            </w:r>
+          </w:p>
+        </w:tc>
+        <w:tc>
+          <w:tcPr>
+            <w:tcW w:type="dxa" w:w="960"/>
+          </w:tcPr>
+          <w:p>
+            <w:r>
+              <w:t>3608</w:t>
+            </w:r>
+          </w:p>
+        </w:tc>
+        <w:tc>
+          <w:tcPr>
+            <w:tcW w:type="dxa" w:w="960"/>
+          </w:tcPr>
+          <w:p>
+            <w:r>
+              <w:t>nan</w:t>
+            </w:r>
+          </w:p>
+        </w:tc>
+        <w:tc>
+          <w:tcPr>
+            <w:tcW w:type="dxa" w:w="960"/>
+          </w:tcPr>
+          <w:p>
+            <w:r>
+              <w:t>nan</w:t>
+            </w:r>
+          </w:p>
+        </w:tc>
+        <w:tc>
+          <w:tcPr>
+            <w:tcW w:type="dxa" w:w="960"/>
+          </w:tcPr>
+          <w:p>
+            <w:r>
+              <w:t>nan</w:t>
+            </w:r>
+          </w:p>
+        </w:tc>
+        <w:tc>
+          <w:tcPr>
+            <w:tcW w:type="dxa" w:w="960"/>
+          </w:tcPr>
+          <w:p>
+            <w:r>
+              <w:t>nan</w:t>
+            </w:r>
+          </w:p>
+        </w:tc>
+      </w:tr>
+      <w:tr>
+        <w:tc>
+          <w:tcPr>
+            <w:tcW w:type="dxa" w:w="960"/>
+          </w:tcPr>
+          <w:p>
+            <w:r>
+              <w:t>pseudo_outcome_urban</w:t>
+            </w:r>
+          </w:p>
+        </w:tc>
+        <w:tc>
+          <w:tcPr>
+            <w:tcW w:type="dxa" w:w="960"/>
+          </w:tcPr>
+          <w:p>
+            <w:r>
+              <w:t>share_aidtype_admin_refugee_awareness</w:t>
+            </w:r>
+          </w:p>
+        </w:tc>
+        <w:tc>
+          <w:tcPr>
+            <w:tcW w:type="dxa" w:w="960"/>
+          </w:tcPr>
+          <w:p>
+            <w:r>
+              <w:t>-1.0702</w:t>
+            </w:r>
+          </w:p>
+        </w:tc>
+        <w:tc>
+          <w:tcPr>
+            <w:tcW w:type="dxa" w:w="960"/>
+          </w:tcPr>
+          <w:p>
+            <w:r>
+              <w:t>0.5837</w:t>
+            </w:r>
+          </w:p>
+        </w:tc>
+        <w:tc>
+          <w:tcPr>
+            <w:tcW w:type="dxa" w:w="960"/>
+          </w:tcPr>
+          <w:p>
+            <w:r>
+              <w:t>3608</w:t>
+            </w:r>
+          </w:p>
+        </w:tc>
+        <w:tc>
+          <w:tcPr>
+            <w:tcW w:type="dxa" w:w="960"/>
+          </w:tcPr>
+          <w:p>
+            <w:r>
+              <w:t>nan</w:t>
+            </w:r>
+          </w:p>
+        </w:tc>
+        <w:tc>
+          <w:tcPr>
+            <w:tcW w:type="dxa" w:w="960"/>
+          </w:tcPr>
+          <w:p>
+            <w:r>
+              <w:t>nan</w:t>
+            </w:r>
+          </w:p>
+        </w:tc>
+        <w:tc>
+          <w:tcPr>
+            <w:tcW w:type="dxa" w:w="960"/>
+          </w:tcPr>
+          <w:p>
+            <w:r>
+              <w:t>nan</w:t>
+            </w:r>
+          </w:p>
+        </w:tc>
+        <w:tc>
+          <w:tcPr>
+            <w:tcW w:type="dxa" w:w="960"/>
+          </w:tcPr>
+          <w:p>
+            <w:r>
+              <w:t>nan</w:t>
+            </w:r>
+          </w:p>
+        </w:tc>
+      </w:tr>
+      <w:tr>
+        <w:tc>
+          <w:tcPr>
+            <w:tcW w:type="dxa" w:w="960"/>
+          </w:tcPr>
+          <w:p>
+            <w:r>
+              <w:t>shuffle_placebo</w:t>
+            </w:r>
+          </w:p>
+        </w:tc>
+        <w:tc>
+          <w:tcPr>
+            <w:tcW w:type="dxa" w:w="960"/>
+          </w:tcPr>
+          <w:p>
+            <w:r>
+              <w:t>share_aidtype_technical_cooperation</w:t>
+            </w:r>
+          </w:p>
+        </w:tc>
+        <w:tc>
+          <w:tcPr>
+            <w:tcW w:type="dxa" w:w="960"/>
+          </w:tcPr>
+          <w:p>
+            <w:r>
+              <w:t>nan</w:t>
+            </w:r>
+          </w:p>
+        </w:tc>
+        <w:tc>
+          <w:tcPr>
+            <w:tcW w:type="dxa" w:w="960"/>
+          </w:tcPr>
+          <w:p>
+            <w:r>
+              <w:t>nan</w:t>
+            </w:r>
+          </w:p>
+        </w:tc>
+        <w:tc>
+          <w:tcPr>
+            <w:tcW w:type="dxa" w:w="960"/>
+          </w:tcPr>
+          <w:p>
+            <w:r>
+              <w:t>200</w:t>
+            </w:r>
+          </w:p>
+        </w:tc>
+        <w:tc>
+          <w:tcPr>
+            <w:tcW w:type="dxa" w:w="960"/>
+          </w:tcPr>
+          <w:p>
+            <w:r>
+              <w:t>-0.2031</w:t>
+            </w:r>
+          </w:p>
+        </w:tc>
+        <w:tc>
+          <w:tcPr>
+            <w:tcW w:type="dxa" w:w="960"/>
+          </w:tcPr>
+          <w:p>
+            <w:r>
+              <w:t>-0.0026</w:t>
+            </w:r>
+          </w:p>
+        </w:tc>
+        <w:tc>
+          <w:tcPr>
+            <w:tcW w:type="dxa" w:w="960"/>
+          </w:tcPr>
+          <w:p>
+            <w:r>
+              <w:t>0.0828</w:t>
+            </w:r>
+          </w:p>
+        </w:tc>
+        <w:tc>
+          <w:tcPr>
+            <w:tcW w:type="dxa" w:w="960"/>
+          </w:tcPr>
+          <w:p>
+            <w:r>
+              <w:t>0.02</w:t>
+            </w:r>
+          </w:p>
+        </w:tc>
+      </w:tr>
+    </w:tbl>
+    <w:p>
+      <w:pPr>
+        <w:pStyle w:val="Heading1"/>
+      </w:pPr>
+      <w:r>
         <w:t>Figures</w:t>
       </w:r>
     </w:p>
@@ -2687,7 +10764,95 @@
     </w:p>
     <w:p>
       <w:r>
-        <w:t>Figure 3. Technical-cooperation-share coefficients on primary outcomes by outcome window (compositional contrast vs the omitted aid-type composition; 95% CI). Secondary outcomes in Figure S2.</w:t>
+        <w:t>Figure 3. Technical-cooperation-share coefficients on primary outcomes by outcome window (compositional contrast vs the omitted aid-type composition; 95% CI). Secondary outcomes in Figure A2.</w:t>
+      </w:r>
+    </w:p>
+    <w:p>
+      <w:pPr>
+        <w:jc w:val="center"/>
+      </w:pPr>
+      <w:r>
+        <w:drawing>
+          <wp:inline xmlns:a="http://schemas.openxmlformats.org/drawingml/2006/main" xmlns:pic="http://schemas.openxmlformats.org/drawingml/2006/picture">
+            <wp:extent cx="5486400" cy="3657600"/>
+            <wp:docPr id="4" name="Picture 4"/>
+            <wp:cNvGraphicFramePr>
+              <a:graphicFrameLocks noChangeAspect="1"/>
+            </wp:cNvGraphicFramePr>
+            <a:graphic>
+              <a:graphicData uri="http://schemas.openxmlformats.org/drawingml/2006/picture">
+                <pic:pic>
+                  <pic:nvPicPr>
+                    <pic:cNvPr id="0" name="fig_oda_gdp_hist.png"/>
+                    <pic:cNvPicPr/>
+                  </pic:nvPicPr>
+                  <pic:blipFill>
+                    <a:blip r:embed="rId12"/>
+                    <a:stretch>
+                      <a:fillRect/>
+                    </a:stretch>
+                  </pic:blipFill>
+                  <pic:spPr>
+                    <a:xfrm>
+                      <a:off x="0" y="0"/>
+                      <a:ext cx="5486400" cy="3657600"/>
+                    </a:xfrm>
+                    <a:prstGeom prst="rect"/>
+                  </pic:spPr>
+                </pic:pic>
+              </a:graphicData>
+            </a:graphic>
+          </wp:inline>
+        </w:drawing>
+      </w:r>
+    </w:p>
+    <w:p>
+      <w:r>
+        <w:t>Figure A1. Distribution of ODA disbursements as a share of recipient GDP (%).</w:t>
+      </w:r>
+    </w:p>
+    <w:p>
+      <w:pPr>
+        <w:jc w:val="center"/>
+      </w:pPr>
+      <w:r>
+        <w:drawing>
+          <wp:inline xmlns:a="http://schemas.openxmlformats.org/drawingml/2006/main" xmlns:pic="http://schemas.openxmlformats.org/drawingml/2006/picture">
+            <wp:extent cx="5486400" cy="3185652"/>
+            <wp:docPr id="5" name="Picture 5"/>
+            <wp:cNvGraphicFramePr>
+              <a:graphicFrameLocks noChangeAspect="1"/>
+            </wp:cNvGraphicFramePr>
+            <a:graphic>
+              <a:graphicData uri="http://schemas.openxmlformats.org/drawingml/2006/picture">
+                <pic:pic>
+                  <pic:nvPicPr>
+                    <pic:cNvPr id="0" name="fig_coef_tc_windows_secondary.png"/>
+                    <pic:cNvPicPr/>
+                  </pic:nvPicPr>
+                  <pic:blipFill>
+                    <a:blip r:embed="rId13"/>
+                    <a:stretch>
+                      <a:fillRect/>
+                    </a:stretch>
+                  </pic:blipFill>
+                  <pic:spPr>
+                    <a:xfrm>
+                      <a:off x="0" y="0"/>
+                      <a:ext cx="5486400" cy="3185652"/>
+                    </a:xfrm>
+                    <a:prstGeom prst="rect"/>
+                  </pic:spPr>
+                </pic:pic>
+              </a:graphicData>
+            </a:graphic>
+          </wp:inline>
+        </w:drawing>
+      </w:r>
+    </w:p>
+    <w:p>
+      <w:r>
+        <w:t>Figure A2. TC-share coefficients on secondary outcomes (tax/GDP, electricity access), by outcome window; 95% CI.</w:t>
       </w:r>
     </w:p>
     <w:sectPr>
